--- a/Microbiology Exam 1/micro-exam-1-cram-sheet.docx
+++ b/Microbiology Exam 1/micro-exam-1-cram-sheet.docx
@@ -19045,6 +19045,5816 @@
                 <w:sz w:val="18"/>
               </w:rPr>
               <w:t>. Innate is the PREREQUISITE, not the backup.</w:t>
+            </w:r>
+          </w:p>
+        </w:tc>
+      </w:tr>
+    </w:tbl>
+    <w:p>
+      <w:pPr>
+        <w:spacing w:after="80"/>
+      </w:pPr>
+    </w:p>
+    <w:p>
+      <w:pPr>
+        <w:pStyle w:val="Heading1"/>
+        <w:spacing w:before="280" w:after="100"/>
+      </w:pPr>
+      <w:r>
+        <w:rPr>
+          <w:rFonts w:ascii="Georgia" w:hAnsi="Georgia"/>
+          <w:color w:val="17494B"/>
+        </w:rPr>
+        <w:t>L6 · The Four Kinds of Acquired Immunity</w:t>
+      </w:r>
+    </w:p>
+    <w:tbl>
+      <w:tblPr>
+        <w:tblStyle w:val="TableGrid"/>
+        <w:tblW w:type="auto" w:w="0"/>
+        <w:jc w:val="center"/>
+        <w:tblLook w:firstColumn="1" w:firstRow="1" w:lastColumn="0" w:lastRow="0" w:noHBand="0" w:noVBand="1" w:val="04A0"/>
+        <w:tblBorders>
+          <w:top w:val="single" w:sz="4" w:space="0" w:color="D8D2D4"/>
+          <w:left w:val="single" w:sz="4" w:space="0" w:color="D8D2D4"/>
+          <w:bottom w:val="single" w:sz="4" w:space="0" w:color="D8D2D4"/>
+          <w:right w:val="single" w:sz="4" w:space="0" w:color="D8D2D4"/>
+          <w:insideH w:val="single" w:sz="4" w:space="0" w:color="D8D2D4"/>
+          <w:insideV w:val="single" w:sz="4" w:space="0" w:color="D8D2D4"/>
+        </w:tblBorders>
+      </w:tblPr>
+      <w:tblGrid>
+        <w:gridCol w:w="5112"/>
+        <w:gridCol w:w="5112"/>
+      </w:tblGrid>
+      <w:tr>
+        <w:tc>
+          <w:tcPr>
+            <w:tcW w:type="dxa" w:w="5112"/>
+            <w:shd w:val="clear" w:color="auto" w:fill="17494B"/>
+          </w:tcPr>
+          <w:p>
+            <w:pPr>
+              <w:spacing w:after="40"/>
+            </w:pPr>
+            <w:r>
+              <w:rPr>
+                <w:b/>
+                <w:color w:val="FFFFFF"/>
+                <w:sz w:val="18"/>
+              </w:rPr>
+            </w:r>
+            <w:r>
+              <w:rPr>
+                <w:b/>
+                <w:i w:val="0"/>
+                <w:color w:val="FFFFFF"/>
+                <w:sz w:val="18"/>
+              </w:rPr>
+              <w:t>Term</w:t>
+            </w:r>
+          </w:p>
+        </w:tc>
+        <w:tc>
+          <w:tcPr>
+            <w:tcW w:type="dxa" w:w="5112"/>
+            <w:shd w:val="clear" w:color="auto" w:fill="17494B"/>
+          </w:tcPr>
+          <w:p>
+            <w:pPr>
+              <w:spacing w:after="40"/>
+            </w:pPr>
+            <w:r>
+              <w:rPr>
+                <w:b/>
+                <w:color w:val="FFFFFF"/>
+                <w:sz w:val="18"/>
+              </w:rPr>
+            </w:r>
+            <w:r>
+              <w:rPr>
+                <w:b/>
+                <w:i w:val="0"/>
+                <w:color w:val="FFFFFF"/>
+                <w:sz w:val="18"/>
+              </w:rPr>
+              <w:t>What you need to know</w:t>
+            </w:r>
+          </w:p>
+        </w:tc>
+      </w:tr>
+      <w:tr>
+        <w:tc>
+          <w:tcPr>
+            <w:tcW w:type="dxa" w:w="5112"/>
+            <w:shd w:val="clear" w:color="auto" w:fill="F1EEEF"/>
+          </w:tcPr>
+          <w:p>
+            <w:pPr>
+              <w:spacing w:after="40"/>
+            </w:pPr>
+            <w:r>
+              <w:rPr>
+                <w:b/>
+                <w:sz w:val="18"/>
+              </w:rPr>
+            </w:r>
+            <w:r>
+              <w:rPr>
+                <w:b/>
+                <w:i w:val="0"/>
+                <w:sz w:val="18"/>
+              </w:rPr>
+              <w:t>THE TWO AXES</w:t>
+            </w:r>
+          </w:p>
+        </w:tc>
+        <w:tc>
+          <w:tcPr>
+            <w:tcW w:type="dxa" w:w="5112"/>
+          </w:tcPr>
+          <w:p>
+            <w:pPr>
+              <w:spacing w:after="40"/>
+            </w:pPr>
+            <w:r>
+              <w:rPr>
+                <w:sz w:val="18"/>
+              </w:rPr>
+            </w:r>
+            <w:r>
+              <w:rPr>
+                <w:b w:val="0"/>
+                <w:i w:val="0"/>
+                <w:sz w:val="18"/>
+              </w:rPr>
+              <w:t>ACTIVE (you make it) vs PASSIVE (you receive it) × NATURAL vs ARTIFICIAL. Four boxes — place the scenario.</w:t>
+            </w:r>
+          </w:p>
+        </w:tc>
+      </w:tr>
+      <w:tr>
+        <w:tc>
+          <w:tcPr>
+            <w:tcW w:type="dxa" w:w="5112"/>
+            <w:shd w:val="clear" w:color="auto" w:fill="F1EEEF"/>
+          </w:tcPr>
+          <w:p>
+            <w:pPr>
+              <w:spacing w:after="40"/>
+            </w:pPr>
+            <w:r>
+              <w:rPr>
+                <w:b/>
+                <w:sz w:val="18"/>
+              </w:rPr>
+            </w:r>
+            <w:r>
+              <w:rPr>
+                <w:b/>
+                <w:i w:val="0"/>
+                <w:sz w:val="18"/>
+              </w:rPr>
+              <w:t>NATURAL ACTIVE</w:t>
+            </w:r>
+          </w:p>
+        </w:tc>
+        <w:tc>
+          <w:tcPr>
+            <w:tcW w:type="dxa" w:w="5112"/>
+          </w:tcPr>
+          <w:p>
+            <w:pPr>
+              <w:spacing w:after="40"/>
+            </w:pPr>
+            <w:r>
+              <w:rPr>
+                <w:sz w:val="18"/>
+              </w:rPr>
+            </w:r>
+            <w:r>
+              <w:rPr>
+                <w:b w:val="0"/>
+                <w:i w:val="0"/>
+                <w:sz w:val="18"/>
+              </w:rPr>
+              <w:t>Recovery from infection, INCLUDING subclinical or asymptomatic.</w:t>
+            </w:r>
+          </w:p>
+        </w:tc>
+      </w:tr>
+      <w:tr>
+        <w:tc>
+          <w:tcPr>
+            <w:tcW w:type="dxa" w:w="5112"/>
+            <w:shd w:val="clear" w:color="auto" w:fill="F1EEEF"/>
+          </w:tcPr>
+          <w:p>
+            <w:pPr>
+              <w:spacing w:after="40"/>
+            </w:pPr>
+            <w:r>
+              <w:rPr>
+                <w:b/>
+                <w:sz w:val="18"/>
+              </w:rPr>
+            </w:r>
+            <w:r>
+              <w:rPr>
+                <w:b/>
+                <w:i w:val="0"/>
+                <w:sz w:val="18"/>
+              </w:rPr>
+              <w:t>NATURAL PASSIVE</w:t>
+            </w:r>
+          </w:p>
+        </w:tc>
+        <w:tc>
+          <w:tcPr>
+            <w:tcW w:type="dxa" w:w="5112"/>
+          </w:tcPr>
+          <w:p>
+            <w:pPr>
+              <w:spacing w:after="40"/>
+            </w:pPr>
+            <w:r>
+              <w:rPr>
+                <w:sz w:val="18"/>
+              </w:rPr>
+            </w:r>
+            <w:r>
+              <w:rPr>
+                <w:b w:val="0"/>
+                <w:i w:val="0"/>
+                <w:sz w:val="18"/>
+              </w:rPr>
+              <w:t xml:space="preserve">MATERNAL ANTIBODY — placenta, then milk. </w:t>
+            </w:r>
+            <w:r>
+              <w:rPr>
+                <w:b/>
+                <w:i w:val="0"/>
+                <w:sz w:val="18"/>
+              </w:rPr>
+              <w:t>99% is acquired IN UTERO.</w:t>
+            </w:r>
+          </w:p>
+        </w:tc>
+      </w:tr>
+      <w:tr>
+        <w:tc>
+          <w:tcPr>
+            <w:tcW w:type="dxa" w:w="5112"/>
+            <w:shd w:val="clear" w:color="auto" w:fill="F1EEEF"/>
+          </w:tcPr>
+          <w:p>
+            <w:pPr>
+              <w:spacing w:after="40"/>
+            </w:pPr>
+            <w:r>
+              <w:rPr>
+                <w:b/>
+                <w:sz w:val="18"/>
+              </w:rPr>
+            </w:r>
+            <w:r>
+              <w:rPr>
+                <w:b/>
+                <w:i w:val="0"/>
+                <w:sz w:val="18"/>
+              </w:rPr>
+              <w:t>ARTIFICIAL ACTIVE</w:t>
+            </w:r>
+          </w:p>
+        </w:tc>
+        <w:tc>
+          <w:tcPr>
+            <w:tcW w:type="dxa" w:w="5112"/>
+          </w:tcPr>
+          <w:p>
+            <w:pPr>
+              <w:spacing w:after="40"/>
+            </w:pPr>
+            <w:r>
+              <w:rPr>
+                <w:sz w:val="18"/>
+              </w:rPr>
+            </w:r>
+            <w:r>
+              <w:rPr>
+                <w:b w:val="0"/>
+                <w:i w:val="0"/>
+                <w:sz w:val="18"/>
+              </w:rPr>
+              <w:t>VACCINATION. Degree and duration vary by disease.</w:t>
+            </w:r>
+          </w:p>
+        </w:tc>
+      </w:tr>
+      <w:tr>
+        <w:tc>
+          <w:tcPr>
+            <w:tcW w:type="dxa" w:w="5112"/>
+            <w:shd w:val="clear" w:color="auto" w:fill="F1EEEF"/>
+          </w:tcPr>
+          <w:p>
+            <w:pPr>
+              <w:spacing w:after="40"/>
+            </w:pPr>
+            <w:r>
+              <w:rPr>
+                <w:b/>
+                <w:sz w:val="18"/>
+              </w:rPr>
+            </w:r>
+            <w:r>
+              <w:rPr>
+                <w:b/>
+                <w:i w:val="0"/>
+                <w:sz w:val="18"/>
+              </w:rPr>
+              <w:t>ARTIFICIAL PASSIVE</w:t>
+            </w:r>
+          </w:p>
+        </w:tc>
+        <w:tc>
+          <w:tcPr>
+            <w:tcW w:type="dxa" w:w="5112"/>
+          </w:tcPr>
+          <w:p>
+            <w:pPr>
+              <w:spacing w:after="40"/>
+            </w:pPr>
+            <w:r>
+              <w:rPr>
+                <w:sz w:val="18"/>
+              </w:rPr>
+            </w:r>
+            <w:r>
+              <w:rPr>
+                <w:b w:val="0"/>
+                <w:i w:val="0"/>
+                <w:sz w:val="18"/>
+              </w:rPr>
+              <w:t>IMMUNOTHERAPY — pooled serum (gamma globulin) or donor antibody. Hepatitis A, rabies, tetanus.</w:t>
+            </w:r>
+          </w:p>
+        </w:tc>
+      </w:tr>
+      <w:tr>
+        <w:tc>
+          <w:tcPr>
+            <w:tcW w:type="dxa" w:w="5112"/>
+            <w:shd w:val="clear" w:color="auto" w:fill="F1EEEF"/>
+          </w:tcPr>
+          <w:p>
+            <w:pPr>
+              <w:spacing w:after="40"/>
+            </w:pPr>
+            <w:r>
+              <w:rPr>
+                <w:b/>
+                <w:sz w:val="18"/>
+              </w:rPr>
+            </w:r>
+            <w:r>
+              <w:rPr>
+                <w:b/>
+                <w:i w:val="0"/>
+                <w:sz w:val="18"/>
+              </w:rPr>
+              <w:t>SPECIES IMMUNITY</w:t>
+            </w:r>
+          </w:p>
+        </w:tc>
+        <w:tc>
+          <w:tcPr>
+            <w:tcW w:type="dxa" w:w="5112"/>
+          </w:tcPr>
+          <w:p>
+            <w:pPr>
+              <w:spacing w:after="40"/>
+            </w:pPr>
+            <w:r>
+              <w:rPr>
+                <w:sz w:val="18"/>
+              </w:rPr>
+            </w:r>
+            <w:r>
+              <w:rPr>
+                <w:b w:val="0"/>
+                <w:i w:val="0"/>
+                <w:sz w:val="18"/>
+              </w:rPr>
+              <w:t>A special type of INNATE immunity — illnesses we cannot get BECAUSE we are human.</w:t>
+            </w:r>
+          </w:p>
+        </w:tc>
+      </w:tr>
+      <w:tr>
+        <w:tc>
+          <w:tcPr>
+            <w:tcW w:type="dxa" w:w="5112"/>
+            <w:shd w:val="clear" w:color="auto" w:fill="F1EEEF"/>
+          </w:tcPr>
+          <w:p>
+            <w:pPr>
+              <w:spacing w:after="40"/>
+            </w:pPr>
+            <w:r>
+              <w:rPr>
+                <w:b/>
+                <w:sz w:val="18"/>
+              </w:rPr>
+            </w:r>
+            <w:r>
+              <w:rPr>
+                <w:b/>
+                <w:i w:val="0"/>
+                <w:sz w:val="18"/>
+              </w:rPr>
+              <w:t>ANTIBODY TITRES</w:t>
+            </w:r>
+          </w:p>
+        </w:tc>
+        <w:tc>
+          <w:tcPr>
+            <w:tcW w:type="dxa" w:w="5112"/>
+          </w:tcPr>
+          <w:p>
+            <w:pPr>
+              <w:spacing w:after="40"/>
+            </w:pPr>
+            <w:r>
+              <w:rPr>
+                <w:sz w:val="18"/>
+              </w:rPr>
+            </w:r>
+            <w:r>
+              <w:rPr>
+                <w:b w:val="0"/>
+                <w:i w:val="0"/>
+                <w:sz w:val="18"/>
+              </w:rPr>
+              <w:t>What tells you whether a vaccine on your record is still effective, or whether you need a booster.</w:t>
+            </w:r>
+          </w:p>
+        </w:tc>
+      </w:tr>
+    </w:tbl>
+    <w:p>
+      <w:pPr>
+        <w:spacing w:after="80"/>
+      </w:pPr>
+    </w:p>
+    <w:p>
+      <w:pPr>
+        <w:pStyle w:val="Heading1"/>
+        <w:spacing w:before="280" w:after="100"/>
+      </w:pPr>
+      <w:r>
+        <w:rPr>
+          <w:rFonts w:ascii="Georgia" w:hAnsi="Georgia"/>
+          <w:color w:val="17494B"/>
+        </w:rPr>
+        <w:t>L6 · Leukocytes &amp; MHC</w:t>
+      </w:r>
+    </w:p>
+    <w:tbl>
+      <w:tblPr>
+        <w:tblStyle w:val="TableGrid"/>
+        <w:tblW w:type="auto" w:w="0"/>
+        <w:jc w:val="center"/>
+        <w:tblLook w:firstColumn="1" w:firstRow="1" w:lastColumn="0" w:lastRow="0" w:noHBand="0" w:noVBand="1" w:val="04A0"/>
+        <w:tblBorders>
+          <w:top w:val="single" w:sz="4" w:space="0" w:color="D8D2D4"/>
+          <w:left w:val="single" w:sz="4" w:space="0" w:color="D8D2D4"/>
+          <w:bottom w:val="single" w:sz="4" w:space="0" w:color="D8D2D4"/>
+          <w:right w:val="single" w:sz="4" w:space="0" w:color="D8D2D4"/>
+          <w:insideH w:val="single" w:sz="4" w:space="0" w:color="D8D2D4"/>
+          <w:insideV w:val="single" w:sz="4" w:space="0" w:color="D8D2D4"/>
+        </w:tblBorders>
+      </w:tblPr>
+      <w:tblGrid>
+        <w:gridCol w:w="5112"/>
+        <w:gridCol w:w="5112"/>
+      </w:tblGrid>
+      <w:tr>
+        <w:tc>
+          <w:tcPr>
+            <w:tcW w:type="dxa" w:w="5112"/>
+            <w:shd w:val="clear" w:color="auto" w:fill="17494B"/>
+          </w:tcPr>
+          <w:p>
+            <w:pPr>
+              <w:spacing w:after="40"/>
+            </w:pPr>
+            <w:r>
+              <w:rPr>
+                <w:b/>
+                <w:color w:val="FFFFFF"/>
+                <w:sz w:val="18"/>
+              </w:rPr>
+            </w:r>
+            <w:r>
+              <w:rPr>
+                <w:b/>
+                <w:i w:val="0"/>
+                <w:color w:val="FFFFFF"/>
+                <w:sz w:val="18"/>
+              </w:rPr>
+              <w:t>Term</w:t>
+            </w:r>
+          </w:p>
+        </w:tc>
+        <w:tc>
+          <w:tcPr>
+            <w:tcW w:type="dxa" w:w="5112"/>
+            <w:shd w:val="clear" w:color="auto" w:fill="17494B"/>
+          </w:tcPr>
+          <w:p>
+            <w:pPr>
+              <w:spacing w:after="40"/>
+            </w:pPr>
+            <w:r>
+              <w:rPr>
+                <w:b/>
+                <w:color w:val="FFFFFF"/>
+                <w:sz w:val="18"/>
+              </w:rPr>
+            </w:r>
+            <w:r>
+              <w:rPr>
+                <w:b/>
+                <w:i w:val="0"/>
+                <w:color w:val="FFFFFF"/>
+                <w:sz w:val="18"/>
+              </w:rPr>
+              <w:t>What you need to know</w:t>
+            </w:r>
+          </w:p>
+        </w:tc>
+      </w:tr>
+      <w:tr>
+        <w:tc>
+          <w:tcPr>
+            <w:tcW w:type="dxa" w:w="5112"/>
+            <w:shd w:val="clear" w:color="auto" w:fill="F1EEEF"/>
+          </w:tcPr>
+          <w:p>
+            <w:pPr>
+              <w:spacing w:after="40"/>
+            </w:pPr>
+            <w:r>
+              <w:rPr>
+                <w:b/>
+                <w:sz w:val="18"/>
+              </w:rPr>
+            </w:r>
+            <w:r>
+              <w:rPr>
+                <w:b/>
+                <w:i w:val="0"/>
+                <w:sz w:val="18"/>
+              </w:rPr>
+              <w:t>★ THE MNEMONIC</w:t>
+            </w:r>
+          </w:p>
+        </w:tc>
+        <w:tc>
+          <w:tcPr>
+            <w:tcW w:type="dxa" w:w="5112"/>
+          </w:tcPr>
+          <w:p>
+            <w:pPr>
+              <w:spacing w:after="40"/>
+            </w:pPr>
+            <w:r>
+              <w:rPr>
+                <w:sz w:val="18"/>
+              </w:rPr>
+            </w:r>
+            <w:r>
+              <w:rPr>
+                <w:b w:val="0"/>
+                <w:i w:val="0"/>
+                <w:sz w:val="18"/>
+              </w:rPr>
+              <w:t>“NEVER LET MONKEYS EAT BANANAS” — Neutrophils, Lymphocytes, Monocytes, Eosinophils, Basophils. HIGHEST to LOWEST.</w:t>
+            </w:r>
+          </w:p>
+        </w:tc>
+      </w:tr>
+      <w:tr>
+        <w:tc>
+          <w:tcPr>
+            <w:tcW w:type="dxa" w:w="5112"/>
+            <w:shd w:val="clear" w:color="auto" w:fill="F1EEEF"/>
+          </w:tcPr>
+          <w:p>
+            <w:pPr>
+              <w:spacing w:after="40"/>
+            </w:pPr>
+            <w:r>
+              <w:rPr>
+                <w:b/>
+                <w:sz w:val="18"/>
+              </w:rPr>
+            </w:r>
+            <w:r>
+              <w:rPr>
+                <w:b/>
+                <w:i w:val="0"/>
+                <w:sz w:val="18"/>
+              </w:rPr>
+              <w:t>The figures (from L5)</w:t>
+            </w:r>
+          </w:p>
+        </w:tc>
+        <w:tc>
+          <w:tcPr>
+            <w:tcW w:type="dxa" w:w="5112"/>
+          </w:tcPr>
+          <w:p>
+            <w:pPr>
+              <w:spacing w:after="40"/>
+            </w:pPr>
+            <w:r>
+              <w:rPr>
+                <w:sz w:val="18"/>
+              </w:rPr>
+            </w:r>
+            <w:r>
+              <w:rPr>
+                <w:b w:val="0"/>
+                <w:i w:val="0"/>
+                <w:sz w:val="18"/>
+              </w:rPr>
+              <w:t>Neutrophils 55–90% · Lymphocytes 20–35% · Monocytes 3–7% · Eosinophils 1–3% · Basophils 0.5%.</w:t>
+            </w:r>
+          </w:p>
+        </w:tc>
+      </w:tr>
+      <w:tr>
+        <w:tc>
+          <w:tcPr>
+            <w:tcW w:type="dxa" w:w="5112"/>
+            <w:shd w:val="clear" w:color="auto" w:fill="F1EEEF"/>
+          </w:tcPr>
+          <w:p>
+            <w:pPr>
+              <w:spacing w:after="40"/>
+            </w:pPr>
+            <w:r>
+              <w:rPr>
+                <w:b/>
+                <w:sz w:val="18"/>
+              </w:rPr>
+            </w:r>
+            <w:r>
+              <w:rPr>
+                <w:b/>
+                <w:i w:val="0"/>
+                <w:sz w:val="18"/>
+              </w:rPr>
+              <w:t>MHC = ?</w:t>
+            </w:r>
+          </w:p>
+        </w:tc>
+        <w:tc>
+          <w:tcPr>
+            <w:tcW w:type="dxa" w:w="5112"/>
+          </w:tcPr>
+          <w:p>
+            <w:pPr>
+              <w:spacing w:after="40"/>
+            </w:pPr>
+            <w:r>
+              <w:rPr>
+                <w:sz w:val="18"/>
+              </w:rPr>
+            </w:r>
+            <w:r>
+              <w:rPr>
+                <w:b w:val="0"/>
+                <w:i w:val="0"/>
+                <w:sz w:val="18"/>
+              </w:rPr>
+              <w:t xml:space="preserve">MAJOR HISTOCOMPATIBILITY COMPLEX, also called </w:t>
+            </w:r>
+            <w:r>
+              <w:rPr>
+                <w:b/>
+                <w:i w:val="0"/>
+                <w:sz w:val="18"/>
+              </w:rPr>
+              <w:t>HUMAN LEUKOCYTE ANTIGEN (HLA)</w:t>
+            </w:r>
+            <w:r>
+              <w:rPr>
+                <w:b w:val="0"/>
+                <w:i w:val="0"/>
+                <w:sz w:val="18"/>
+              </w:rPr>
+              <w:t>.</w:t>
+            </w:r>
+          </w:p>
+        </w:tc>
+      </w:tr>
+      <w:tr>
+        <w:tc>
+          <w:tcPr>
+            <w:tcW w:type="dxa" w:w="5112"/>
+            <w:shd w:val="clear" w:color="auto" w:fill="F1EEEF"/>
+          </w:tcPr>
+          <w:p>
+            <w:pPr>
+              <w:spacing w:after="40"/>
+            </w:pPr>
+            <w:r>
+              <w:rPr>
+                <w:b/>
+                <w:sz w:val="18"/>
+              </w:rPr>
+            </w:r>
+            <w:r>
+              <w:rPr>
+                <w:b/>
+                <w:i w:val="0"/>
+                <w:sz w:val="18"/>
+              </w:rPr>
+              <w:t>★ WHERE MHC IS NOT</w:t>
+            </w:r>
+          </w:p>
+        </w:tc>
+        <w:tc>
+          <w:tcPr>
+            <w:tcW w:type="dxa" w:w="5112"/>
+          </w:tcPr>
+          <w:p>
+            <w:pPr>
+              <w:spacing w:after="40"/>
+            </w:pPr>
+            <w:r>
+              <w:rPr>
+                <w:sz w:val="18"/>
+              </w:rPr>
+            </w:r>
+            <w:r>
+              <w:rPr>
+                <w:b w:val="0"/>
+                <w:i w:val="0"/>
+                <w:sz w:val="18"/>
+              </w:rPr>
+              <w:t xml:space="preserve">On ALL cells EXCEPT </w:t>
+            </w:r>
+            <w:r>
+              <w:rPr>
+                <w:b/>
+                <w:i w:val="0"/>
+                <w:sz w:val="18"/>
+              </w:rPr>
+              <w:t>RED BLOOD CELLS</w:t>
+            </w:r>
+            <w:r>
+              <w:rPr>
+                <w:b w:val="0"/>
+                <w:i w:val="0"/>
+                <w:sz w:val="18"/>
+              </w:rPr>
+              <w:t>.</w:t>
+            </w:r>
+          </w:p>
+        </w:tc>
+      </w:tr>
+      <w:tr>
+        <w:tc>
+          <w:tcPr>
+            <w:tcW w:type="dxa" w:w="5112"/>
+            <w:shd w:val="clear" w:color="auto" w:fill="F1EEEF"/>
+          </w:tcPr>
+          <w:p>
+            <w:pPr>
+              <w:spacing w:after="40"/>
+            </w:pPr>
+            <w:r>
+              <w:rPr>
+                <w:b/>
+                <w:sz w:val="18"/>
+              </w:rPr>
+            </w:r>
+            <w:r>
+              <w:rPr>
+                <w:b/>
+                <w:i w:val="0"/>
+                <w:sz w:val="18"/>
+              </w:rPr>
+              <w:t>★ WHICH CHROMOSOME</w:t>
+            </w:r>
+          </w:p>
+        </w:tc>
+        <w:tc>
+          <w:tcPr>
+            <w:tcW w:type="dxa" w:w="5112"/>
+          </w:tcPr>
+          <w:p>
+            <w:pPr>
+              <w:spacing w:after="40"/>
+            </w:pPr>
+            <w:r>
+              <w:rPr>
+                <w:sz w:val="18"/>
+              </w:rPr>
+            </w:r>
+            <w:r>
+              <w:rPr>
+                <w:b/>
+                <w:i w:val="0"/>
+                <w:sz w:val="18"/>
+              </w:rPr>
+              <w:t>CHROMOSOME 6</w:t>
+            </w:r>
+            <w:r>
+              <w:rPr>
+                <w:b w:val="0"/>
+                <w:i w:val="0"/>
+                <w:sz w:val="18"/>
+              </w:rPr>
+              <w:t>, in a multi-gene complex of classes I, II, III.</w:t>
+            </w:r>
+          </w:p>
+        </w:tc>
+      </w:tr>
+      <w:tr>
+        <w:tc>
+          <w:tcPr>
+            <w:tcW w:type="dxa" w:w="5112"/>
+            <w:shd w:val="clear" w:color="auto" w:fill="F1EEEF"/>
+          </w:tcPr>
+          <w:p>
+            <w:pPr>
+              <w:spacing w:after="40"/>
+            </w:pPr>
+            <w:r>
+              <w:rPr>
+                <w:b/>
+                <w:sz w:val="18"/>
+              </w:rPr>
+            </w:r>
+            <w:r>
+              <w:rPr>
+                <w:b/>
+                <w:i w:val="0"/>
+                <w:sz w:val="18"/>
+              </w:rPr>
+              <w:t>MHC does two jobs</w:t>
+            </w:r>
+          </w:p>
+        </w:tc>
+        <w:tc>
+          <w:tcPr>
+            <w:tcW w:type="dxa" w:w="5112"/>
+          </w:tcPr>
+          <w:p>
+            <w:pPr>
+              <w:spacing w:after="40"/>
+            </w:pPr>
+            <w:r>
+              <w:rPr>
+                <w:sz w:val="18"/>
+              </w:rPr>
+            </w:r>
+            <w:r>
+              <w:rPr>
+                <w:b w:val="0"/>
+                <w:i w:val="0"/>
+                <w:sz w:val="18"/>
+              </w:rPr>
+              <w:t>RECOGNITION OF SELF, and REJECTION OF FOREIGN TISSUE.</w:t>
+            </w:r>
+          </w:p>
+        </w:tc>
+      </w:tr>
+      <w:tr>
+        <w:tc>
+          <w:tcPr>
+            <w:tcW w:type="dxa" w:w="5112"/>
+            <w:shd w:val="clear" w:color="auto" w:fill="F1EEEF"/>
+          </w:tcPr>
+          <w:p>
+            <w:pPr>
+              <w:spacing w:after="40"/>
+            </w:pPr>
+            <w:r>
+              <w:rPr>
+                <w:b/>
+                <w:sz w:val="18"/>
+              </w:rPr>
+            </w:r>
+            <w:r>
+              <w:rPr>
+                <w:b/>
+                <w:i w:val="0"/>
+                <w:sz w:val="18"/>
+              </w:rPr>
+              <w:t>★ CLASS I</w:t>
+            </w:r>
+          </w:p>
+        </w:tc>
+        <w:tc>
+          <w:tcPr>
+            <w:tcW w:type="dxa" w:w="5112"/>
+          </w:tcPr>
+          <w:p>
+            <w:pPr>
+              <w:spacing w:after="40"/>
+            </w:pPr>
+            <w:r>
+              <w:rPr>
+                <w:sz w:val="18"/>
+              </w:rPr>
+            </w:r>
+            <w:r>
+              <w:rPr>
+                <w:b w:val="0"/>
+                <w:i w:val="0"/>
+                <w:sz w:val="18"/>
+              </w:rPr>
+              <w:t xml:space="preserve">Displays self molecules. Read by </w:t>
+            </w:r>
+            <w:r>
+              <w:rPr>
+                <w:b/>
+                <w:i w:val="0"/>
+                <w:sz w:val="18"/>
+              </w:rPr>
+              <w:t>CYTOTOXIC (Tc) T CELLS</w:t>
+            </w:r>
+            <w:r>
+              <w:rPr>
+                <w:b w:val="0"/>
+                <w:i w:val="0"/>
+                <w:sz w:val="18"/>
+              </w:rPr>
+              <w:t>.</w:t>
+            </w:r>
+          </w:p>
+        </w:tc>
+      </w:tr>
+      <w:tr>
+        <w:tc>
+          <w:tcPr>
+            <w:tcW w:type="dxa" w:w="5112"/>
+            <w:shd w:val="clear" w:color="auto" w:fill="F1EEEF"/>
+          </w:tcPr>
+          <w:p>
+            <w:pPr>
+              <w:spacing w:after="40"/>
+            </w:pPr>
+            <w:r>
+              <w:rPr>
+                <w:b/>
+                <w:sz w:val="18"/>
+              </w:rPr>
+            </w:r>
+            <w:r>
+              <w:rPr>
+                <w:b/>
+                <w:i w:val="0"/>
+                <w:sz w:val="18"/>
+              </w:rPr>
+              <w:t>★ CLASS II</w:t>
+            </w:r>
+          </w:p>
+        </w:tc>
+        <w:tc>
+          <w:tcPr>
+            <w:tcW w:type="dxa" w:w="5112"/>
+          </w:tcPr>
+          <w:p>
+            <w:pPr>
+              <w:spacing w:after="40"/>
+            </w:pPr>
+            <w:r>
+              <w:rPr>
+                <w:sz w:val="18"/>
+              </w:rPr>
+            </w:r>
+            <w:r>
+              <w:rPr>
+                <w:b w:val="0"/>
+                <w:i w:val="0"/>
+                <w:sz w:val="18"/>
+              </w:rPr>
+              <w:t xml:space="preserve">The IMMUNE REGULATORY receptors. On MACROPHAGES, APCs and B CELLS. REQUIRED for an APC to activate a </w:t>
+            </w:r>
+            <w:r>
+              <w:rPr>
+                <w:b/>
+                <w:i w:val="0"/>
+                <w:sz w:val="18"/>
+              </w:rPr>
+              <w:t>T HELPER (CD4)</w:t>
+            </w:r>
+            <w:r>
+              <w:rPr>
+                <w:b w:val="0"/>
+                <w:i w:val="0"/>
+                <w:sz w:val="18"/>
+              </w:rPr>
+              <w:t xml:space="preserve"> cell.</w:t>
+            </w:r>
+          </w:p>
+        </w:tc>
+      </w:tr>
+      <w:tr>
+        <w:tc>
+          <w:tcPr>
+            <w:tcW w:type="dxa" w:w="5112"/>
+            <w:shd w:val="clear" w:color="auto" w:fill="F1EEEF"/>
+          </w:tcPr>
+          <w:p>
+            <w:pPr>
+              <w:spacing w:after="40"/>
+            </w:pPr>
+            <w:r>
+              <w:rPr>
+                <w:b/>
+                <w:sz w:val="18"/>
+              </w:rPr>
+            </w:r>
+            <w:r>
+              <w:rPr>
+                <w:b/>
+                <w:i w:val="0"/>
+                <w:sz w:val="18"/>
+              </w:rPr>
+              <w:t>Why transplants work at all</w:t>
+            </w:r>
+          </w:p>
+        </w:tc>
+        <w:tc>
+          <w:tcPr>
+            <w:tcW w:type="dxa" w:w="5112"/>
+          </w:tcPr>
+          <w:p>
+            <w:pPr>
+              <w:spacing w:after="40"/>
+            </w:pPr>
+            <w:r>
+              <w:rPr>
+                <w:sz w:val="18"/>
+              </w:rPr>
+            </w:r>
+            <w:r>
+              <w:rPr>
+                <w:b w:val="0"/>
+                <w:i w:val="0"/>
+                <w:sz w:val="18"/>
+              </w:rPr>
+              <w:t>Each MHC profile is unique but can be CLOSE ENOUGH to another’s.</w:t>
+            </w:r>
+          </w:p>
+        </w:tc>
+      </w:tr>
+    </w:tbl>
+    <w:p>
+      <w:pPr>
+        <w:spacing w:after="80"/>
+      </w:pPr>
+    </w:p>
+    <w:p>
+      <w:pPr>
+        <w:pStyle w:val="Heading1"/>
+        <w:spacing w:before="280" w:after="100"/>
+      </w:pPr>
+      <w:r>
+        <w:rPr>
+          <w:rFonts w:ascii="Georgia" w:hAnsi="Georgia"/>
+          <w:color w:val="17494B"/>
+        </w:rPr>
+        <w:t>L6 · Clonal Selection</w:t>
+      </w:r>
+    </w:p>
+    <w:tbl>
+      <w:tblPr>
+        <w:tblStyle w:val="TableGrid"/>
+        <w:tblW w:type="auto" w:w="0"/>
+        <w:jc w:val="center"/>
+        <w:tblLook w:firstColumn="1" w:firstRow="1" w:lastColumn="0" w:lastRow="0" w:noHBand="0" w:noVBand="1" w:val="04A0"/>
+        <w:tblBorders>
+          <w:top w:val="single" w:sz="4" w:space="0" w:color="D8D2D4"/>
+          <w:left w:val="single" w:sz="4" w:space="0" w:color="D8D2D4"/>
+          <w:bottom w:val="single" w:sz="4" w:space="0" w:color="D8D2D4"/>
+          <w:right w:val="single" w:sz="4" w:space="0" w:color="D8D2D4"/>
+          <w:insideH w:val="single" w:sz="4" w:space="0" w:color="D8D2D4"/>
+          <w:insideV w:val="single" w:sz="4" w:space="0" w:color="D8D2D4"/>
+        </w:tblBorders>
+      </w:tblPr>
+      <w:tblGrid>
+        <w:gridCol w:w="5112"/>
+        <w:gridCol w:w="5112"/>
+      </w:tblGrid>
+      <w:tr>
+        <w:tc>
+          <w:tcPr>
+            <w:tcW w:type="dxa" w:w="5112"/>
+            <w:shd w:val="clear" w:color="auto" w:fill="17494B"/>
+          </w:tcPr>
+          <w:p>
+            <w:pPr>
+              <w:spacing w:after="40"/>
+            </w:pPr>
+            <w:r>
+              <w:rPr>
+                <w:b/>
+                <w:color w:val="FFFFFF"/>
+                <w:sz w:val="18"/>
+              </w:rPr>
+            </w:r>
+            <w:r>
+              <w:rPr>
+                <w:b/>
+                <w:i w:val="0"/>
+                <w:color w:val="FFFFFF"/>
+                <w:sz w:val="18"/>
+              </w:rPr>
+              <w:t>Term</w:t>
+            </w:r>
+          </w:p>
+        </w:tc>
+        <w:tc>
+          <w:tcPr>
+            <w:tcW w:type="dxa" w:w="5112"/>
+            <w:shd w:val="clear" w:color="auto" w:fill="17494B"/>
+          </w:tcPr>
+          <w:p>
+            <w:pPr>
+              <w:spacing w:after="40"/>
+            </w:pPr>
+            <w:r>
+              <w:rPr>
+                <w:b/>
+                <w:color w:val="FFFFFF"/>
+                <w:sz w:val="18"/>
+              </w:rPr>
+            </w:r>
+            <w:r>
+              <w:rPr>
+                <w:b/>
+                <w:i w:val="0"/>
+                <w:color w:val="FFFFFF"/>
+                <w:sz w:val="18"/>
+              </w:rPr>
+              <w:t>What you need to know</w:t>
+            </w:r>
+          </w:p>
+        </w:tc>
+      </w:tr>
+      <w:tr>
+        <w:tc>
+          <w:tcPr>
+            <w:tcW w:type="dxa" w:w="5112"/>
+            <w:shd w:val="clear" w:color="auto" w:fill="F1EEEF"/>
+          </w:tcPr>
+          <w:p>
+            <w:pPr>
+              <w:spacing w:after="40"/>
+            </w:pPr>
+            <w:r>
+              <w:rPr>
+                <w:b/>
+                <w:sz w:val="18"/>
+              </w:rPr>
+            </w:r>
+            <w:r>
+              <w:rPr>
+                <w:b/>
+                <w:i w:val="0"/>
+                <w:sz w:val="18"/>
+              </w:rPr>
+              <w:t>How many genes</w:t>
+            </w:r>
+          </w:p>
+        </w:tc>
+        <w:tc>
+          <w:tcPr>
+            <w:tcW w:type="dxa" w:w="5112"/>
+          </w:tcPr>
+          <w:p>
+            <w:pPr>
+              <w:spacing w:after="40"/>
+            </w:pPr>
+            <w:r>
+              <w:rPr>
+                <w:sz w:val="18"/>
+              </w:rPr>
+            </w:r>
+            <w:r>
+              <w:rPr>
+                <w:b w:val="0"/>
+                <w:i w:val="0"/>
+                <w:sz w:val="18"/>
+              </w:rPr>
+              <w:t>MORE THAN 500 are used to build lymphocyte receptors.</w:t>
+            </w:r>
+          </w:p>
+        </w:tc>
+      </w:tr>
+      <w:tr>
+        <w:tc>
+          <w:tcPr>
+            <w:tcW w:type="dxa" w:w="5112"/>
+            <w:shd w:val="clear" w:color="auto" w:fill="F1EEEF"/>
+          </w:tcPr>
+          <w:p>
+            <w:pPr>
+              <w:spacing w:after="40"/>
+            </w:pPr>
+            <w:r>
+              <w:rPr>
+                <w:b/>
+                <w:sz w:val="18"/>
+              </w:rPr>
+            </w:r>
+            <w:r>
+              <w:rPr>
+                <w:b/>
+                <w:i w:val="0"/>
+                <w:sz w:val="18"/>
+              </w:rPr>
+              <w:t>★ SELF-REACTIVE CLONES</w:t>
+            </w:r>
+          </w:p>
+        </w:tc>
+        <w:tc>
+          <w:tcPr>
+            <w:tcW w:type="dxa" w:w="5112"/>
+          </w:tcPr>
+          <w:p>
+            <w:pPr>
+              <w:spacing w:after="40"/>
+            </w:pPr>
+            <w:r>
+              <w:rPr>
+                <w:sz w:val="18"/>
+              </w:rPr>
+            </w:r>
+            <w:r>
+              <w:rPr>
+                <w:b w:val="0"/>
+                <w:i w:val="0"/>
+                <w:sz w:val="18"/>
+              </w:rPr>
+              <w:t xml:space="preserve">ELIMINATED before the fetus is harmed. A defect here = inherited autoimmune disorder such as </w:t>
+            </w:r>
+            <w:r>
+              <w:rPr>
+                <w:b/>
+                <w:i w:val="0"/>
+                <w:sz w:val="18"/>
+              </w:rPr>
+              <w:t>SCID</w:t>
+            </w:r>
+            <w:r>
+              <w:rPr>
+                <w:b w:val="0"/>
+                <w:i w:val="0"/>
+                <w:sz w:val="18"/>
+              </w:rPr>
+              <w:t>.</w:t>
+            </w:r>
+          </w:p>
+        </w:tc>
+      </w:tr>
+      <w:tr>
+        <w:tc>
+          <w:tcPr>
+            <w:tcW w:type="dxa" w:w="5112"/>
+            <w:shd w:val="clear" w:color="auto" w:fill="F1EEEF"/>
+          </w:tcPr>
+          <w:p>
+            <w:pPr>
+              <w:spacing w:after="40"/>
+            </w:pPr>
+            <w:r>
+              <w:rPr>
+                <w:b/>
+                <w:sz w:val="18"/>
+              </w:rPr>
+            </w:r>
+            <w:r>
+              <w:rPr>
+                <w:b/>
+                <w:i w:val="0"/>
+                <w:sz w:val="18"/>
+              </w:rPr>
+              <w:t>How big is the naive pool</w:t>
+            </w:r>
+          </w:p>
+        </w:tc>
+        <w:tc>
+          <w:tcPr>
+            <w:tcW w:type="dxa" w:w="5112"/>
+          </w:tcPr>
+          <w:p>
+            <w:pPr>
+              <w:spacing w:after="40"/>
+            </w:pPr>
+            <w:r>
+              <w:rPr>
+                <w:sz w:val="18"/>
+              </w:rPr>
+            </w:r>
+            <w:r>
+              <w:rPr>
+                <w:b w:val="0"/>
+                <w:i w:val="0"/>
+                <w:sz w:val="18"/>
+              </w:rPr>
+              <w:t>10</w:t>
+            </w:r>
+            <w:r>
+              <w:rPr>
+                <w:b w:val="0"/>
+                <w:i w:val="0"/>
+                <w:sz w:val="18"/>
+              </w:rPr>
+              <w:t>14</w:t>
+            </w:r>
+            <w:r>
+              <w:rPr>
+                <w:b w:val="0"/>
+                <w:i w:val="0"/>
+                <w:sz w:val="18"/>
+              </w:rPr>
+              <w:t xml:space="preserve"> to 10</w:t>
+            </w:r>
+            <w:r>
+              <w:rPr>
+                <w:b w:val="0"/>
+                <w:i w:val="0"/>
+                <w:sz w:val="18"/>
+              </w:rPr>
+              <w:t>18</w:t>
+            </w:r>
+            <w:r>
+              <w:rPr>
+                <w:b w:val="0"/>
+                <w:i w:val="0"/>
+                <w:sz w:val="18"/>
+              </w:rPr>
+              <w:t xml:space="preserve"> variations — </w:t>
+            </w:r>
+            <w:r>
+              <w:rPr>
+                <w:b/>
+                <w:i w:val="0"/>
+                <w:sz w:val="18"/>
+              </w:rPr>
+              <w:t>UP TO A QUINTILLION</w:t>
+            </w:r>
+            <w:r>
+              <w:rPr>
+                <w:b w:val="0"/>
+                <w:i w:val="0"/>
+                <w:sz w:val="18"/>
+              </w:rPr>
+              <w:t>.</w:t>
+            </w:r>
+          </w:p>
+        </w:tc>
+      </w:tr>
+      <w:tr>
+        <w:tc>
+          <w:tcPr>
+            <w:tcW w:type="dxa" w:w="5112"/>
+            <w:shd w:val="clear" w:color="auto" w:fill="F1EEEF"/>
+          </w:tcPr>
+          <w:p>
+            <w:pPr>
+              <w:spacing w:after="40"/>
+            </w:pPr>
+            <w:r>
+              <w:rPr>
+                <w:b/>
+                <w:sz w:val="18"/>
+              </w:rPr>
+            </w:r>
+            <w:r>
+              <w:rPr>
+                <w:b/>
+                <w:i w:val="0"/>
+                <w:sz w:val="18"/>
+              </w:rPr>
+              <w:t>★ THE POINT TO HOLD</w:t>
+            </w:r>
+          </w:p>
+        </w:tc>
+        <w:tc>
+          <w:tcPr>
+            <w:tcW w:type="dxa" w:w="5112"/>
+          </w:tcPr>
+          <w:p>
+            <w:pPr>
+              <w:spacing w:after="40"/>
+            </w:pPr>
+            <w:r>
+              <w:rPr>
+                <w:sz w:val="18"/>
+              </w:rPr>
+            </w:r>
+            <w:r>
+              <w:rPr>
+                <w:b w:val="0"/>
+                <w:i w:val="0"/>
+                <w:sz w:val="18"/>
+              </w:rPr>
+              <w:t xml:space="preserve">SPECIFICITY EXISTS </w:t>
+            </w:r>
+            <w:r>
+              <w:rPr>
+                <w:b/>
+                <w:i w:val="0"/>
+                <w:sz w:val="18"/>
+              </w:rPr>
+              <w:t>BEFORE</w:t>
+            </w:r>
+            <w:r>
+              <w:rPr>
+                <w:b w:val="0"/>
+                <w:i w:val="0"/>
+                <w:sz w:val="18"/>
+              </w:rPr>
+              <w:t xml:space="preserve"> THE ANTIGEN DOES. It is pre-programmed. Antigen SELECTS a clone; it does NOT instruct one. Getting this backwards is the classic error.</w:t>
+            </w:r>
+          </w:p>
+        </w:tc>
+      </w:tr>
+    </w:tbl>
+    <w:p>
+      <w:pPr>
+        <w:spacing w:after="80"/>
+      </w:pPr>
+    </w:p>
+    <w:p>
+      <w:pPr>
+        <w:pStyle w:val="Heading1"/>
+        <w:spacing w:before="280" w:after="100"/>
+      </w:pPr>
+      <w:r>
+        <w:rPr>
+          <w:rFonts w:ascii="Georgia" w:hAnsi="Georgia"/>
+          <w:color w:val="17494B"/>
+        </w:rPr>
+        <w:t>L6 · The Two Receptors</w:t>
+      </w:r>
+    </w:p>
+    <w:tbl>
+      <w:tblPr>
+        <w:tblStyle w:val="TableGrid"/>
+        <w:tblW w:type="auto" w:w="0"/>
+        <w:jc w:val="center"/>
+        <w:tblLook w:firstColumn="1" w:firstRow="1" w:lastColumn="0" w:lastRow="0" w:noHBand="0" w:noVBand="1" w:val="04A0"/>
+        <w:tblBorders>
+          <w:top w:val="single" w:sz="4" w:space="0" w:color="D8D2D4"/>
+          <w:left w:val="single" w:sz="4" w:space="0" w:color="D8D2D4"/>
+          <w:bottom w:val="single" w:sz="4" w:space="0" w:color="D8D2D4"/>
+          <w:right w:val="single" w:sz="4" w:space="0" w:color="D8D2D4"/>
+          <w:insideH w:val="single" w:sz="4" w:space="0" w:color="D8D2D4"/>
+          <w:insideV w:val="single" w:sz="4" w:space="0" w:color="D8D2D4"/>
+        </w:tblBorders>
+      </w:tblPr>
+      <w:tblGrid>
+        <w:gridCol w:w="5112"/>
+        <w:gridCol w:w="5112"/>
+      </w:tblGrid>
+      <w:tr>
+        <w:tc>
+          <w:tcPr>
+            <w:tcW w:type="dxa" w:w="5112"/>
+            <w:shd w:val="clear" w:color="auto" w:fill="17494B"/>
+          </w:tcPr>
+          <w:p>
+            <w:pPr>
+              <w:spacing w:after="40"/>
+            </w:pPr>
+            <w:r>
+              <w:rPr>
+                <w:b/>
+                <w:color w:val="FFFFFF"/>
+                <w:sz w:val="18"/>
+              </w:rPr>
+            </w:r>
+            <w:r>
+              <w:rPr>
+                <w:b/>
+                <w:i w:val="0"/>
+                <w:color w:val="FFFFFF"/>
+                <w:sz w:val="18"/>
+              </w:rPr>
+              <w:t>Term</w:t>
+            </w:r>
+          </w:p>
+        </w:tc>
+        <w:tc>
+          <w:tcPr>
+            <w:tcW w:type="dxa" w:w="5112"/>
+            <w:shd w:val="clear" w:color="auto" w:fill="17494B"/>
+          </w:tcPr>
+          <w:p>
+            <w:pPr>
+              <w:spacing w:after="40"/>
+            </w:pPr>
+            <w:r>
+              <w:rPr>
+                <w:b/>
+                <w:color w:val="FFFFFF"/>
+                <w:sz w:val="18"/>
+              </w:rPr>
+            </w:r>
+            <w:r>
+              <w:rPr>
+                <w:b/>
+                <w:i w:val="0"/>
+                <w:color w:val="FFFFFF"/>
+                <w:sz w:val="18"/>
+              </w:rPr>
+              <w:t>What you need to know</w:t>
+            </w:r>
+          </w:p>
+        </w:tc>
+      </w:tr>
+      <w:tr>
+        <w:tc>
+          <w:tcPr>
+            <w:tcW w:type="dxa" w:w="5112"/>
+            <w:shd w:val="clear" w:color="auto" w:fill="F1EEEF"/>
+          </w:tcPr>
+          <w:p>
+            <w:pPr>
+              <w:spacing w:after="40"/>
+            </w:pPr>
+            <w:r>
+              <w:rPr>
+                <w:b/>
+                <w:sz w:val="18"/>
+              </w:rPr>
+            </w:r>
+            <w:r>
+              <w:rPr>
+                <w:b/>
+                <w:i w:val="0"/>
+                <w:sz w:val="18"/>
+              </w:rPr>
+              <w:t>B-CELL RECEPTOR</w:t>
+            </w:r>
+          </w:p>
+        </w:tc>
+        <w:tc>
+          <w:tcPr>
+            <w:tcW w:type="dxa" w:w="5112"/>
+          </w:tcPr>
+          <w:p>
+            <w:pPr>
+              <w:spacing w:after="40"/>
+            </w:pPr>
+            <w:r>
+              <w:rPr>
+                <w:sz w:val="18"/>
+              </w:rPr>
+            </w:r>
+            <w:r>
+              <w:rPr>
+                <w:b w:val="0"/>
+                <w:i w:val="0"/>
+                <w:sz w:val="18"/>
+              </w:rPr>
+              <w:t xml:space="preserve">= IMMUNOGLOBULIN. </w:t>
+            </w:r>
+            <w:r>
+              <w:rPr>
+                <w:b/>
+                <w:i w:val="0"/>
+                <w:sz w:val="18"/>
+              </w:rPr>
+              <w:t>FOUR</w:t>
+            </w:r>
+            <w:r>
+              <w:rPr>
+                <w:b w:val="0"/>
+                <w:i w:val="0"/>
+                <w:sz w:val="18"/>
+              </w:rPr>
+              <w:t xml:space="preserve"> chains: 2 identical HEAVY + 2 identical LIGHT. Y-shaped. Variable + constant regions. SECRETED as antibody.</w:t>
+            </w:r>
+          </w:p>
+        </w:tc>
+      </w:tr>
+      <w:tr>
+        <w:tc>
+          <w:tcPr>
+            <w:tcW w:type="dxa" w:w="5112"/>
+            <w:shd w:val="clear" w:color="auto" w:fill="F1EEEF"/>
+          </w:tcPr>
+          <w:p>
+            <w:pPr>
+              <w:spacing w:after="40"/>
+            </w:pPr>
+            <w:r>
+              <w:rPr>
+                <w:b/>
+                <w:sz w:val="18"/>
+              </w:rPr>
+            </w:r>
+            <w:r>
+              <w:rPr>
+                <w:b/>
+                <w:i w:val="0"/>
+                <w:sz w:val="18"/>
+              </w:rPr>
+              <w:t>T-CELL RECEPTOR</w:t>
+            </w:r>
+          </w:p>
+        </w:tc>
+        <w:tc>
+          <w:tcPr>
+            <w:tcW w:type="dxa" w:w="5112"/>
+          </w:tcPr>
+          <w:p>
+            <w:pPr>
+              <w:spacing w:after="40"/>
+            </w:pPr>
+            <w:r>
+              <w:rPr>
+                <w:sz w:val="18"/>
+              </w:rPr>
+            </w:r>
+            <w:r>
+              <w:rPr>
+                <w:b/>
+                <w:i w:val="0"/>
+                <w:sz w:val="18"/>
+              </w:rPr>
+              <w:t>TWO</w:t>
+            </w:r>
+            <w:r>
+              <w:rPr>
+                <w:b w:val="0"/>
+                <w:i w:val="0"/>
+                <w:sz w:val="18"/>
+              </w:rPr>
+              <w:t xml:space="preserve"> parallel chains. Small — “one fork” of the Y. </w:t>
+            </w:r>
+            <w:r>
+              <w:rPr>
+                <w:b/>
+                <w:i w:val="0"/>
+                <w:sz w:val="18"/>
+              </w:rPr>
+              <w:t>NEVER SECRETED.</w:t>
+            </w:r>
+            <w:r>
+              <w:rPr>
+                <w:b w:val="0"/>
+                <w:i w:val="0"/>
+                <w:sz w:val="18"/>
+              </w:rPr>
+              <w:t xml:space="preserve"> Recognises antigen ONLY with MHC.</w:t>
+            </w:r>
+          </w:p>
+        </w:tc>
+      </w:tr>
+      <w:tr>
+        <w:tc>
+          <w:tcPr>
+            <w:tcW w:type="dxa" w:w="5112"/>
+            <w:shd w:val="clear" w:color="auto" w:fill="F1EEEF"/>
+          </w:tcPr>
+          <w:p>
+            <w:pPr>
+              <w:spacing w:after="40"/>
+            </w:pPr>
+            <w:r>
+              <w:rPr>
+                <w:b/>
+                <w:sz w:val="18"/>
+              </w:rPr>
+            </w:r>
+            <w:r>
+              <w:rPr>
+                <w:b/>
+                <w:i w:val="0"/>
+                <w:sz w:val="18"/>
+              </w:rPr>
+              <w:t>Young vs mature B cell</w:t>
+            </w:r>
+          </w:p>
+        </w:tc>
+        <w:tc>
+          <w:tcPr>
+            <w:tcW w:type="dxa" w:w="5112"/>
+          </w:tcPr>
+          <w:p>
+            <w:pPr>
+              <w:spacing w:after="40"/>
+            </w:pPr>
+            <w:r>
+              <w:rPr>
+                <w:sz w:val="18"/>
+              </w:rPr>
+            </w:r>
+            <w:r>
+              <w:rPr>
+                <w:b w:val="0"/>
+                <w:i w:val="0"/>
+                <w:sz w:val="18"/>
+              </w:rPr>
+              <w:t xml:space="preserve">YOUNG carries a small </w:t>
+            </w:r>
+            <w:r>
+              <w:rPr>
+                <w:b/>
+                <w:i w:val="0"/>
+                <w:sz w:val="18"/>
+              </w:rPr>
+              <w:t>IgM</w:t>
+            </w:r>
+            <w:r>
+              <w:rPr>
+                <w:b w:val="0"/>
+                <w:i w:val="0"/>
+                <w:sz w:val="18"/>
+              </w:rPr>
+              <w:t xml:space="preserve">; MATURE carries </w:t>
+            </w:r>
+            <w:r>
+              <w:rPr>
+                <w:b/>
+                <w:i w:val="0"/>
+                <w:sz w:val="18"/>
+              </w:rPr>
+              <w:t>IgD</w:t>
+            </w:r>
+            <w:r>
+              <w:rPr>
+                <w:b w:val="0"/>
+                <w:i w:val="0"/>
+                <w:sz w:val="18"/>
+              </w:rPr>
+              <w:t>.</w:t>
+            </w:r>
+          </w:p>
+        </w:tc>
+      </w:tr>
+      <w:tr>
+        <w:tc>
+          <w:tcPr>
+            <w:tcW w:type="dxa" w:w="5112"/>
+            <w:shd w:val="clear" w:color="auto" w:fill="F1EEEF"/>
+          </w:tcPr>
+          <w:p>
+            <w:pPr>
+              <w:spacing w:after="40"/>
+            </w:pPr>
+            <w:r>
+              <w:rPr>
+                <w:b/>
+                <w:sz w:val="18"/>
+              </w:rPr>
+            </w:r>
+            <w:r>
+              <w:rPr>
+                <w:b/>
+                <w:i w:val="0"/>
+                <w:sz w:val="18"/>
+              </w:rPr>
+              <w:t>Variable region genes</w:t>
+            </w:r>
+          </w:p>
+        </w:tc>
+        <w:tc>
+          <w:tcPr>
+            <w:tcW w:type="dxa" w:w="5112"/>
+          </w:tcPr>
+          <w:p>
+            <w:pPr>
+              <w:spacing w:after="40"/>
+            </w:pPr>
+            <w:r>
+              <w:rPr>
+                <w:sz w:val="18"/>
+              </w:rPr>
+            </w:r>
+            <w:r>
+              <w:rPr>
+                <w:b w:val="0"/>
+                <w:i w:val="0"/>
+                <w:sz w:val="18"/>
+              </w:rPr>
+              <w:t>LOCKED IN for the life of the cell AND its progeny, including memory cells.</w:t>
+            </w:r>
+          </w:p>
+        </w:tc>
+      </w:tr>
+      <w:tr>
+        <w:tc>
+          <w:tcPr>
+            <w:tcW w:type="dxa" w:w="5112"/>
+            <w:shd w:val="clear" w:color="auto" w:fill="F1EEEF"/>
+          </w:tcPr>
+          <w:p>
+            <w:pPr>
+              <w:spacing w:after="40"/>
+            </w:pPr>
+            <w:r>
+              <w:rPr>
+                <w:b/>
+                <w:sz w:val="18"/>
+              </w:rPr>
+            </w:r>
+            <w:r>
+              <w:rPr>
+                <w:b/>
+                <w:i w:val="0"/>
+                <w:sz w:val="18"/>
+              </w:rPr>
+              <w:t>B-cell maturation</w:t>
+            </w:r>
+          </w:p>
+        </w:tc>
+        <w:tc>
+          <w:tcPr>
+            <w:tcW w:type="dxa" w:w="5112"/>
+          </w:tcPr>
+          <w:p>
+            <w:pPr>
+              <w:spacing w:after="40"/>
+            </w:pPr>
+            <w:r>
+              <w:rPr>
+                <w:sz w:val="18"/>
+              </w:rPr>
+            </w:r>
+            <w:r>
+              <w:rPr>
+                <w:b w:val="0"/>
+                <w:i w:val="0"/>
+                <w:sz w:val="18"/>
+              </w:rPr>
+              <w:t>BONE MARROW STROMAL CELLS → migrate to lymph nodes, spleen, GALT.</w:t>
+            </w:r>
+          </w:p>
+        </w:tc>
+      </w:tr>
+      <w:tr>
+        <w:tc>
+          <w:tcPr>
+            <w:tcW w:type="dxa" w:w="5112"/>
+            <w:shd w:val="clear" w:color="auto" w:fill="F1EEEF"/>
+          </w:tcPr>
+          <w:p>
+            <w:pPr>
+              <w:spacing w:after="40"/>
+            </w:pPr>
+            <w:r>
+              <w:rPr>
+                <w:b/>
+                <w:sz w:val="18"/>
+              </w:rPr>
+            </w:r>
+            <w:r>
+              <w:rPr>
+                <w:b/>
+                <w:i w:val="0"/>
+                <w:sz w:val="18"/>
+              </w:rPr>
+              <w:t>T-cell maturation</w:t>
+            </w:r>
+          </w:p>
+        </w:tc>
+        <w:tc>
+          <w:tcPr>
+            <w:tcW w:type="dxa" w:w="5112"/>
+          </w:tcPr>
+          <w:p>
+            <w:pPr>
+              <w:spacing w:after="40"/>
+            </w:pPr>
+            <w:r>
+              <w:rPr>
+                <w:sz w:val="18"/>
+              </w:rPr>
+            </w:r>
+            <w:r>
+              <w:rPr>
+                <w:b w:val="0"/>
+                <w:i w:val="0"/>
+                <w:sz w:val="18"/>
+              </w:rPr>
+              <w:t xml:space="preserve">The </w:t>
+            </w:r>
+            <w:r>
+              <w:rPr>
+                <w:b/>
+                <w:i w:val="0"/>
+                <w:sz w:val="18"/>
+              </w:rPr>
+              <w:t>THYMUS</w:t>
+            </w:r>
+            <w:r>
+              <w:rPr>
+                <w:b w:val="0"/>
+                <w:i w:val="0"/>
+                <w:sz w:val="18"/>
+              </w:rPr>
+              <w:t xml:space="preserve"> and its hormones — which is why the thymus unites the immune and endocrine systems.</w:t>
+            </w:r>
+          </w:p>
+        </w:tc>
+      </w:tr>
+      <w:tr>
+        <w:tc>
+          <w:tcPr>
+            <w:tcW w:type="dxa" w:w="5112"/>
+            <w:shd w:val="clear" w:color="auto" w:fill="F1EEEF"/>
+          </w:tcPr>
+          <w:p>
+            <w:pPr>
+              <w:spacing w:after="40"/>
+            </w:pPr>
+            <w:r>
+              <w:rPr>
+                <w:b/>
+                <w:sz w:val="18"/>
+              </w:rPr>
+            </w:r>
+            <w:r>
+              <w:rPr>
+                <w:b/>
+                <w:i w:val="0"/>
+                <w:sz w:val="18"/>
+              </w:rPr>
+              <w:t>★ CD MARKERS</w:t>
+            </w:r>
+          </w:p>
+        </w:tc>
+        <w:tc>
+          <w:tcPr>
+            <w:tcW w:type="dxa" w:w="5112"/>
+          </w:tcPr>
+          <w:p>
+            <w:pPr>
+              <w:spacing w:after="40"/>
+            </w:pPr>
+            <w:r>
+              <w:rPr>
+                <w:sz w:val="18"/>
+              </w:rPr>
+            </w:r>
+            <w:r>
+              <w:rPr>
+                <w:b w:val="0"/>
+                <w:i w:val="0"/>
+                <w:sz w:val="18"/>
+              </w:rPr>
+              <w:t xml:space="preserve">CD = CLUSTER OF DIFFERENTIATION. </w:t>
+            </w:r>
+            <w:r>
+              <w:rPr>
+                <w:b/>
+                <w:i w:val="0"/>
+                <w:sz w:val="18"/>
+              </w:rPr>
+              <w:t>CD4 = T HELPER. CD8 = T CYTOTOXIC.</w:t>
+            </w:r>
+          </w:p>
+        </w:tc>
+      </w:tr>
+    </w:tbl>
+    <w:p>
+      <w:pPr>
+        <w:spacing w:after="80"/>
+      </w:pPr>
+    </w:p>
+    <w:p>
+      <w:pPr>
+        <w:pStyle w:val="Heading1"/>
+        <w:spacing w:before="280" w:after="100"/>
+      </w:pPr>
+      <w:r>
+        <w:rPr>
+          <w:rFonts w:ascii="Georgia" w:hAnsi="Georgia"/>
+          <w:color w:val="17494B"/>
+        </w:rPr>
+        <w:t>L6 · Antigens</w:t>
+      </w:r>
+    </w:p>
+    <w:tbl>
+      <w:tblPr>
+        <w:tblStyle w:val="TableGrid"/>
+        <w:tblW w:type="auto" w:w="0"/>
+        <w:jc w:val="center"/>
+        <w:tblLook w:firstColumn="1" w:firstRow="1" w:lastColumn="0" w:lastRow="0" w:noHBand="0" w:noVBand="1" w:val="04A0"/>
+        <w:tblBorders>
+          <w:top w:val="single" w:sz="4" w:space="0" w:color="D8D2D4"/>
+          <w:left w:val="single" w:sz="4" w:space="0" w:color="D8D2D4"/>
+          <w:bottom w:val="single" w:sz="4" w:space="0" w:color="D8D2D4"/>
+          <w:right w:val="single" w:sz="4" w:space="0" w:color="D8D2D4"/>
+          <w:insideH w:val="single" w:sz="4" w:space="0" w:color="D8D2D4"/>
+          <w:insideV w:val="single" w:sz="4" w:space="0" w:color="D8D2D4"/>
+        </w:tblBorders>
+      </w:tblPr>
+      <w:tblGrid>
+        <w:gridCol w:w="5112"/>
+        <w:gridCol w:w="5112"/>
+      </w:tblGrid>
+      <w:tr>
+        <w:tc>
+          <w:tcPr>
+            <w:tcW w:type="dxa" w:w="5112"/>
+            <w:shd w:val="clear" w:color="auto" w:fill="17494B"/>
+          </w:tcPr>
+          <w:p>
+            <w:pPr>
+              <w:spacing w:after="40"/>
+            </w:pPr>
+            <w:r>
+              <w:rPr>
+                <w:b/>
+                <w:color w:val="FFFFFF"/>
+                <w:sz w:val="18"/>
+              </w:rPr>
+            </w:r>
+            <w:r>
+              <w:rPr>
+                <w:b/>
+                <w:i w:val="0"/>
+                <w:color w:val="FFFFFF"/>
+                <w:sz w:val="18"/>
+              </w:rPr>
+              <w:t>Term</w:t>
+            </w:r>
+          </w:p>
+        </w:tc>
+        <w:tc>
+          <w:tcPr>
+            <w:tcW w:type="dxa" w:w="5112"/>
+            <w:shd w:val="clear" w:color="auto" w:fill="17494B"/>
+          </w:tcPr>
+          <w:p>
+            <w:pPr>
+              <w:spacing w:after="40"/>
+            </w:pPr>
+            <w:r>
+              <w:rPr>
+                <w:b/>
+                <w:color w:val="FFFFFF"/>
+                <w:sz w:val="18"/>
+              </w:rPr>
+            </w:r>
+            <w:r>
+              <w:rPr>
+                <w:b/>
+                <w:i w:val="0"/>
+                <w:color w:val="FFFFFF"/>
+                <w:sz w:val="18"/>
+              </w:rPr>
+              <w:t>What you need to know</w:t>
+            </w:r>
+          </w:p>
+        </w:tc>
+      </w:tr>
+      <w:tr>
+        <w:tc>
+          <w:tcPr>
+            <w:tcW w:type="dxa" w:w="5112"/>
+            <w:shd w:val="clear" w:color="auto" w:fill="F1EEEF"/>
+          </w:tcPr>
+          <w:p>
+            <w:pPr>
+              <w:spacing w:after="40"/>
+            </w:pPr>
+            <w:r>
+              <w:rPr>
+                <w:b/>
+                <w:sz w:val="18"/>
+              </w:rPr>
+            </w:r>
+            <w:r>
+              <w:rPr>
+                <w:b/>
+                <w:i w:val="0"/>
+                <w:sz w:val="18"/>
+              </w:rPr>
+              <w:t>EPITOPE</w:t>
+            </w:r>
+          </w:p>
+        </w:tc>
+        <w:tc>
+          <w:tcPr>
+            <w:tcW w:type="dxa" w:w="5112"/>
+          </w:tcPr>
+          <w:p>
+            <w:pPr>
+              <w:spacing w:after="40"/>
+            </w:pPr>
+            <w:r>
+              <w:rPr>
+                <w:sz w:val="18"/>
+              </w:rPr>
+            </w:r>
+            <w:r>
+              <w:rPr>
+                <w:b w:val="0"/>
+                <w:i w:val="0"/>
+                <w:sz w:val="18"/>
+              </w:rPr>
+              <w:t>= ANTIGENIC DETERMINANT. The small molecular group actually recognised. One antigen may carry MANY.</w:t>
+            </w:r>
+          </w:p>
+        </w:tc>
+      </w:tr>
+      <w:tr>
+        <w:tc>
+          <w:tcPr>
+            <w:tcW w:type="dxa" w:w="5112"/>
+            <w:shd w:val="clear" w:color="auto" w:fill="F1EEEF"/>
+          </w:tcPr>
+          <w:p>
+            <w:pPr>
+              <w:spacing w:after="40"/>
+            </w:pPr>
+            <w:r>
+              <w:rPr>
+                <w:b/>
+                <w:sz w:val="18"/>
+              </w:rPr>
+            </w:r>
+            <w:r>
+              <w:rPr>
+                <w:b/>
+                <w:i w:val="0"/>
+                <w:sz w:val="18"/>
+              </w:rPr>
+              <w:t>★ SIZE DECIDES</w:t>
+            </w:r>
+          </w:p>
+        </w:tc>
+        <w:tc>
+          <w:tcPr>
+            <w:tcW w:type="dxa" w:w="5112"/>
+          </w:tcPr>
+          <w:p>
+            <w:pPr>
+              <w:spacing w:after="40"/>
+            </w:pPr>
+            <w:r>
+              <w:rPr>
+                <w:sz w:val="18"/>
+              </w:rPr>
+            </w:r>
+            <w:r>
+              <w:rPr>
+                <w:b w:val="0"/>
+                <w:i w:val="0"/>
+                <w:sz w:val="18"/>
+              </w:rPr>
+              <w:t xml:space="preserve">Most antigenic: foreign cells and molecules </w:t>
+            </w:r>
+            <w:r>
+              <w:rPr>
+                <w:b/>
+                <w:i w:val="0"/>
+                <w:sz w:val="18"/>
+              </w:rPr>
+              <w:t>OVER 100,000 MW</w:t>
+            </w:r>
+            <w:r>
+              <w:rPr>
+                <w:b w:val="0"/>
+                <w:i w:val="0"/>
+                <w:sz w:val="18"/>
+              </w:rPr>
+              <w:t>, usually large proteins.</w:t>
+            </w:r>
+          </w:p>
+        </w:tc>
+      </w:tr>
+      <w:tr>
+        <w:tc>
+          <w:tcPr>
+            <w:tcW w:type="dxa" w:w="5112"/>
+            <w:shd w:val="clear" w:color="auto" w:fill="F1EEEF"/>
+          </w:tcPr>
+          <w:p>
+            <w:pPr>
+              <w:spacing w:after="40"/>
+            </w:pPr>
+            <w:r>
+              <w:rPr>
+                <w:b/>
+                <w:sz w:val="18"/>
+              </w:rPr>
+            </w:r>
+            <w:r>
+              <w:rPr>
+                <w:b/>
+                <w:i w:val="0"/>
+                <w:sz w:val="18"/>
+              </w:rPr>
+              <w:t>★ HAPTEN</w:t>
+            </w:r>
+          </w:p>
+        </w:tc>
+        <w:tc>
+          <w:tcPr>
+            <w:tcW w:type="dxa" w:w="5112"/>
+          </w:tcPr>
+          <w:p>
+            <w:pPr>
+              <w:spacing w:after="40"/>
+            </w:pPr>
+            <w:r>
+              <w:rPr>
+                <w:sz w:val="18"/>
+              </w:rPr>
+            </w:r>
+            <w:r>
+              <w:rPr>
+                <w:b/>
+                <w:i w:val="0"/>
+                <w:sz w:val="18"/>
+              </w:rPr>
+              <w:t>UNDER 1,000 MW</w:t>
+            </w:r>
+            <w:r>
+              <w:rPr>
+                <w:b w:val="0"/>
+                <w:i w:val="0"/>
+                <w:sz w:val="18"/>
+              </w:rPr>
+              <w:t xml:space="preserve"> — NOT antigenic unless attached to a LARGER CARRIER. Drugs, metals, industrial chemicals. This is how occupational LATEX allergy arises.</w:t>
+            </w:r>
+          </w:p>
+        </w:tc>
+      </w:tr>
+      <w:tr>
+        <w:tc>
+          <w:tcPr>
+            <w:tcW w:type="dxa" w:w="5112"/>
+            <w:shd w:val="clear" w:color="auto" w:fill="F1EEEF"/>
+          </w:tcPr>
+          <w:p>
+            <w:pPr>
+              <w:spacing w:after="40"/>
+            </w:pPr>
+            <w:r>
+              <w:rPr>
+                <w:b/>
+                <w:sz w:val="18"/>
+              </w:rPr>
+            </w:r>
+            <w:r>
+              <w:rPr>
+                <w:b/>
+                <w:i w:val="0"/>
+                <w:sz w:val="18"/>
+              </w:rPr>
+              <w:t>AUTOANTIGEN</w:t>
+            </w:r>
+          </w:p>
+        </w:tc>
+        <w:tc>
+          <w:tcPr>
+            <w:tcW w:type="dxa" w:w="5112"/>
+          </w:tcPr>
+          <w:p>
+            <w:pPr>
+              <w:spacing w:after="40"/>
+            </w:pPr>
+            <w:r>
+              <w:rPr>
+                <w:sz w:val="18"/>
+              </w:rPr>
+            </w:r>
+            <w:r>
+              <w:rPr>
+                <w:b w:val="0"/>
+                <w:i w:val="0"/>
+                <w:sz w:val="18"/>
+              </w:rPr>
+              <w:t>Self tissue for which TOLERANCE IS INADEQUATE → some autoimmune disorders.</w:t>
+            </w:r>
+          </w:p>
+        </w:tc>
+      </w:tr>
+      <w:tr>
+        <w:tc>
+          <w:tcPr>
+            <w:tcW w:type="dxa" w:w="5112"/>
+            <w:shd w:val="clear" w:color="auto" w:fill="F1EEEF"/>
+          </w:tcPr>
+          <w:p>
+            <w:pPr>
+              <w:spacing w:after="40"/>
+            </w:pPr>
+            <w:r>
+              <w:rPr>
+                <w:b/>
+                <w:sz w:val="18"/>
+              </w:rPr>
+            </w:r>
+            <w:r>
+              <w:rPr>
+                <w:b/>
+                <w:i w:val="0"/>
+                <w:sz w:val="18"/>
+              </w:rPr>
+              <w:t>ALLOANTIGEN</w:t>
+            </w:r>
+          </w:p>
+        </w:tc>
+        <w:tc>
+          <w:tcPr>
+            <w:tcW w:type="dxa" w:w="5112"/>
+          </w:tcPr>
+          <w:p>
+            <w:pPr>
+              <w:spacing w:after="40"/>
+            </w:pPr>
+            <w:r>
+              <w:rPr>
+                <w:sz w:val="18"/>
+              </w:rPr>
+            </w:r>
+            <w:r>
+              <w:rPr>
+                <w:b w:val="0"/>
+                <w:i w:val="0"/>
+                <w:sz w:val="18"/>
+              </w:rPr>
+              <w:t xml:space="preserve">A marker of one individual antigenic to ANOTHER OF THE SAME SPECIES → the </w:t>
+            </w:r>
+            <w:r>
+              <w:rPr>
+                <w:b/>
+                <w:i w:val="0"/>
+                <w:sz w:val="18"/>
+              </w:rPr>
+              <w:t>BLOOD GROUPS</w:t>
+            </w:r>
+            <w:r>
+              <w:rPr>
+                <w:b w:val="0"/>
+                <w:i w:val="0"/>
+                <w:sz w:val="18"/>
+              </w:rPr>
+              <w:t xml:space="preserve"> and the MHC profile. Incompatibility → transfusion reaction or graft-versus-host disease.</w:t>
+            </w:r>
+          </w:p>
+        </w:tc>
+      </w:tr>
+      <w:tr>
+        <w:tc>
+          <w:tcPr>
+            <w:tcW w:type="dxa" w:w="5112"/>
+            <w:shd w:val="clear" w:color="auto" w:fill="F1EEEF"/>
+          </w:tcPr>
+          <w:p>
+            <w:pPr>
+              <w:spacing w:after="40"/>
+            </w:pPr>
+            <w:r>
+              <w:rPr>
+                <w:b/>
+                <w:sz w:val="18"/>
+              </w:rPr>
+            </w:r>
+            <w:r>
+              <w:rPr>
+                <w:b/>
+                <w:i w:val="0"/>
+                <w:sz w:val="18"/>
+              </w:rPr>
+              <w:t>HETEROPHILIC</w:t>
+            </w:r>
+          </w:p>
+        </w:tc>
+        <w:tc>
+          <w:tcPr>
+            <w:tcW w:type="dxa" w:w="5112"/>
+          </w:tcPr>
+          <w:p>
+            <w:pPr>
+              <w:spacing w:after="40"/>
+            </w:pPr>
+            <w:r>
+              <w:rPr>
+                <w:sz w:val="18"/>
+              </w:rPr>
+            </w:r>
+            <w:r>
+              <w:rPr>
+                <w:b w:val="0"/>
+                <w:i w:val="0"/>
+                <w:sz w:val="18"/>
+              </w:rPr>
+              <w:t>From an UNRELATED SPECIES with similar determinants. Mammalian heart muscle × group A strep cell wall.</w:t>
+            </w:r>
+          </w:p>
+        </w:tc>
+      </w:tr>
+      <w:tr>
+        <w:tc>
+          <w:tcPr>
+            <w:tcW w:type="dxa" w:w="5112"/>
+            <w:shd w:val="clear" w:color="auto" w:fill="F1EEEF"/>
+          </w:tcPr>
+          <w:p>
+            <w:pPr>
+              <w:spacing w:after="40"/>
+            </w:pPr>
+            <w:r>
+              <w:rPr>
+                <w:b/>
+                <w:sz w:val="18"/>
+              </w:rPr>
+            </w:r>
+            <w:r>
+              <w:rPr>
+                <w:b/>
+                <w:i w:val="0"/>
+                <w:sz w:val="18"/>
+              </w:rPr>
+              <w:t>★ SUPERANTIGEN</w:t>
+            </w:r>
+          </w:p>
+        </w:tc>
+        <w:tc>
+          <w:tcPr>
+            <w:tcW w:type="dxa" w:w="5112"/>
+          </w:tcPr>
+          <w:p>
+            <w:pPr>
+              <w:spacing w:after="40"/>
+            </w:pPr>
+            <w:r>
+              <w:rPr>
+                <w:sz w:val="18"/>
+              </w:rPr>
+            </w:r>
+            <w:r>
+              <w:rPr>
+                <w:b w:val="0"/>
+                <w:i w:val="0"/>
+                <w:sz w:val="18"/>
+              </w:rPr>
+              <w:t xml:space="preserve">A potent T-CELL STIMULATOR → </w:t>
+            </w:r>
+            <w:r>
+              <w:rPr>
+                <w:b/>
+                <w:i w:val="0"/>
+                <w:sz w:val="18"/>
+              </w:rPr>
+              <w:t>CYTOKINE STORM</w:t>
+            </w:r>
+            <w:r>
+              <w:rPr>
+                <w:b w:val="0"/>
+                <w:i w:val="0"/>
+                <w:sz w:val="18"/>
+              </w:rPr>
+              <w:t>. Staph toxins: toxic shock syndrome toxin, enterotoxin.</w:t>
+            </w:r>
+          </w:p>
+        </w:tc>
+      </w:tr>
+      <w:tr>
+        <w:tc>
+          <w:tcPr>
+            <w:tcW w:type="dxa" w:w="5112"/>
+            <w:shd w:val="clear" w:color="auto" w:fill="F1EEEF"/>
+          </w:tcPr>
+          <w:p>
+            <w:pPr>
+              <w:spacing w:after="40"/>
+            </w:pPr>
+            <w:r>
+              <w:rPr>
+                <w:b/>
+                <w:sz w:val="18"/>
+              </w:rPr>
+            </w:r>
+            <w:r>
+              <w:rPr>
+                <w:b/>
+                <w:i w:val="0"/>
+                <w:sz w:val="18"/>
+              </w:rPr>
+              <w:t>ALLERGEN</w:t>
+            </w:r>
+          </w:p>
+        </w:tc>
+        <w:tc>
+          <w:tcPr>
+            <w:tcW w:type="dxa" w:w="5112"/>
+          </w:tcPr>
+          <w:p>
+            <w:pPr>
+              <w:spacing w:after="40"/>
+            </w:pPr>
+            <w:r>
+              <w:rPr>
+                <w:sz w:val="18"/>
+              </w:rPr>
+            </w:r>
+            <w:r>
+              <w:rPr>
+                <w:b w:val="0"/>
+                <w:i w:val="0"/>
+                <w:sz w:val="18"/>
+              </w:rPr>
+              <w:t xml:space="preserve">Any antigen provoking allergy = </w:t>
+            </w:r>
+            <w:r>
+              <w:rPr>
+                <w:b/>
+                <w:i w:val="0"/>
+                <w:sz w:val="18"/>
+              </w:rPr>
+              <w:t>TYPE I HYPERSENSITIVITY</w:t>
+            </w:r>
+            <w:r>
+              <w:rPr>
+                <w:b w:val="0"/>
+                <w:i w:val="0"/>
+                <w:sz w:val="18"/>
+              </w:rPr>
+              <w:t xml:space="preserve">. Classified by </w:t>
+            </w:r>
+            <w:r>
+              <w:rPr>
+                <w:b/>
+                <w:i w:val="0"/>
+                <w:sz w:val="18"/>
+              </w:rPr>
+              <w:t>PORTAL OF ENTRY</w:t>
+            </w:r>
+            <w:r>
+              <w:rPr>
+                <w:b w:val="0"/>
+                <w:i w:val="0"/>
+                <w:sz w:val="18"/>
+              </w:rPr>
+              <w:t>: inhaled · ingested · injected · contact.</w:t>
+            </w:r>
+          </w:p>
+        </w:tc>
+      </w:tr>
+    </w:tbl>
+    <w:p>
+      <w:pPr>
+        <w:spacing w:after="80"/>
+      </w:pPr>
+    </w:p>
+    <w:p>
+      <w:pPr>
+        <w:pStyle w:val="Heading1"/>
+        <w:spacing w:before="280" w:after="100"/>
+      </w:pPr>
+      <w:r>
+        <w:rPr>
+          <w:rFonts w:ascii="Georgia" w:hAnsi="Georgia"/>
+          <w:color w:val="17494B"/>
+        </w:rPr>
+        <w:t>L6 · Presentation &amp; the Interleukins</w:t>
+      </w:r>
+    </w:p>
+    <w:tbl>
+      <w:tblPr>
+        <w:tblStyle w:val="TableGrid"/>
+        <w:tblW w:type="auto" w:w="0"/>
+        <w:jc w:val="center"/>
+        <w:tblLook w:firstColumn="1" w:firstRow="1" w:lastColumn="0" w:lastRow="0" w:noHBand="0" w:noVBand="1" w:val="04A0"/>
+        <w:tblBorders>
+          <w:top w:val="single" w:sz="4" w:space="0" w:color="D8D2D4"/>
+          <w:left w:val="single" w:sz="4" w:space="0" w:color="D8D2D4"/>
+          <w:bottom w:val="single" w:sz="4" w:space="0" w:color="D8D2D4"/>
+          <w:right w:val="single" w:sz="4" w:space="0" w:color="D8D2D4"/>
+          <w:insideH w:val="single" w:sz="4" w:space="0" w:color="D8D2D4"/>
+          <w:insideV w:val="single" w:sz="4" w:space="0" w:color="D8D2D4"/>
+        </w:tblBorders>
+      </w:tblPr>
+      <w:tblGrid>
+        <w:gridCol w:w="5112"/>
+        <w:gridCol w:w="5112"/>
+      </w:tblGrid>
+      <w:tr>
+        <w:tc>
+          <w:tcPr>
+            <w:tcW w:type="dxa" w:w="5112"/>
+            <w:shd w:val="clear" w:color="auto" w:fill="17494B"/>
+          </w:tcPr>
+          <w:p>
+            <w:pPr>
+              <w:spacing w:after="40"/>
+            </w:pPr>
+            <w:r>
+              <w:rPr>
+                <w:b/>
+                <w:color w:val="FFFFFF"/>
+                <w:sz w:val="18"/>
+              </w:rPr>
+            </w:r>
+            <w:r>
+              <w:rPr>
+                <w:b/>
+                <w:i w:val="0"/>
+                <w:color w:val="FFFFFF"/>
+                <w:sz w:val="18"/>
+              </w:rPr>
+              <w:t>Term</w:t>
+            </w:r>
+          </w:p>
+        </w:tc>
+        <w:tc>
+          <w:tcPr>
+            <w:tcW w:type="dxa" w:w="5112"/>
+            <w:shd w:val="clear" w:color="auto" w:fill="17494B"/>
+          </w:tcPr>
+          <w:p>
+            <w:pPr>
+              <w:spacing w:after="40"/>
+            </w:pPr>
+            <w:r>
+              <w:rPr>
+                <w:b/>
+                <w:color w:val="FFFFFF"/>
+                <w:sz w:val="18"/>
+              </w:rPr>
+            </w:r>
+            <w:r>
+              <w:rPr>
+                <w:b/>
+                <w:i w:val="0"/>
+                <w:color w:val="FFFFFF"/>
+                <w:sz w:val="18"/>
+              </w:rPr>
+              <w:t>What you need to know</w:t>
+            </w:r>
+          </w:p>
+        </w:tc>
+      </w:tr>
+      <w:tr>
+        <w:tc>
+          <w:tcPr>
+            <w:tcW w:type="dxa" w:w="5112"/>
+            <w:shd w:val="clear" w:color="auto" w:fill="F1EEEF"/>
+          </w:tcPr>
+          <w:p>
+            <w:pPr>
+              <w:spacing w:after="40"/>
+            </w:pPr>
+            <w:r>
+              <w:rPr>
+                <w:b/>
+                <w:sz w:val="18"/>
+              </w:rPr>
+            </w:r>
+            <w:r>
+              <w:rPr>
+                <w:b/>
+                <w:i w:val="0"/>
+                <w:sz w:val="18"/>
+              </w:rPr>
+              <w:t>The three-way collaboration</w:t>
+            </w:r>
+          </w:p>
+        </w:tc>
+        <w:tc>
+          <w:tcPr>
+            <w:tcW w:type="dxa" w:w="5112"/>
+          </w:tcPr>
+          <w:p>
+            <w:pPr>
+              <w:spacing w:after="40"/>
+            </w:pPr>
+            <w:r>
+              <w:rPr>
+                <w:sz w:val="18"/>
+              </w:rPr>
+            </w:r>
+            <w:r>
+              <w:rPr>
+                <w:b w:val="0"/>
+                <w:i w:val="0"/>
+                <w:sz w:val="18"/>
+              </w:rPr>
+              <w:t xml:space="preserve">An </w:t>
+            </w:r>
+            <w:r>
+              <w:rPr>
+                <w:b/>
+                <w:i w:val="0"/>
+                <w:sz w:val="18"/>
+              </w:rPr>
+              <w:t>APC</w:t>
+            </w:r>
+            <w:r>
+              <w:rPr>
+                <w:b w:val="0"/>
+                <w:i w:val="0"/>
+                <w:sz w:val="18"/>
+              </w:rPr>
+              <w:t xml:space="preserve"> + a </w:t>
+            </w:r>
+            <w:r>
+              <w:rPr>
+                <w:b/>
+                <w:i w:val="0"/>
+                <w:sz w:val="18"/>
+              </w:rPr>
+              <w:t>T HELPER CELL</w:t>
+            </w:r>
+            <w:r>
+              <w:rPr>
+                <w:b w:val="0"/>
+                <w:i w:val="0"/>
+                <w:sz w:val="18"/>
+              </w:rPr>
+              <w:t xml:space="preserve"> + an antigen-specific </w:t>
+            </w:r>
+            <w:r>
+              <w:rPr>
+                <w:b/>
+                <w:i w:val="0"/>
+                <w:sz w:val="18"/>
+              </w:rPr>
+              <w:t>B or T CELL</w:t>
+            </w:r>
+            <w:r>
+              <w:rPr>
+                <w:b w:val="0"/>
+                <w:i w:val="0"/>
+                <w:sz w:val="18"/>
+              </w:rPr>
+              <w:t>.</w:t>
+            </w:r>
+          </w:p>
+        </w:tc>
+      </w:tr>
+      <w:tr>
+        <w:tc>
+          <w:tcPr>
+            <w:tcW w:type="dxa" w:w="5112"/>
+            <w:shd w:val="clear" w:color="auto" w:fill="F1EEEF"/>
+          </w:tcPr>
+          <w:p>
+            <w:pPr>
+              <w:spacing w:after="40"/>
+            </w:pPr>
+            <w:r>
+              <w:rPr>
+                <w:b/>
+                <w:sz w:val="18"/>
+              </w:rPr>
+            </w:r>
+            <w:r>
+              <w:rPr>
+                <w:b/>
+                <w:i w:val="0"/>
+                <w:sz w:val="18"/>
+              </w:rPr>
+              <w:t>What the APC does</w:t>
+            </w:r>
+          </w:p>
+        </w:tc>
+        <w:tc>
+          <w:tcPr>
+            <w:tcW w:type="dxa" w:w="5112"/>
+          </w:tcPr>
+          <w:p>
+            <w:pPr>
+              <w:spacing w:after="40"/>
+            </w:pPr>
+            <w:r>
+              <w:rPr>
+                <w:sz w:val="18"/>
+              </w:rPr>
+            </w:r>
+            <w:r>
+              <w:rPr>
+                <w:b w:val="0"/>
+                <w:i w:val="0"/>
+                <w:sz w:val="18"/>
+              </w:rPr>
+              <w:t xml:space="preserve">ALTERS the antigen and attaches it to its </w:t>
+            </w:r>
+            <w:r>
+              <w:rPr>
+                <w:b/>
+                <w:i w:val="0"/>
+                <w:sz w:val="18"/>
+              </w:rPr>
+              <w:t>CLASS II MHC</w:t>
+            </w:r>
+            <w:r>
+              <w:rPr>
+                <w:b w:val="0"/>
+                <w:i w:val="0"/>
+                <w:sz w:val="18"/>
+              </w:rPr>
+              <w:t xml:space="preserve"> receptor.</w:t>
+            </w:r>
+          </w:p>
+        </w:tc>
+      </w:tr>
+      <w:tr>
+        <w:tc>
+          <w:tcPr>
+            <w:tcW w:type="dxa" w:w="5112"/>
+            <w:shd w:val="clear" w:color="auto" w:fill="F1EEEF"/>
+          </w:tcPr>
+          <w:p>
+            <w:pPr>
+              <w:spacing w:after="40"/>
+            </w:pPr>
+            <w:r>
+              <w:rPr>
+                <w:b/>
+                <w:sz w:val="18"/>
+              </w:rPr>
+            </w:r>
+            <w:r>
+              <w:rPr>
+                <w:b/>
+                <w:i w:val="0"/>
+                <w:sz w:val="18"/>
+              </w:rPr>
+              <w:t>★ INTERLEUKIN 1</w:t>
+            </w:r>
+          </w:p>
+        </w:tc>
+        <w:tc>
+          <w:tcPr>
+            <w:tcW w:type="dxa" w:w="5112"/>
+          </w:tcPr>
+          <w:p>
+            <w:pPr>
+              <w:spacing w:after="40"/>
+            </w:pPr>
+            <w:r>
+              <w:rPr>
+                <w:sz w:val="18"/>
+              </w:rPr>
+            </w:r>
+            <w:r>
+              <w:rPr>
+                <w:b w:val="0"/>
+                <w:i w:val="0"/>
+                <w:sz w:val="18"/>
+              </w:rPr>
+              <w:t xml:space="preserve">From the </w:t>
+            </w:r>
+            <w:r>
+              <w:rPr>
+                <w:b/>
+                <w:i w:val="0"/>
+                <w:sz w:val="18"/>
+              </w:rPr>
+              <w:t>APC</w:t>
+            </w:r>
+            <w:r>
+              <w:rPr>
+                <w:b w:val="0"/>
+                <w:i w:val="0"/>
+                <w:sz w:val="18"/>
+              </w:rPr>
+              <w:t xml:space="preserve">. Activates the T helper cell. ALSO an </w:t>
+            </w:r>
+            <w:r>
+              <w:rPr>
+                <w:b/>
+                <w:i w:val="0"/>
+                <w:sz w:val="18"/>
+              </w:rPr>
+              <w:t>ENDOGENOUS PYROGEN</w:t>
+            </w:r>
+            <w:r>
+              <w:rPr>
+                <w:b w:val="0"/>
+                <w:i w:val="0"/>
+                <w:sz w:val="18"/>
+              </w:rPr>
+              <w:t xml:space="preserve"> → fever and inflammation.</w:t>
+            </w:r>
+          </w:p>
+        </w:tc>
+      </w:tr>
+      <w:tr>
+        <w:tc>
+          <w:tcPr>
+            <w:tcW w:type="dxa" w:w="5112"/>
+            <w:shd w:val="clear" w:color="auto" w:fill="F1EEEF"/>
+          </w:tcPr>
+          <w:p>
+            <w:pPr>
+              <w:spacing w:after="40"/>
+            </w:pPr>
+            <w:r>
+              <w:rPr>
+                <w:b/>
+                <w:sz w:val="18"/>
+              </w:rPr>
+            </w:r>
+            <w:r>
+              <w:rPr>
+                <w:b/>
+                <w:i w:val="0"/>
+                <w:sz w:val="18"/>
+              </w:rPr>
+              <w:t>★ INTERLEUKIN 2</w:t>
+            </w:r>
+          </w:p>
+        </w:tc>
+        <w:tc>
+          <w:tcPr>
+            <w:tcW w:type="dxa" w:w="5112"/>
+          </w:tcPr>
+          <w:p>
+            <w:pPr>
+              <w:spacing w:after="40"/>
+            </w:pPr>
+            <w:r>
+              <w:rPr>
+                <w:sz w:val="18"/>
+              </w:rPr>
+            </w:r>
+            <w:r>
+              <w:rPr>
+                <w:b w:val="0"/>
+                <w:i w:val="0"/>
+                <w:sz w:val="18"/>
+              </w:rPr>
+              <w:t xml:space="preserve">From the </w:t>
+            </w:r>
+            <w:r>
+              <w:rPr>
+                <w:b/>
+                <w:i w:val="0"/>
+                <w:sz w:val="18"/>
+              </w:rPr>
+              <w:t>ACTIVATED T HELPER</w:t>
+            </w:r>
+            <w:r>
+              <w:rPr>
+                <w:b w:val="0"/>
+                <w:i w:val="0"/>
+                <w:sz w:val="18"/>
+              </w:rPr>
+              <w:t xml:space="preserve">. Activates B cells and other T cells. Its </w:t>
+            </w:r>
+            <w:r>
+              <w:rPr>
+                <w:b/>
+                <w:i w:val="0"/>
+                <w:sz w:val="18"/>
+              </w:rPr>
+              <w:t>DYSREGULATION</w:t>
+            </w:r>
+            <w:r>
+              <w:rPr>
+                <w:b w:val="0"/>
+                <w:i w:val="0"/>
+                <w:sz w:val="18"/>
+              </w:rPr>
+              <w:t xml:space="preserve"> → LUPUS and RHEUMATOID ARTHRITIS.</w:t>
+            </w:r>
+          </w:p>
+        </w:tc>
+      </w:tr>
+      <w:tr>
+        <w:tc>
+          <w:tcPr>
+            <w:tcW w:type="dxa" w:w="5112"/>
+            <w:shd w:val="clear" w:color="auto" w:fill="F1EEEF"/>
+          </w:tcPr>
+          <w:p>
+            <w:pPr>
+              <w:spacing w:after="40"/>
+            </w:pPr>
+            <w:r>
+              <w:rPr>
+                <w:b/>
+                <w:sz w:val="18"/>
+              </w:rPr>
+            </w:r>
+            <w:r>
+              <w:rPr>
+                <w:b/>
+                <w:i w:val="0"/>
+                <w:sz w:val="18"/>
+              </w:rPr>
+              <w:t>Swapping these two</w:t>
+            </w:r>
+          </w:p>
+        </w:tc>
+        <w:tc>
+          <w:tcPr>
+            <w:tcW w:type="dxa" w:w="5112"/>
+          </w:tcPr>
+          <w:p>
+            <w:pPr>
+              <w:spacing w:after="40"/>
+            </w:pPr>
+            <w:r>
+              <w:rPr>
+                <w:sz w:val="18"/>
+              </w:rPr>
+            </w:r>
+            <w:r>
+              <w:rPr>
+                <w:b w:val="0"/>
+                <w:i w:val="0"/>
+                <w:sz w:val="18"/>
+              </w:rPr>
+              <w:t>Is the easy mistake. IL-1 comes FROM the APC; IL-2 comes FROM the helper.</w:t>
+            </w:r>
+          </w:p>
+        </w:tc>
+      </w:tr>
+      <w:tr>
+        <w:tc>
+          <w:tcPr>
+            <w:tcW w:type="dxa" w:w="5112"/>
+            <w:shd w:val="clear" w:color="auto" w:fill="F1EEEF"/>
+          </w:tcPr>
+          <w:p>
+            <w:pPr>
+              <w:spacing w:after="40"/>
+            </w:pPr>
+            <w:r>
+              <w:rPr>
+                <w:b/>
+                <w:sz w:val="18"/>
+              </w:rPr>
+            </w:r>
+            <w:r>
+              <w:rPr>
+                <w:b/>
+                <w:i w:val="0"/>
+                <w:sz w:val="18"/>
+              </w:rPr>
+              <w:t>B-cell expansion gives</w:t>
+            </w:r>
+          </w:p>
+        </w:tc>
+        <w:tc>
+          <w:tcPr>
+            <w:tcW w:type="dxa" w:w="5112"/>
+          </w:tcPr>
+          <w:p>
+            <w:pPr>
+              <w:spacing w:after="40"/>
+            </w:pPr>
+            <w:r>
+              <w:rPr>
+                <w:sz w:val="18"/>
+              </w:rPr>
+            </w:r>
+            <w:r>
+              <w:rPr>
+                <w:b/>
+                <w:i w:val="0"/>
+                <w:sz w:val="18"/>
+              </w:rPr>
+              <w:t>PLASMA CELLS</w:t>
+            </w:r>
+            <w:r>
+              <w:rPr>
+                <w:b w:val="0"/>
+                <w:i w:val="0"/>
+                <w:sz w:val="18"/>
+              </w:rPr>
+              <w:t xml:space="preserve"> (secrete antibody) + </w:t>
+            </w:r>
+            <w:r>
+              <w:rPr>
+                <w:b/>
+                <w:i w:val="0"/>
+                <w:sz w:val="18"/>
+              </w:rPr>
+              <w:t>MEMORY CELLS</w:t>
+            </w:r>
+            <w:r>
+              <w:rPr>
+                <w:b w:val="0"/>
+                <w:i w:val="0"/>
+                <w:sz w:val="18"/>
+              </w:rPr>
+              <w:t>.</w:t>
+            </w:r>
+          </w:p>
+        </w:tc>
+      </w:tr>
+      <w:tr>
+        <w:tc>
+          <w:tcPr>
+            <w:tcW w:type="dxa" w:w="5112"/>
+            <w:shd w:val="clear" w:color="auto" w:fill="F1EEEF"/>
+          </w:tcPr>
+          <w:p>
+            <w:pPr>
+              <w:spacing w:after="40"/>
+            </w:pPr>
+            <w:r>
+              <w:rPr>
+                <w:b/>
+                <w:sz w:val="18"/>
+              </w:rPr>
+            </w:r>
+            <w:r>
+              <w:rPr>
+                <w:b/>
+                <w:i w:val="0"/>
+                <w:sz w:val="18"/>
+              </w:rPr>
+              <w:t>★ MEMORY CELLS</w:t>
+            </w:r>
+          </w:p>
+        </w:tc>
+        <w:tc>
+          <w:tcPr>
+            <w:tcW w:type="dxa" w:w="5112"/>
+          </w:tcPr>
+          <w:p>
+            <w:pPr>
+              <w:spacing w:after="40"/>
+            </w:pPr>
+            <w:r>
+              <w:rPr>
+                <w:sz w:val="18"/>
+              </w:rPr>
+            </w:r>
+            <w:r>
+              <w:rPr>
+                <w:b w:val="0"/>
+                <w:i w:val="0"/>
+                <w:sz w:val="18"/>
+              </w:rPr>
+              <w:t xml:space="preserve">They </w:t>
+            </w:r>
+            <w:r>
+              <w:rPr>
+                <w:b/>
+                <w:i w:val="0"/>
+                <w:sz w:val="18"/>
+              </w:rPr>
+              <w:t>PAUSE PARTWAY THROUGH MITOSIS</w:t>
+            </w:r>
+            <w:r>
+              <w:rPr>
+                <w:b w:val="0"/>
+                <w:i w:val="0"/>
+                <w:sz w:val="18"/>
+              </w:rPr>
+              <w:t xml:space="preserve"> — which is why the secondary response is so fast.</w:t>
+            </w:r>
+          </w:p>
+        </w:tc>
+      </w:tr>
+      <w:tr>
+        <w:tc>
+          <w:tcPr>
+            <w:tcW w:type="dxa" w:w="5112"/>
+            <w:shd w:val="clear" w:color="auto" w:fill="F1EEEF"/>
+          </w:tcPr>
+          <w:p>
+            <w:pPr>
+              <w:spacing w:after="40"/>
+            </w:pPr>
+            <w:r>
+              <w:rPr>
+                <w:b/>
+                <w:sz w:val="18"/>
+              </w:rPr>
+            </w:r>
+            <w:r>
+              <w:rPr>
+                <w:b/>
+                <w:i w:val="0"/>
+                <w:sz w:val="18"/>
+              </w:rPr>
+              <w:t>The naming</w:t>
+            </w:r>
+          </w:p>
+        </w:tc>
+        <w:tc>
+          <w:tcPr>
+            <w:tcW w:type="dxa" w:w="5112"/>
+          </w:tcPr>
+          <w:p>
+            <w:pPr>
+              <w:spacing w:after="40"/>
+            </w:pPr>
+            <w:r>
+              <w:rPr>
+                <w:sz w:val="18"/>
+              </w:rPr>
+            </w:r>
+            <w:r>
+              <w:rPr>
+                <w:b w:val="0"/>
+                <w:i w:val="0"/>
+                <w:sz w:val="18"/>
+              </w:rPr>
+              <w:t>B-cell responses = ANTIBODY-MEDIATED (AMI) or HUMORAL-MEDIATED (HMI). T-cell responses = CELL-MEDIATED (CMI).</w:t>
+            </w:r>
+          </w:p>
+        </w:tc>
+      </w:tr>
+    </w:tbl>
+    <w:p>
+      <w:pPr>
+        <w:spacing w:after="80"/>
+      </w:pPr>
+    </w:p>
+    <w:p>
+      <w:pPr>
+        <w:pStyle w:val="Heading1"/>
+        <w:spacing w:before="280" w:after="100"/>
+      </w:pPr>
+      <w:r>
+        <w:rPr>
+          <w:rFonts w:ascii="Georgia" w:hAnsi="Georgia"/>
+          <w:color w:val="17494B"/>
+        </w:rPr>
+        <w:t>L6 · ★ THE FIVE IMMUNOGLOBULINS</w:t>
+      </w:r>
+    </w:p>
+    <w:tbl>
+      <w:tblPr>
+        <w:tblStyle w:val="TableGrid"/>
+        <w:tblW w:type="auto" w:w="0"/>
+        <w:jc w:val="center"/>
+        <w:tblLook w:firstColumn="1" w:firstRow="1" w:lastColumn="0" w:lastRow="0" w:noHBand="0" w:noVBand="1" w:val="04A0"/>
+        <w:tblBorders>
+          <w:top w:val="single" w:sz="4" w:space="0" w:color="D8D2D4"/>
+          <w:left w:val="single" w:sz="4" w:space="0" w:color="D8D2D4"/>
+          <w:bottom w:val="single" w:sz="4" w:space="0" w:color="D8D2D4"/>
+          <w:right w:val="single" w:sz="4" w:space="0" w:color="D8D2D4"/>
+          <w:insideH w:val="single" w:sz="4" w:space="0" w:color="D8D2D4"/>
+          <w:insideV w:val="single" w:sz="4" w:space="0" w:color="D8D2D4"/>
+        </w:tblBorders>
+      </w:tblPr>
+      <w:tblGrid>
+        <w:gridCol w:w="5112"/>
+        <w:gridCol w:w="5112"/>
+      </w:tblGrid>
+      <w:tr>
+        <w:tc>
+          <w:tcPr>
+            <w:tcW w:type="dxa" w:w="5112"/>
+            <w:shd w:val="clear" w:color="auto" w:fill="17494B"/>
+          </w:tcPr>
+          <w:p>
+            <w:pPr>
+              <w:spacing w:after="40"/>
+            </w:pPr>
+            <w:r>
+              <w:rPr>
+                <w:b/>
+                <w:color w:val="FFFFFF"/>
+                <w:sz w:val="18"/>
+              </w:rPr>
+            </w:r>
+            <w:r>
+              <w:rPr>
+                <w:b/>
+                <w:i w:val="0"/>
+                <w:color w:val="FFFFFF"/>
+                <w:sz w:val="18"/>
+              </w:rPr>
+              <w:t>Term</w:t>
+            </w:r>
+          </w:p>
+        </w:tc>
+        <w:tc>
+          <w:tcPr>
+            <w:tcW w:type="dxa" w:w="5112"/>
+            <w:shd w:val="clear" w:color="auto" w:fill="17494B"/>
+          </w:tcPr>
+          <w:p>
+            <w:pPr>
+              <w:spacing w:after="40"/>
+            </w:pPr>
+            <w:r>
+              <w:rPr>
+                <w:b/>
+                <w:color w:val="FFFFFF"/>
+                <w:sz w:val="18"/>
+              </w:rPr>
+            </w:r>
+            <w:r>
+              <w:rPr>
+                <w:b/>
+                <w:i w:val="0"/>
+                <w:color w:val="FFFFFF"/>
+                <w:sz w:val="18"/>
+              </w:rPr>
+              <w:t>What you need to know</w:t>
+            </w:r>
+          </w:p>
+        </w:tc>
+      </w:tr>
+      <w:tr>
+        <w:tc>
+          <w:tcPr>
+            <w:tcW w:type="dxa" w:w="5112"/>
+            <w:shd w:val="clear" w:color="auto" w:fill="F1EEEF"/>
+          </w:tcPr>
+          <w:p>
+            <w:pPr>
+              <w:spacing w:after="40"/>
+            </w:pPr>
+            <w:r>
+              <w:rPr>
+                <w:b/>
+                <w:sz w:val="18"/>
+              </w:rPr>
+            </w:r>
+            <w:r>
+              <w:rPr>
+                <w:b/>
+                <w:i w:val="0"/>
+                <w:sz w:val="18"/>
+              </w:rPr>
+              <w:t>Structure</w:t>
+            </w:r>
+          </w:p>
+        </w:tc>
+        <w:tc>
+          <w:tcPr>
+            <w:tcW w:type="dxa" w:w="5112"/>
+          </w:tcPr>
+          <w:p>
+            <w:pPr>
+              <w:spacing w:after="40"/>
+            </w:pPr>
+            <w:r>
+              <w:rPr>
+                <w:sz w:val="18"/>
+              </w:rPr>
+            </w:r>
+            <w:r>
+              <w:rPr>
+                <w:b w:val="0"/>
+                <w:i w:val="0"/>
+                <w:sz w:val="18"/>
+              </w:rPr>
+              <w:t xml:space="preserve">Y-shaped, FOUR chains. </w:t>
+            </w:r>
+            <w:r>
+              <w:rPr>
+                <w:b/>
+                <w:i w:val="0"/>
+                <w:sz w:val="18"/>
+              </w:rPr>
+              <w:t>Fab</w:t>
+            </w:r>
+            <w:r>
+              <w:rPr>
+                <w:b w:val="0"/>
+                <w:i w:val="0"/>
+                <w:sz w:val="18"/>
+              </w:rPr>
+              <w:t xml:space="preserve"> = antigen-binding (two of them). </w:t>
+            </w:r>
+            <w:r>
+              <w:rPr>
+                <w:b/>
+                <w:i w:val="0"/>
+                <w:sz w:val="18"/>
+              </w:rPr>
+              <w:t>Fc</w:t>
+            </w:r>
+            <w:r>
+              <w:rPr>
+                <w:b w:val="0"/>
+                <w:i w:val="0"/>
+                <w:sz w:val="18"/>
+              </w:rPr>
+              <w:t xml:space="preserve"> = crystallizable, binds immune cells AND allows the SWIVEL.</w:t>
+            </w:r>
+          </w:p>
+        </w:tc>
+      </w:tr>
+      <w:tr>
+        <w:tc>
+          <w:tcPr>
+            <w:tcW w:type="dxa" w:w="5112"/>
+            <w:shd w:val="clear" w:color="auto" w:fill="F1EEEF"/>
+          </w:tcPr>
+          <w:p>
+            <w:pPr>
+              <w:spacing w:after="40"/>
+            </w:pPr>
+            <w:r>
+              <w:rPr>
+                <w:b/>
+                <w:sz w:val="18"/>
+              </w:rPr>
+            </w:r>
+            <w:r>
+              <w:rPr>
+                <w:b/>
+                <w:i w:val="0"/>
+                <w:sz w:val="18"/>
+              </w:rPr>
+              <w:t>★ IgG</w:t>
+            </w:r>
+          </w:p>
+        </w:tc>
+        <w:tc>
+          <w:tcPr>
+            <w:tcW w:type="dxa" w:w="5112"/>
+          </w:tcPr>
+          <w:p>
+            <w:pPr>
+              <w:spacing w:after="40"/>
+            </w:pPr>
+            <w:r>
+              <w:rPr>
+                <w:sz w:val="18"/>
+              </w:rPr>
+            </w:r>
+            <w:r>
+              <w:rPr>
+                <w:b w:val="0"/>
+                <w:i w:val="0"/>
+                <w:sz w:val="18"/>
+              </w:rPr>
+              <w:t xml:space="preserve">MONOMER. </w:t>
+            </w:r>
+            <w:r>
+              <w:rPr>
+                <w:b/>
+                <w:i w:val="0"/>
+                <w:sz w:val="18"/>
+              </w:rPr>
+              <w:t>MOST PREVALENT.</w:t>
+            </w:r>
+            <w:r>
+              <w:rPr>
+                <w:b w:val="0"/>
+                <w:i w:val="0"/>
+                <w:sz w:val="18"/>
+              </w:rPr>
+              <w:t xml:space="preserve"> The </w:t>
+            </w:r>
+            <w:r>
+              <w:rPr>
+                <w:b/>
+                <w:i w:val="0"/>
+                <w:sz w:val="18"/>
+              </w:rPr>
+              <w:t>ONLY</w:t>
+            </w:r>
+            <w:r>
+              <w:rPr>
+                <w:b w:val="0"/>
+                <w:i w:val="0"/>
+                <w:sz w:val="18"/>
+              </w:rPr>
+              <w:t xml:space="preserve"> one crossing the PLACENTA. </w:t>
+            </w:r>
+            <w:r>
+              <w:rPr>
+                <w:b/>
+                <w:i w:val="0"/>
+                <w:sz w:val="18"/>
+              </w:rPr>
+              <w:t>LONG-TERM IMMUNITY.</w:t>
+            </w:r>
+            <w:r>
+              <w:rPr>
+                <w:b w:val="0"/>
+                <w:i w:val="0"/>
+                <w:sz w:val="18"/>
+              </w:rPr>
+              <w:t xml:space="preserve"> Huge titre in SECONDARY responses.</w:t>
+            </w:r>
+          </w:p>
+        </w:tc>
+      </w:tr>
+      <w:tr>
+        <w:tc>
+          <w:tcPr>
+            <w:tcW w:type="dxa" w:w="5112"/>
+            <w:shd w:val="clear" w:color="auto" w:fill="F1EEEF"/>
+          </w:tcPr>
+          <w:p>
+            <w:pPr>
+              <w:spacing w:after="40"/>
+            </w:pPr>
+            <w:r>
+              <w:rPr>
+                <w:b/>
+                <w:sz w:val="18"/>
+              </w:rPr>
+            </w:r>
+            <w:r>
+              <w:rPr>
+                <w:b/>
+                <w:i w:val="0"/>
+                <w:sz w:val="18"/>
+              </w:rPr>
+              <w:t>★ IgA</w:t>
+            </w:r>
+          </w:p>
+        </w:tc>
+        <w:tc>
+          <w:tcPr>
+            <w:tcW w:type="dxa" w:w="5112"/>
+          </w:tcPr>
+          <w:p>
+            <w:pPr>
+              <w:spacing w:after="40"/>
+            </w:pPr>
+            <w:r>
+              <w:rPr>
+                <w:sz w:val="18"/>
+              </w:rPr>
+            </w:r>
+            <w:r>
+              <w:rPr>
+                <w:b w:val="0"/>
+                <w:i w:val="0"/>
+                <w:sz w:val="18"/>
+              </w:rPr>
+              <w:t xml:space="preserve">MONOMER </w:t>
+            </w:r>
+            <w:r>
+              <w:rPr>
+                <w:b/>
+                <w:i w:val="0"/>
+                <w:sz w:val="18"/>
+              </w:rPr>
+              <w:t>or DIMER</w:t>
+            </w:r>
+            <w:r>
+              <w:rPr>
+                <w:b w:val="0"/>
+                <w:i w:val="0"/>
+                <w:sz w:val="18"/>
+              </w:rPr>
+              <w:t xml:space="preserve">. </w:t>
+            </w:r>
+            <w:r>
+              <w:rPr>
+                <w:b/>
+                <w:i w:val="0"/>
+                <w:sz w:val="18"/>
+              </w:rPr>
+              <w:t>SECOND most prevalent.</w:t>
+            </w:r>
+            <w:r>
+              <w:rPr>
+                <w:b w:val="0"/>
+                <w:i w:val="0"/>
+                <w:sz w:val="18"/>
+              </w:rPr>
+              <w:t xml:space="preserve"> MUCOSAL — saliva, tears, colostrum, mucus. Local immunity: enteric, respiratory, genitourinary.</w:t>
+            </w:r>
+          </w:p>
+        </w:tc>
+      </w:tr>
+      <w:tr>
+        <w:tc>
+          <w:tcPr>
+            <w:tcW w:type="dxa" w:w="5112"/>
+            <w:shd w:val="clear" w:color="auto" w:fill="F1EEEF"/>
+          </w:tcPr>
+          <w:p>
+            <w:pPr>
+              <w:spacing w:after="40"/>
+            </w:pPr>
+            <w:r>
+              <w:rPr>
+                <w:b/>
+                <w:sz w:val="18"/>
+              </w:rPr>
+            </w:r>
+            <w:r>
+              <w:rPr>
+                <w:b/>
+                <w:i w:val="0"/>
+                <w:sz w:val="18"/>
+              </w:rPr>
+              <w:t>★ IgM</w:t>
+            </w:r>
+          </w:p>
+        </w:tc>
+        <w:tc>
+          <w:tcPr>
+            <w:tcW w:type="dxa" w:w="5112"/>
+          </w:tcPr>
+          <w:p>
+            <w:pPr>
+              <w:spacing w:after="40"/>
+            </w:pPr>
+            <w:r>
+              <w:rPr>
+                <w:sz w:val="18"/>
+              </w:rPr>
+            </w:r>
+            <w:r>
+              <w:rPr>
+                <w:b/>
+                <w:i w:val="0"/>
+                <w:sz w:val="18"/>
+              </w:rPr>
+              <w:t>PENTAMER</w:t>
+            </w:r>
+            <w:r>
+              <w:rPr>
+                <w:b w:val="0"/>
+                <w:i w:val="0"/>
+                <w:sz w:val="18"/>
+              </w:rPr>
+              <w:t xml:space="preserve"> — by far the LARGEST, so </w:t>
+            </w:r>
+            <w:r>
+              <w:rPr>
+                <w:b/>
+                <w:i w:val="0"/>
+                <w:sz w:val="18"/>
+              </w:rPr>
+              <w:t>TOO BIG for the placenta</w:t>
+            </w:r>
+            <w:r>
+              <w:rPr>
+                <w:b w:val="0"/>
+                <w:i w:val="0"/>
+                <w:sz w:val="18"/>
+              </w:rPr>
+              <w:t xml:space="preserve">. </w:t>
+            </w:r>
+            <w:r>
+              <w:rPr>
+                <w:b/>
+                <w:i w:val="0"/>
+                <w:sz w:val="18"/>
+              </w:rPr>
+              <w:t>FIRST RESPONDER</w:t>
+            </w:r>
+            <w:r>
+              <w:rPr>
+                <w:b w:val="0"/>
+                <w:i w:val="0"/>
+                <w:sz w:val="18"/>
+              </w:rPr>
+              <w:t xml:space="preserve"> of the primary response. Important COMPLEMENT FIXER. Binds B cells.</w:t>
+            </w:r>
+          </w:p>
+        </w:tc>
+      </w:tr>
+      <w:tr>
+        <w:tc>
+          <w:tcPr>
+            <w:tcW w:type="dxa" w:w="5112"/>
+            <w:shd w:val="clear" w:color="auto" w:fill="F1EEEF"/>
+          </w:tcPr>
+          <w:p>
+            <w:pPr>
+              <w:spacing w:after="40"/>
+            </w:pPr>
+            <w:r>
+              <w:rPr>
+                <w:b/>
+                <w:sz w:val="18"/>
+              </w:rPr>
+            </w:r>
+            <w:r>
+              <w:rPr>
+                <w:b/>
+                <w:i w:val="0"/>
+                <w:sz w:val="18"/>
+              </w:rPr>
+              <w:t>★ IgD</w:t>
+            </w:r>
+          </w:p>
+        </w:tc>
+        <w:tc>
+          <w:tcPr>
+            <w:tcW w:type="dxa" w:w="5112"/>
+          </w:tcPr>
+          <w:p>
+            <w:pPr>
+              <w:spacing w:after="40"/>
+            </w:pPr>
+            <w:r>
+              <w:rPr>
+                <w:sz w:val="18"/>
+              </w:rPr>
+            </w:r>
+            <w:r>
+              <w:rPr>
+                <w:b w:val="0"/>
+                <w:i w:val="0"/>
+                <w:sz w:val="18"/>
+              </w:rPr>
+              <w:t xml:space="preserve">MONOMER. HIGH titre in </w:t>
+            </w:r>
+            <w:r>
+              <w:rPr>
+                <w:b/>
+                <w:i w:val="0"/>
+                <w:sz w:val="18"/>
+              </w:rPr>
+              <w:t>NEWBORNS</w:t>
+            </w:r>
+            <w:r>
+              <w:rPr>
+                <w:b w:val="0"/>
+                <w:i w:val="0"/>
+                <w:sz w:val="18"/>
+              </w:rPr>
+              <w:t>, very LOW in adults/children. Binds B cells — trigger for activation AND regulation.</w:t>
+            </w:r>
+          </w:p>
+        </w:tc>
+      </w:tr>
+      <w:tr>
+        <w:tc>
+          <w:tcPr>
+            <w:tcW w:type="dxa" w:w="5112"/>
+            <w:shd w:val="clear" w:color="auto" w:fill="F1EEEF"/>
+          </w:tcPr>
+          <w:p>
+            <w:pPr>
+              <w:spacing w:after="40"/>
+            </w:pPr>
+            <w:r>
+              <w:rPr>
+                <w:b/>
+                <w:sz w:val="18"/>
+              </w:rPr>
+            </w:r>
+            <w:r>
+              <w:rPr>
+                <w:b/>
+                <w:i w:val="0"/>
+                <w:sz w:val="18"/>
+              </w:rPr>
+              <w:t>★ IgE</w:t>
+            </w:r>
+          </w:p>
+        </w:tc>
+        <w:tc>
+          <w:tcPr>
+            <w:tcW w:type="dxa" w:w="5112"/>
+          </w:tcPr>
+          <w:p>
+            <w:pPr>
+              <w:spacing w:after="40"/>
+            </w:pPr>
+            <w:r>
+              <w:rPr>
+                <w:sz w:val="18"/>
+              </w:rPr>
+            </w:r>
+            <w:r>
+              <w:rPr>
+                <w:b w:val="0"/>
+                <w:i w:val="0"/>
+                <w:sz w:val="18"/>
+              </w:rPr>
+              <w:t xml:space="preserve">MONOMER. </w:t>
+            </w:r>
+            <w:r>
+              <w:rPr>
+                <w:b/>
+                <w:i w:val="0"/>
+                <w:sz w:val="18"/>
+              </w:rPr>
+              <w:t>LEAST common</w:t>
+            </w:r>
+            <w:r>
+              <w:rPr>
+                <w:b w:val="0"/>
+                <w:i w:val="0"/>
+                <w:sz w:val="18"/>
+              </w:rPr>
+              <w:t xml:space="preserve"> in serum and </w:t>
+            </w:r>
+            <w:r>
+              <w:rPr>
+                <w:b/>
+                <w:i w:val="0"/>
+                <w:sz w:val="18"/>
+              </w:rPr>
+              <w:t>SHORTEST-LIVED</w:t>
+            </w:r>
+            <w:r>
+              <w:rPr>
+                <w:b w:val="0"/>
+                <w:i w:val="0"/>
+                <w:sz w:val="18"/>
+              </w:rPr>
+              <w:t xml:space="preserve">. ALLERGENS and PARASITIC WORMS. Binds </w:t>
+            </w:r>
+            <w:r>
+              <w:rPr>
+                <w:b/>
+                <w:i w:val="0"/>
+                <w:sz w:val="18"/>
+              </w:rPr>
+              <w:t>MAST CELLS and BASOPHILS</w:t>
+            </w:r>
+            <w:r>
+              <w:rPr>
+                <w:b w:val="0"/>
+                <w:i w:val="0"/>
+                <w:sz w:val="18"/>
+              </w:rPr>
+              <w:t xml:space="preserve"> → asthma, anaphylaxis, via histamine.</w:t>
+            </w:r>
+          </w:p>
+        </w:tc>
+      </w:tr>
+      <w:tr>
+        <w:tc>
+          <w:tcPr>
+            <w:tcW w:type="dxa" w:w="5112"/>
+            <w:shd w:val="clear" w:color="auto" w:fill="F1EEEF"/>
+          </w:tcPr>
+          <w:p>
+            <w:pPr>
+              <w:spacing w:after="40"/>
+            </w:pPr>
+            <w:r>
+              <w:rPr>
+                <w:b/>
+                <w:sz w:val="18"/>
+              </w:rPr>
+            </w:r>
+            <w:r>
+              <w:rPr>
+                <w:b/>
+                <w:i w:val="0"/>
+                <w:sz w:val="18"/>
+              </w:rPr>
+              <w:t>Which two bind B cells?</w:t>
+            </w:r>
+          </w:p>
+        </w:tc>
+        <w:tc>
+          <w:tcPr>
+            <w:tcW w:type="dxa" w:w="5112"/>
+          </w:tcPr>
+          <w:p>
+            <w:pPr>
+              <w:spacing w:after="40"/>
+            </w:pPr>
+            <w:r>
+              <w:rPr>
+                <w:sz w:val="18"/>
+              </w:rPr>
+            </w:r>
+            <w:r>
+              <w:rPr>
+                <w:b/>
+                <w:i w:val="0"/>
+                <w:sz w:val="18"/>
+              </w:rPr>
+              <w:t>IgM and IgD.</w:t>
+            </w:r>
+          </w:p>
+        </w:tc>
+      </w:tr>
+      <w:tr>
+        <w:tc>
+          <w:tcPr>
+            <w:tcW w:type="dxa" w:w="5112"/>
+            <w:shd w:val="clear" w:color="auto" w:fill="F1EEEF"/>
+          </w:tcPr>
+          <w:p>
+            <w:pPr>
+              <w:spacing w:after="40"/>
+            </w:pPr>
+            <w:r>
+              <w:rPr>
+                <w:b/>
+                <w:sz w:val="18"/>
+              </w:rPr>
+            </w:r>
+            <w:r>
+              <w:rPr>
+                <w:b/>
+                <w:i w:val="0"/>
+                <w:sz w:val="18"/>
+              </w:rPr>
+              <w:t>THE FOUR ANTIBODY ACTIONS</w:t>
+            </w:r>
+          </w:p>
+        </w:tc>
+        <w:tc>
+          <w:tcPr>
+            <w:tcW w:type="dxa" w:w="5112"/>
+          </w:tcPr>
+          <w:p>
+            <w:pPr>
+              <w:spacing w:after="40"/>
+            </w:pPr>
+            <w:r>
+              <w:rPr>
+                <w:sz w:val="18"/>
+              </w:rPr>
+            </w:r>
+            <w:r>
+              <w:rPr>
+                <w:b w:val="0"/>
+                <w:i w:val="0"/>
+                <w:sz w:val="18"/>
+              </w:rPr>
+              <w:t>AGGLUTINATION · OPSONIZATION · COMPLEMENT FIXATION · NEUTRALIZATION.</w:t>
+            </w:r>
+          </w:p>
+        </w:tc>
+      </w:tr>
+      <w:tr>
+        <w:tc>
+          <w:tcPr>
+            <w:tcW w:type="dxa" w:w="5112"/>
+            <w:shd w:val="clear" w:color="auto" w:fill="F1EEEF"/>
+          </w:tcPr>
+          <w:p>
+            <w:pPr>
+              <w:spacing w:after="40"/>
+            </w:pPr>
+            <w:r>
+              <w:rPr>
+                <w:b/>
+                <w:sz w:val="18"/>
+              </w:rPr>
+            </w:r>
+            <w:r>
+              <w:rPr>
+                <w:b/>
+                <w:i w:val="0"/>
+                <w:sz w:val="18"/>
+              </w:rPr>
+              <w:t>OPSONIZATION</w:t>
+            </w:r>
+          </w:p>
+        </w:tc>
+        <w:tc>
+          <w:tcPr>
+            <w:tcW w:type="dxa" w:w="5112"/>
+          </w:tcPr>
+          <w:p>
+            <w:pPr>
+              <w:spacing w:after="40"/>
+            </w:pPr>
+            <w:r>
+              <w:rPr>
+                <w:sz w:val="18"/>
+              </w:rPr>
+            </w:r>
+            <w:r>
+              <w:rPr>
+                <w:b w:val="0"/>
+                <w:i w:val="0"/>
+                <w:sz w:val="18"/>
+              </w:rPr>
+              <w:t>Coating so phagocytes can engulf. Matters most for SLIPPERY envelopes, WAXY capsules, SLIME layers. Greek: something cooked with food — a coating.</w:t>
+            </w:r>
+          </w:p>
+        </w:tc>
+      </w:tr>
+      <w:tr>
+        <w:tc>
+          <w:tcPr>
+            <w:tcW w:type="dxa" w:w="5112"/>
+            <w:shd w:val="clear" w:color="auto" w:fill="F1EEEF"/>
+          </w:tcPr>
+          <w:p>
+            <w:pPr>
+              <w:spacing w:after="40"/>
+            </w:pPr>
+            <w:r>
+              <w:rPr>
+                <w:b/>
+                <w:sz w:val="18"/>
+              </w:rPr>
+            </w:r>
+            <w:r>
+              <w:rPr>
+                <w:b/>
+                <w:i w:val="0"/>
+                <w:sz w:val="18"/>
+              </w:rPr>
+              <w:t>NEUTRALIZATION</w:t>
+            </w:r>
+          </w:p>
+        </w:tc>
+        <w:tc>
+          <w:tcPr>
+            <w:tcW w:type="dxa" w:w="5112"/>
+          </w:tcPr>
+          <w:p>
+            <w:pPr>
+              <w:spacing w:after="40"/>
+            </w:pPr>
+            <w:r>
+              <w:rPr>
+                <w:sz w:val="18"/>
+              </w:rPr>
+            </w:r>
+            <w:r>
+              <w:rPr>
+                <w:b w:val="0"/>
+                <w:i w:val="0"/>
+                <w:sz w:val="18"/>
+              </w:rPr>
+              <w:t xml:space="preserve">Blocking the virus’s </w:t>
+            </w:r>
+            <w:r>
+              <w:rPr>
+                <w:b/>
+                <w:i w:val="0"/>
+                <w:sz w:val="18"/>
+              </w:rPr>
+              <w:t>ATTACHMENT SPIKE PROTEINS</w:t>
+            </w:r>
+            <w:r>
+              <w:rPr>
+                <w:b w:val="0"/>
+                <w:i w:val="0"/>
+                <w:sz w:val="18"/>
+              </w:rPr>
+              <w:t xml:space="preserve"> so it cannot enter — and making it easier to phagocytose.</w:t>
+            </w:r>
+          </w:p>
+        </w:tc>
+      </w:tr>
+      <w:tr>
+        <w:tc>
+          <w:tcPr>
+            <w:tcW w:type="dxa" w:w="5112"/>
+            <w:shd w:val="clear" w:color="auto" w:fill="F1EEEF"/>
+          </w:tcPr>
+          <w:p>
+            <w:pPr>
+              <w:spacing w:after="40"/>
+            </w:pPr>
+            <w:r>
+              <w:rPr>
+                <w:b/>
+                <w:sz w:val="18"/>
+              </w:rPr>
+            </w:r>
+            <w:r>
+              <w:rPr>
+                <w:b/>
+                <w:i w:val="0"/>
+                <w:sz w:val="18"/>
+              </w:rPr>
+              <w:t>★ AGGLUTINATION</w:t>
+            </w:r>
+          </w:p>
+        </w:tc>
+        <w:tc>
+          <w:tcPr>
+            <w:tcW w:type="dxa" w:w="5112"/>
+          </w:tcPr>
+          <w:p>
+            <w:pPr>
+              <w:spacing w:after="40"/>
+            </w:pPr>
+            <w:r>
+              <w:rPr>
+                <w:sz w:val="18"/>
+              </w:rPr>
+            </w:r>
+            <w:r>
+              <w:rPr>
+                <w:b w:val="0"/>
+                <w:i w:val="0"/>
+                <w:sz w:val="18"/>
+              </w:rPr>
+              <w:t xml:space="preserve">CROSS-LINKING adjacent cells. </w:t>
+            </w:r>
+            <w:r>
+              <w:rPr>
+                <w:b/>
+                <w:i w:val="0"/>
+                <w:sz w:val="18"/>
+              </w:rPr>
+              <w:t>IgM is best — its pentamer has TEN binding sites.</w:t>
+            </w:r>
+          </w:p>
+        </w:tc>
+      </w:tr>
+      <w:tr>
+        <w:tc>
+          <w:tcPr>
+            <w:tcW w:type="dxa" w:w="5112"/>
+            <w:shd w:val="clear" w:color="auto" w:fill="F1EEEF"/>
+          </w:tcPr>
+          <w:p>
+            <w:pPr>
+              <w:spacing w:after="40"/>
+            </w:pPr>
+            <w:r>
+              <w:rPr>
+                <w:b/>
+                <w:sz w:val="18"/>
+              </w:rPr>
+            </w:r>
+            <w:r>
+              <w:rPr>
+                <w:b/>
+                <w:i w:val="0"/>
+                <w:sz w:val="18"/>
+              </w:rPr>
+              <w:t>COMPLEMENT FIXATION</w:t>
+            </w:r>
+          </w:p>
+        </w:tc>
+        <w:tc>
+          <w:tcPr>
+            <w:tcW w:type="dxa" w:w="5112"/>
+          </w:tcPr>
+          <w:p>
+            <w:pPr>
+              <w:spacing w:after="40"/>
+            </w:pPr>
+            <w:r>
+              <w:rPr>
+                <w:sz w:val="18"/>
+              </w:rPr>
+            </w:r>
+            <w:r>
+              <w:rPr>
+                <w:b w:val="0"/>
+                <w:i w:val="0"/>
+                <w:sz w:val="18"/>
+              </w:rPr>
+              <w:t xml:space="preserve">Antibody binds, complement proteins bind the remaining sites and use </w:t>
+            </w:r>
+            <w:r>
+              <w:rPr>
+                <w:b/>
+                <w:i w:val="0"/>
+                <w:sz w:val="18"/>
+              </w:rPr>
+              <w:t>PERFORINS</w:t>
+            </w:r>
+            <w:r>
+              <w:rPr>
+                <w:b w:val="0"/>
+                <w:i w:val="0"/>
+                <w:sz w:val="18"/>
+              </w:rPr>
+              <w:t xml:space="preserve"> to lyse the envelope.</w:t>
+            </w:r>
+          </w:p>
+        </w:tc>
+      </w:tr>
+    </w:tbl>
+    <w:p>
+      <w:pPr>
+        <w:spacing w:after="80"/>
+      </w:pPr>
+    </w:p>
+    <w:p>
+      <w:pPr>
+        <w:pStyle w:val="Heading1"/>
+        <w:spacing w:before="280" w:after="100"/>
+      </w:pPr>
+      <w:r>
+        <w:rPr>
+          <w:rFonts w:ascii="Georgia" w:hAnsi="Georgia"/>
+          <w:color w:val="17494B"/>
+        </w:rPr>
+        <w:t>L6 · Primary vs Secondary, and T Cells</w:t>
+      </w:r>
+    </w:p>
+    <w:tbl>
+      <w:tblPr>
+        <w:tblStyle w:val="TableGrid"/>
+        <w:tblW w:type="auto" w:w="0"/>
+        <w:jc w:val="center"/>
+        <w:tblLook w:firstColumn="1" w:firstRow="1" w:lastColumn="0" w:lastRow="0" w:noHBand="0" w:noVBand="1" w:val="04A0"/>
+        <w:tblBorders>
+          <w:top w:val="single" w:sz="4" w:space="0" w:color="D8D2D4"/>
+          <w:left w:val="single" w:sz="4" w:space="0" w:color="D8D2D4"/>
+          <w:bottom w:val="single" w:sz="4" w:space="0" w:color="D8D2D4"/>
+          <w:right w:val="single" w:sz="4" w:space="0" w:color="D8D2D4"/>
+          <w:insideH w:val="single" w:sz="4" w:space="0" w:color="D8D2D4"/>
+          <w:insideV w:val="single" w:sz="4" w:space="0" w:color="D8D2D4"/>
+        </w:tblBorders>
+      </w:tblPr>
+      <w:tblGrid>
+        <w:gridCol w:w="5112"/>
+        <w:gridCol w:w="5112"/>
+      </w:tblGrid>
+      <w:tr>
+        <w:tc>
+          <w:tcPr>
+            <w:tcW w:type="dxa" w:w="5112"/>
+            <w:shd w:val="clear" w:color="auto" w:fill="17494B"/>
+          </w:tcPr>
+          <w:p>
+            <w:pPr>
+              <w:spacing w:after="40"/>
+            </w:pPr>
+            <w:r>
+              <w:rPr>
+                <w:b/>
+                <w:color w:val="FFFFFF"/>
+                <w:sz w:val="18"/>
+              </w:rPr>
+            </w:r>
+            <w:r>
+              <w:rPr>
+                <w:b/>
+                <w:i w:val="0"/>
+                <w:color w:val="FFFFFF"/>
+                <w:sz w:val="18"/>
+              </w:rPr>
+              <w:t>Term</w:t>
+            </w:r>
+          </w:p>
+        </w:tc>
+        <w:tc>
+          <w:tcPr>
+            <w:tcW w:type="dxa" w:w="5112"/>
+            <w:shd w:val="clear" w:color="auto" w:fill="17494B"/>
+          </w:tcPr>
+          <w:p>
+            <w:pPr>
+              <w:spacing w:after="40"/>
+            </w:pPr>
+            <w:r>
+              <w:rPr>
+                <w:b/>
+                <w:color w:val="FFFFFF"/>
+                <w:sz w:val="18"/>
+              </w:rPr>
+            </w:r>
+            <w:r>
+              <w:rPr>
+                <w:b/>
+                <w:i w:val="0"/>
+                <w:color w:val="FFFFFF"/>
+                <w:sz w:val="18"/>
+              </w:rPr>
+              <w:t>What you need to know</w:t>
+            </w:r>
+          </w:p>
+        </w:tc>
+      </w:tr>
+      <w:tr>
+        <w:tc>
+          <w:tcPr>
+            <w:tcW w:type="dxa" w:w="5112"/>
+            <w:shd w:val="clear" w:color="auto" w:fill="F1EEEF"/>
+          </w:tcPr>
+          <w:p>
+            <w:pPr>
+              <w:spacing w:after="40"/>
+            </w:pPr>
+            <w:r>
+              <w:rPr>
+                <w:b/>
+                <w:sz w:val="18"/>
+              </w:rPr>
+            </w:r>
+            <w:r>
+              <w:rPr>
+                <w:b/>
+                <w:i w:val="0"/>
+                <w:sz w:val="18"/>
+              </w:rPr>
+              <w:t>PRIMARY response</w:t>
+            </w:r>
+          </w:p>
+        </w:tc>
+        <w:tc>
+          <w:tcPr>
+            <w:tcW w:type="dxa" w:w="5112"/>
+          </w:tcPr>
+          <w:p>
+            <w:pPr>
+              <w:spacing w:after="40"/>
+            </w:pPr>
+            <w:r>
+              <w:rPr>
+                <w:sz w:val="18"/>
+              </w:rPr>
+            </w:r>
+            <w:r>
+              <w:rPr>
+                <w:b/>
+                <w:i w:val="0"/>
+                <w:sz w:val="18"/>
+              </w:rPr>
+              <w:t>IgM and IgG</w:t>
+            </w:r>
+            <w:r>
+              <w:rPr>
+                <w:b w:val="0"/>
+                <w:i w:val="0"/>
+                <w:sz w:val="18"/>
+              </w:rPr>
+              <w:t>, with a GRADUAL rise in titre. Plus MEMORY B CELLS.</w:t>
+            </w:r>
+          </w:p>
+        </w:tc>
+      </w:tr>
+      <w:tr>
+        <w:tc>
+          <w:tcPr>
+            <w:tcW w:type="dxa" w:w="5112"/>
+            <w:shd w:val="clear" w:color="auto" w:fill="F1EEEF"/>
+          </w:tcPr>
+          <w:p>
+            <w:pPr>
+              <w:spacing w:after="40"/>
+            </w:pPr>
+            <w:r>
+              <w:rPr>
+                <w:b/>
+                <w:sz w:val="18"/>
+              </w:rPr>
+            </w:r>
+            <w:r>
+              <w:rPr>
+                <w:b/>
+                <w:i w:val="0"/>
+                <w:sz w:val="18"/>
+              </w:rPr>
+              <w:t>★ SECONDARY response</w:t>
+            </w:r>
+          </w:p>
+        </w:tc>
+        <w:tc>
+          <w:tcPr>
+            <w:tcW w:type="dxa" w:w="5112"/>
+          </w:tcPr>
+          <w:p>
+            <w:pPr>
+              <w:spacing w:after="40"/>
+            </w:pPr>
+            <w:r>
+              <w:rPr>
+                <w:sz w:val="18"/>
+              </w:rPr>
+            </w:r>
+            <w:r>
+              <w:rPr>
+                <w:b w:val="0"/>
+                <w:i w:val="0"/>
+                <w:sz w:val="18"/>
+              </w:rPr>
+              <w:t xml:space="preserve">RAPID and STRONGER, because of MEMORY CELLS. A much higher titre of </w:t>
+            </w:r>
+            <w:r>
+              <w:rPr>
+                <w:b/>
+                <w:i w:val="0"/>
+                <w:sz w:val="18"/>
+              </w:rPr>
+              <w:t>IgG</w:t>
+            </w:r>
+            <w:r>
+              <w:rPr>
+                <w:b w:val="0"/>
+                <w:i w:val="0"/>
+                <w:sz w:val="18"/>
+              </w:rPr>
+              <w:t>, then gradual IgM.</w:t>
+            </w:r>
+          </w:p>
+        </w:tc>
+      </w:tr>
+      <w:tr>
+        <w:tc>
+          <w:tcPr>
+            <w:tcW w:type="dxa" w:w="5112"/>
+            <w:shd w:val="clear" w:color="auto" w:fill="F1EEEF"/>
+          </w:tcPr>
+          <w:p>
+            <w:pPr>
+              <w:spacing w:after="40"/>
+            </w:pPr>
+            <w:r>
+              <w:rPr>
+                <w:b/>
+                <w:sz w:val="18"/>
+              </w:rPr>
+            </w:r>
+            <w:r>
+              <w:rPr>
+                <w:b/>
+                <w:i w:val="0"/>
+                <w:sz w:val="18"/>
+              </w:rPr>
+              <w:t>Also called</w:t>
+            </w:r>
+          </w:p>
+        </w:tc>
+        <w:tc>
+          <w:tcPr>
+            <w:tcW w:type="dxa" w:w="5112"/>
+          </w:tcPr>
+          <w:p>
+            <w:pPr>
+              <w:spacing w:after="40"/>
+            </w:pPr>
+            <w:r>
+              <w:rPr>
+                <w:sz w:val="18"/>
+              </w:rPr>
+            </w:r>
+            <w:r>
+              <w:rPr>
+                <w:b w:val="0"/>
+                <w:i w:val="0"/>
+                <w:sz w:val="18"/>
+              </w:rPr>
+              <w:t xml:space="preserve">The </w:t>
+            </w:r>
+            <w:r>
+              <w:rPr>
+                <w:b/>
+                <w:i w:val="0"/>
+                <w:sz w:val="18"/>
+              </w:rPr>
+              <w:t>ANAMNESTIC RESPONSE</w:t>
+            </w:r>
+            <w:r>
+              <w:rPr>
+                <w:b w:val="0"/>
+                <w:i w:val="0"/>
+                <w:sz w:val="18"/>
+              </w:rPr>
+              <w:t>.</w:t>
+            </w:r>
+          </w:p>
+        </w:tc>
+      </w:tr>
+      <w:tr>
+        <w:tc>
+          <w:tcPr>
+            <w:tcW w:type="dxa" w:w="5112"/>
+            <w:shd w:val="clear" w:color="auto" w:fill="F1EEEF"/>
+          </w:tcPr>
+          <w:p>
+            <w:pPr>
+              <w:spacing w:after="40"/>
+            </w:pPr>
+            <w:r>
+              <w:rPr>
+                <w:b/>
+                <w:sz w:val="18"/>
+              </w:rPr>
+            </w:r>
+            <w:r>
+              <w:rPr>
+                <w:b/>
+                <w:i w:val="0"/>
+                <w:sz w:val="18"/>
+              </w:rPr>
+              <w:t>Titre unit</w:t>
+            </w:r>
+          </w:p>
+        </w:tc>
+        <w:tc>
+          <w:tcPr>
+            <w:tcW w:type="dxa" w:w="5112"/>
+          </w:tcPr>
+          <w:p>
+            <w:pPr>
+              <w:spacing w:after="40"/>
+            </w:pPr>
+            <w:r>
+              <w:rPr>
+                <w:sz w:val="18"/>
+              </w:rPr>
+            </w:r>
+            <w:r>
+              <w:rPr>
+                <w:b/>
+                <w:i w:val="0"/>
+                <w:sz w:val="18"/>
+              </w:rPr>
+              <w:t>BAU</w:t>
+            </w:r>
+            <w:r>
+              <w:rPr>
+                <w:b w:val="0"/>
+                <w:i w:val="0"/>
+                <w:sz w:val="18"/>
+              </w:rPr>
+              <w:t xml:space="preserve"> — binding antibody units.</w:t>
+            </w:r>
+          </w:p>
+        </w:tc>
+      </w:tr>
+      <w:tr>
+        <w:tc>
+          <w:tcPr>
+            <w:tcW w:type="dxa" w:w="5112"/>
+            <w:shd w:val="clear" w:color="auto" w:fill="F1EEEF"/>
+          </w:tcPr>
+          <w:p>
+            <w:pPr>
+              <w:spacing w:after="40"/>
+            </w:pPr>
+            <w:r>
+              <w:rPr>
+                <w:b/>
+                <w:sz w:val="18"/>
+              </w:rPr>
+            </w:r>
+            <w:r>
+              <w:rPr>
+                <w:b/>
+                <w:i w:val="0"/>
+                <w:sz w:val="18"/>
+              </w:rPr>
+              <w:t>Does titre reach zero?</w:t>
+            </w:r>
+          </w:p>
+        </w:tc>
+        <w:tc>
+          <w:tcPr>
+            <w:tcW w:type="dxa" w:w="5112"/>
+          </w:tcPr>
+          <w:p>
+            <w:pPr>
+              <w:spacing w:after="40"/>
+            </w:pPr>
+            <w:r>
+              <w:rPr>
+                <w:sz w:val="18"/>
+              </w:rPr>
+            </w:r>
+            <w:r>
+              <w:rPr>
+                <w:b w:val="0"/>
+                <w:i w:val="0"/>
+                <w:sz w:val="18"/>
+              </w:rPr>
+              <w:t xml:space="preserve">In a healthy person with robust responses, </w:t>
+            </w:r>
+            <w:r>
+              <w:rPr>
+                <w:b/>
+                <w:i w:val="0"/>
+                <w:sz w:val="18"/>
+              </w:rPr>
+              <w:t>NO</w:t>
+            </w:r>
+            <w:r>
+              <w:rPr>
+                <w:b w:val="0"/>
+                <w:i w:val="0"/>
+                <w:sz w:val="18"/>
+              </w:rPr>
+              <w:t>.</w:t>
+            </w:r>
+          </w:p>
+        </w:tc>
+      </w:tr>
+      <w:tr>
+        <w:tc>
+          <w:tcPr>
+            <w:tcW w:type="dxa" w:w="5112"/>
+            <w:shd w:val="clear" w:color="auto" w:fill="F1EEEF"/>
+          </w:tcPr>
+          <w:p>
+            <w:pPr>
+              <w:spacing w:after="40"/>
+            </w:pPr>
+            <w:r>
+              <w:rPr>
+                <w:b/>
+                <w:sz w:val="18"/>
+              </w:rPr>
+            </w:r>
+            <w:r>
+              <w:rPr>
+                <w:b/>
+                <w:i w:val="0"/>
+                <w:sz w:val="18"/>
+              </w:rPr>
+              <w:t>T cells need</w:t>
+            </w:r>
+          </w:p>
+        </w:tc>
+        <w:tc>
+          <w:tcPr>
+            <w:tcW w:type="dxa" w:w="5112"/>
+          </w:tcPr>
+          <w:p>
+            <w:pPr>
+              <w:spacing w:after="40"/>
+            </w:pPr>
+            <w:r>
+              <w:rPr>
+                <w:sz w:val="18"/>
+              </w:rPr>
+            </w:r>
+            <w:r>
+              <w:rPr>
+                <w:b w:val="0"/>
+                <w:i w:val="0"/>
+                <w:sz w:val="18"/>
+              </w:rPr>
+              <w:t xml:space="preserve">Activation by </w:t>
+            </w:r>
+            <w:r>
+              <w:rPr>
+                <w:b/>
+                <w:i w:val="0"/>
+                <w:sz w:val="18"/>
+              </w:rPr>
+              <w:t>SOME TYPE OF MHC MOLECULE</w:t>
+            </w:r>
+            <w:r>
+              <w:rPr>
+                <w:b w:val="0"/>
+                <w:i w:val="0"/>
+                <w:sz w:val="18"/>
+              </w:rPr>
+              <w:t>. All T cells produce CYTOKINES.</w:t>
+            </w:r>
+          </w:p>
+        </w:tc>
+      </w:tr>
+      <w:tr>
+        <w:tc>
+          <w:tcPr>
+            <w:tcW w:type="dxa" w:w="5112"/>
+            <w:shd w:val="clear" w:color="auto" w:fill="F1EEEF"/>
+          </w:tcPr>
+          <w:p>
+            <w:pPr>
+              <w:spacing w:after="40"/>
+            </w:pPr>
+            <w:r>
+              <w:rPr>
+                <w:b/>
+                <w:sz w:val="18"/>
+              </w:rPr>
+            </w:r>
+            <w:r>
+              <w:rPr>
+                <w:b/>
+                <w:i w:val="0"/>
+                <w:sz w:val="18"/>
+              </w:rPr>
+              <w:t>★ THE FOUR T CELLS</w:t>
+            </w:r>
+          </w:p>
+        </w:tc>
+        <w:tc>
+          <w:tcPr>
+            <w:tcW w:type="dxa" w:w="5112"/>
+          </w:tcPr>
+          <w:p>
+            <w:pPr>
+              <w:spacing w:after="40"/>
+            </w:pPr>
+            <w:r>
+              <w:rPr>
+                <w:sz w:val="18"/>
+              </w:rPr>
+            </w:r>
+            <w:r>
+              <w:rPr>
+                <w:b/>
+                <w:i w:val="0"/>
+                <w:sz w:val="18"/>
+              </w:rPr>
+              <w:t>TH (CD4)</w:t>
+            </w:r>
+            <w:r>
+              <w:rPr>
+                <w:b w:val="0"/>
+                <w:i w:val="0"/>
+                <w:sz w:val="18"/>
+              </w:rPr>
+              <w:t xml:space="preserve"> conducts · </w:t>
+            </w:r>
+            <w:r>
+              <w:rPr>
+                <w:b/>
+                <w:i w:val="0"/>
+                <w:sz w:val="18"/>
+              </w:rPr>
+              <w:t>TC (CD8)</w:t>
+            </w:r>
+            <w:r>
+              <w:rPr>
+                <w:b w:val="0"/>
+                <w:i w:val="0"/>
+                <w:sz w:val="18"/>
+              </w:rPr>
+              <w:t xml:space="preserve"> lyses virally infected, cancer and foreign cells · </w:t>
+            </w:r>
+            <w:r>
+              <w:rPr>
+                <w:b/>
+                <w:i w:val="0"/>
+                <w:sz w:val="18"/>
+              </w:rPr>
+              <w:t>TD</w:t>
+            </w:r>
+            <w:r>
+              <w:rPr>
+                <w:b w:val="0"/>
+                <w:i w:val="0"/>
+                <w:sz w:val="18"/>
+              </w:rPr>
+              <w:t xml:space="preserve"> delayed hypersensitivity (allergy HOURS to DAYS later) · </w:t>
+            </w:r>
+            <w:r>
+              <w:rPr>
+                <w:b/>
+                <w:i w:val="0"/>
+                <w:sz w:val="18"/>
+              </w:rPr>
+              <w:t>TS</w:t>
+            </w:r>
+            <w:r>
+              <w:rPr>
+                <w:b w:val="0"/>
+                <w:i w:val="0"/>
+                <w:sz w:val="18"/>
+              </w:rPr>
+              <w:t xml:space="preserve"> suppressor, limits other T and B cells.</w:t>
+            </w:r>
+          </w:p>
+        </w:tc>
+      </w:tr>
+      <w:tr>
+        <w:tc>
+          <w:tcPr>
+            <w:tcW w:type="dxa" w:w="5112"/>
+            <w:shd w:val="clear" w:color="auto" w:fill="F1EEEF"/>
+          </w:tcPr>
+          <w:p>
+            <w:pPr>
+              <w:spacing w:after="40"/>
+            </w:pPr>
+            <w:r>
+              <w:rPr>
+                <w:b/>
+                <w:sz w:val="18"/>
+              </w:rPr>
+            </w:r>
+            <w:r>
+              <w:rPr>
+                <w:b/>
+                <w:i w:val="0"/>
+                <w:sz w:val="18"/>
+              </w:rPr>
+              <w:t>Sensitised T cells become</w:t>
+            </w:r>
+          </w:p>
+        </w:tc>
+        <w:tc>
+          <w:tcPr>
+            <w:tcW w:type="dxa" w:w="5112"/>
+          </w:tcPr>
+          <w:p>
+            <w:pPr>
+              <w:spacing w:after="40"/>
+            </w:pPr>
+            <w:r>
+              <w:rPr>
+                <w:sz w:val="18"/>
+              </w:rPr>
+            </w:r>
+            <w:r>
+              <w:rPr>
+                <w:b w:val="0"/>
+                <w:i w:val="0"/>
+                <w:sz w:val="18"/>
+              </w:rPr>
+              <w:t xml:space="preserve">LONG-LASTING </w:t>
+            </w:r>
+            <w:r>
+              <w:rPr>
+                <w:b/>
+                <w:i w:val="0"/>
+                <w:sz w:val="18"/>
+              </w:rPr>
+              <w:t>MEMORY T CELLS</w:t>
+            </w:r>
+            <w:r>
+              <w:rPr>
+                <w:b w:val="0"/>
+                <w:i w:val="0"/>
+                <w:sz w:val="18"/>
+              </w:rPr>
+              <w:t>.</w:t>
+            </w:r>
+          </w:p>
+        </w:tc>
+      </w:tr>
+    </w:tbl>
+    <w:p>
+      <w:pPr>
+        <w:spacing w:after="80"/>
+      </w:pPr>
+    </w:p>
+    <w:p>
+      <w:pPr>
+        <w:pStyle w:val="Heading1"/>
+        <w:spacing w:before="280" w:after="100"/>
+      </w:pPr>
+      <w:r>
+        <w:rPr>
+          <w:rFonts w:ascii="Georgia" w:hAnsi="Georgia"/>
+          <w:color w:val="17494B"/>
+        </w:rPr>
+        <w:t>L6 · Applications</w:t>
+      </w:r>
+    </w:p>
+    <w:tbl>
+      <w:tblPr>
+        <w:tblStyle w:val="TableGrid"/>
+        <w:tblW w:type="auto" w:w="0"/>
+        <w:jc w:val="center"/>
+        <w:tblLook w:firstColumn="1" w:firstRow="1" w:lastColumn="0" w:lastRow="0" w:noHBand="0" w:noVBand="1" w:val="04A0"/>
+        <w:tblBorders>
+          <w:top w:val="single" w:sz="4" w:space="0" w:color="D8D2D4"/>
+          <w:left w:val="single" w:sz="4" w:space="0" w:color="D8D2D4"/>
+          <w:bottom w:val="single" w:sz="4" w:space="0" w:color="D8D2D4"/>
+          <w:right w:val="single" w:sz="4" w:space="0" w:color="D8D2D4"/>
+          <w:insideH w:val="single" w:sz="4" w:space="0" w:color="D8D2D4"/>
+          <w:insideV w:val="single" w:sz="4" w:space="0" w:color="D8D2D4"/>
+        </w:tblBorders>
+      </w:tblPr>
+      <w:tblGrid>
+        <w:gridCol w:w="5112"/>
+        <w:gridCol w:w="5112"/>
+      </w:tblGrid>
+      <w:tr>
+        <w:tc>
+          <w:tcPr>
+            <w:tcW w:type="dxa" w:w="5112"/>
+            <w:shd w:val="clear" w:color="auto" w:fill="17494B"/>
+          </w:tcPr>
+          <w:p>
+            <w:pPr>
+              <w:spacing w:after="40"/>
+            </w:pPr>
+            <w:r>
+              <w:rPr>
+                <w:b/>
+                <w:color w:val="FFFFFF"/>
+                <w:sz w:val="18"/>
+              </w:rPr>
+            </w:r>
+            <w:r>
+              <w:rPr>
+                <w:b/>
+                <w:i w:val="0"/>
+                <w:color w:val="FFFFFF"/>
+                <w:sz w:val="18"/>
+              </w:rPr>
+              <w:t>Term</w:t>
+            </w:r>
+          </w:p>
+        </w:tc>
+        <w:tc>
+          <w:tcPr>
+            <w:tcW w:type="dxa" w:w="5112"/>
+            <w:shd w:val="clear" w:color="auto" w:fill="17494B"/>
+          </w:tcPr>
+          <w:p>
+            <w:pPr>
+              <w:spacing w:after="40"/>
+            </w:pPr>
+            <w:r>
+              <w:rPr>
+                <w:b/>
+                <w:color w:val="FFFFFF"/>
+                <w:sz w:val="18"/>
+              </w:rPr>
+            </w:r>
+            <w:r>
+              <w:rPr>
+                <w:b/>
+                <w:i w:val="0"/>
+                <w:color w:val="FFFFFF"/>
+                <w:sz w:val="18"/>
+              </w:rPr>
+              <w:t>What you need to know</w:t>
+            </w:r>
+          </w:p>
+        </w:tc>
+      </w:tr>
+      <w:tr>
+        <w:tc>
+          <w:tcPr>
+            <w:tcW w:type="dxa" w:w="5112"/>
+            <w:shd w:val="clear" w:color="auto" w:fill="F1EEEF"/>
+          </w:tcPr>
+          <w:p>
+            <w:pPr>
+              <w:spacing w:after="40"/>
+            </w:pPr>
+            <w:r>
+              <w:rPr>
+                <w:b/>
+                <w:sz w:val="18"/>
+              </w:rPr>
+            </w:r>
+            <w:r>
+              <w:rPr>
+                <w:b/>
+                <w:i w:val="0"/>
+                <w:sz w:val="18"/>
+              </w:rPr>
+              <w:t>PASSIVE immunisation lasts</w:t>
+            </w:r>
+          </w:p>
+        </w:tc>
+        <w:tc>
+          <w:tcPr>
+            <w:tcW w:type="dxa" w:w="5112"/>
+          </w:tcPr>
+          <w:p>
+            <w:pPr>
+              <w:spacing w:after="40"/>
+            </w:pPr>
+            <w:r>
+              <w:rPr>
+                <w:sz w:val="18"/>
+              </w:rPr>
+            </w:r>
+            <w:r>
+              <w:rPr>
+                <w:b/>
+                <w:i w:val="0"/>
+                <w:sz w:val="18"/>
+              </w:rPr>
+              <w:t>TWO TO THREE MONTHS.</w:t>
+            </w:r>
+          </w:p>
+        </w:tc>
+      </w:tr>
+      <w:tr>
+        <w:tc>
+          <w:tcPr>
+            <w:tcW w:type="dxa" w:w="5112"/>
+            <w:shd w:val="clear" w:color="auto" w:fill="F1EEEF"/>
+          </w:tcPr>
+          <w:p>
+            <w:pPr>
+              <w:spacing w:after="40"/>
+            </w:pPr>
+            <w:r>
+              <w:rPr>
+                <w:b/>
+                <w:sz w:val="18"/>
+              </w:rPr>
+            </w:r>
+            <w:r>
+              <w:rPr>
+                <w:b/>
+                <w:i w:val="0"/>
+                <w:sz w:val="18"/>
+              </w:rPr>
+              <w:t>HORSE SERUM</w:t>
+            </w:r>
+          </w:p>
+        </w:tc>
+        <w:tc>
+          <w:tcPr>
+            <w:tcW w:type="dxa" w:w="5112"/>
+          </w:tcPr>
+          <w:p>
+            <w:pPr>
+              <w:spacing w:after="40"/>
+            </w:pPr>
+            <w:r>
+              <w:rPr>
+                <w:sz w:val="18"/>
+              </w:rPr>
+            </w:r>
+            <w:r>
+              <w:rPr>
+                <w:b w:val="0"/>
+                <w:i w:val="0"/>
+                <w:sz w:val="18"/>
+              </w:rPr>
+              <w:t xml:space="preserve">Early antitoxins for tetanus and diphtheria. STILL used for diphtheria, botulism, spider/snake bites. Risks: </w:t>
+            </w:r>
+            <w:r>
+              <w:rPr>
+                <w:b/>
+                <w:i w:val="0"/>
+                <w:sz w:val="18"/>
+              </w:rPr>
+              <w:t>SERUM SICKNESS, ANAPHYLAXIS</w:t>
+            </w:r>
+            <w:r>
+              <w:rPr>
+                <w:b w:val="0"/>
+                <w:i w:val="0"/>
+                <w:sz w:val="18"/>
+              </w:rPr>
+              <w:t>.</w:t>
+            </w:r>
+          </w:p>
+        </w:tc>
+      </w:tr>
+      <w:tr>
+        <w:tc>
+          <w:tcPr>
+            <w:tcW w:type="dxa" w:w="5112"/>
+            <w:shd w:val="clear" w:color="auto" w:fill="F1EEEF"/>
+          </w:tcPr>
+          <w:p>
+            <w:pPr>
+              <w:spacing w:after="40"/>
+            </w:pPr>
+            <w:r>
+              <w:rPr>
+                <w:b/>
+                <w:sz w:val="18"/>
+              </w:rPr>
+            </w:r>
+            <w:r>
+              <w:rPr>
+                <w:b/>
+                <w:i w:val="0"/>
+                <w:sz w:val="18"/>
+              </w:rPr>
+              <w:t>POOLED GAMMA GLOBULIN</w:t>
+            </w:r>
+          </w:p>
+        </w:tc>
+        <w:tc>
+          <w:tcPr>
+            <w:tcW w:type="dxa" w:w="5112"/>
+          </w:tcPr>
+          <w:p>
+            <w:pPr>
+              <w:spacing w:after="40"/>
+            </w:pPr>
+            <w:r>
+              <w:rPr>
+                <w:sz w:val="18"/>
+              </w:rPr>
+            </w:r>
+            <w:r>
+              <w:rPr>
+                <w:b w:val="0"/>
+                <w:i w:val="0"/>
+                <w:sz w:val="18"/>
+              </w:rPr>
+              <w:t>Hepatitis A, hepatitis B, HIV, measles, generally immunodeficient patients.</w:t>
+            </w:r>
+          </w:p>
+        </w:tc>
+      </w:tr>
+      <w:tr>
+        <w:tc>
+          <w:tcPr>
+            <w:tcW w:type="dxa" w:w="5112"/>
+            <w:shd w:val="clear" w:color="auto" w:fill="F1EEEF"/>
+          </w:tcPr>
+          <w:p>
+            <w:pPr>
+              <w:spacing w:after="40"/>
+            </w:pPr>
+            <w:r>
+              <w:rPr>
+                <w:b/>
+                <w:sz w:val="18"/>
+              </w:rPr>
+            </w:r>
+            <w:r>
+              <w:rPr>
+                <w:b/>
+                <w:i w:val="0"/>
+                <w:sz w:val="18"/>
+              </w:rPr>
+              <w:t>★ -mab</w:t>
+            </w:r>
+          </w:p>
+        </w:tc>
+        <w:tc>
+          <w:tcPr>
+            <w:tcW w:type="dxa" w:w="5112"/>
+          </w:tcPr>
+          <w:p>
+            <w:pPr>
+              <w:spacing w:after="40"/>
+            </w:pPr>
+            <w:r>
+              <w:rPr>
+                <w:sz w:val="18"/>
+              </w:rPr>
+            </w:r>
+            <w:r>
+              <w:rPr>
+                <w:b w:val="0"/>
+                <w:i w:val="0"/>
+                <w:sz w:val="18"/>
+              </w:rPr>
+              <w:t>MONOCLONAL ANTIBODY (a protein).</w:t>
+            </w:r>
+          </w:p>
+        </w:tc>
+      </w:tr>
+      <w:tr>
+        <w:tc>
+          <w:tcPr>
+            <w:tcW w:type="dxa" w:w="5112"/>
+            <w:shd w:val="clear" w:color="auto" w:fill="F1EEEF"/>
+          </w:tcPr>
+          <w:p>
+            <w:pPr>
+              <w:spacing w:after="40"/>
+            </w:pPr>
+            <w:r>
+              <w:rPr>
+                <w:b/>
+                <w:sz w:val="18"/>
+              </w:rPr>
+            </w:r>
+            <w:r>
+              <w:rPr>
+                <w:b/>
+                <w:i w:val="0"/>
+                <w:sz w:val="18"/>
+              </w:rPr>
+              <w:t>★ -omab</w:t>
+            </w:r>
+          </w:p>
+        </w:tc>
+        <w:tc>
+          <w:tcPr>
+            <w:tcW w:type="dxa" w:w="5112"/>
+          </w:tcPr>
+          <w:p>
+            <w:pPr>
+              <w:spacing w:after="40"/>
+            </w:pPr>
+            <w:r>
+              <w:rPr>
+                <w:sz w:val="18"/>
+              </w:rPr>
+            </w:r>
+            <w:r>
+              <w:rPr>
+                <w:b/>
+                <w:i w:val="0"/>
+                <w:sz w:val="18"/>
+              </w:rPr>
+              <w:t>MOUSE.</w:t>
+            </w:r>
+          </w:p>
+        </w:tc>
+      </w:tr>
+      <w:tr>
+        <w:tc>
+          <w:tcPr>
+            <w:tcW w:type="dxa" w:w="5112"/>
+            <w:shd w:val="clear" w:color="auto" w:fill="F1EEEF"/>
+          </w:tcPr>
+          <w:p>
+            <w:pPr>
+              <w:spacing w:after="40"/>
+            </w:pPr>
+            <w:r>
+              <w:rPr>
+                <w:b/>
+                <w:sz w:val="18"/>
+              </w:rPr>
+            </w:r>
+            <w:r>
+              <w:rPr>
+                <w:b/>
+                <w:i w:val="0"/>
+                <w:sz w:val="18"/>
+              </w:rPr>
+              <w:t>★ -ximab</w:t>
+            </w:r>
+          </w:p>
+        </w:tc>
+        <w:tc>
+          <w:tcPr>
+            <w:tcW w:type="dxa" w:w="5112"/>
+          </w:tcPr>
+          <w:p>
+            <w:pPr>
+              <w:spacing w:after="40"/>
+            </w:pPr>
+            <w:r>
+              <w:rPr>
+                <w:sz w:val="18"/>
+              </w:rPr>
+            </w:r>
+            <w:r>
+              <w:rPr>
+                <w:b/>
+                <w:i w:val="0"/>
+                <w:sz w:val="18"/>
+              </w:rPr>
+              <w:t>CHIMERIC.</w:t>
+            </w:r>
+          </w:p>
+        </w:tc>
+      </w:tr>
+      <w:tr>
+        <w:tc>
+          <w:tcPr>
+            <w:tcW w:type="dxa" w:w="5112"/>
+            <w:shd w:val="clear" w:color="auto" w:fill="F1EEEF"/>
+          </w:tcPr>
+          <w:p>
+            <w:pPr>
+              <w:spacing w:after="40"/>
+            </w:pPr>
+            <w:r>
+              <w:rPr>
+                <w:b/>
+                <w:sz w:val="18"/>
+              </w:rPr>
+            </w:r>
+            <w:r>
+              <w:rPr>
+                <w:b/>
+                <w:i w:val="0"/>
+                <w:sz w:val="18"/>
+              </w:rPr>
+              <w:t>★ -zumab</w:t>
+            </w:r>
+          </w:p>
+        </w:tc>
+        <w:tc>
+          <w:tcPr>
+            <w:tcW w:type="dxa" w:w="5112"/>
+          </w:tcPr>
+          <w:p>
+            <w:pPr>
+              <w:spacing w:after="40"/>
+            </w:pPr>
+            <w:r>
+              <w:rPr>
+                <w:sz w:val="18"/>
+              </w:rPr>
+            </w:r>
+            <w:r>
+              <w:rPr>
+                <w:b/>
+                <w:i w:val="0"/>
+                <w:sz w:val="18"/>
+              </w:rPr>
+              <w:t>HUMANIZED.</w:t>
+            </w:r>
+          </w:p>
+        </w:tc>
+      </w:tr>
+      <w:tr>
+        <w:tc>
+          <w:tcPr>
+            <w:tcW w:type="dxa" w:w="5112"/>
+            <w:shd w:val="clear" w:color="auto" w:fill="F1EEEF"/>
+          </w:tcPr>
+          <w:p>
+            <w:pPr>
+              <w:spacing w:after="40"/>
+            </w:pPr>
+            <w:r>
+              <w:rPr>
+                <w:b/>
+                <w:sz w:val="18"/>
+              </w:rPr>
+            </w:r>
+            <w:r>
+              <w:rPr>
+                <w:b/>
+                <w:i w:val="0"/>
+                <w:sz w:val="18"/>
+              </w:rPr>
+              <w:t>★ -umab</w:t>
+            </w:r>
+          </w:p>
+        </w:tc>
+        <w:tc>
+          <w:tcPr>
+            <w:tcW w:type="dxa" w:w="5112"/>
+          </w:tcPr>
+          <w:p>
+            <w:pPr>
+              <w:spacing w:after="40"/>
+            </w:pPr>
+            <w:r>
+              <w:rPr>
+                <w:sz w:val="18"/>
+              </w:rPr>
+            </w:r>
+            <w:r>
+              <w:rPr>
+                <w:b w:val="0"/>
+                <w:i w:val="0"/>
+                <w:sz w:val="18"/>
+              </w:rPr>
+              <w:t xml:space="preserve">ENTIRELY </w:t>
+            </w:r>
+            <w:r>
+              <w:rPr>
+                <w:b/>
+                <w:i w:val="0"/>
+                <w:sz w:val="18"/>
+              </w:rPr>
+              <w:t>HUMAN</w:t>
+            </w:r>
+            <w:r>
+              <w:rPr>
+                <w:b w:val="0"/>
+                <w:i w:val="0"/>
+                <w:sz w:val="18"/>
+              </w:rPr>
+              <w:t>.</w:t>
+            </w:r>
+          </w:p>
+        </w:tc>
+      </w:tr>
+      <w:tr>
+        <w:tc>
+          <w:tcPr>
+            <w:tcW w:type="dxa" w:w="5112"/>
+            <w:shd w:val="clear" w:color="auto" w:fill="F1EEEF"/>
+          </w:tcPr>
+          <w:p>
+            <w:pPr>
+              <w:spacing w:after="40"/>
+            </w:pPr>
+            <w:r>
+              <w:rPr>
+                <w:b/>
+                <w:sz w:val="18"/>
+              </w:rPr>
+            </w:r>
+            <w:r>
+              <w:rPr>
+                <w:b/>
+                <w:i w:val="0"/>
+                <w:sz w:val="18"/>
+              </w:rPr>
+              <w:t>Two examples</w:t>
+            </w:r>
+          </w:p>
+        </w:tc>
+        <w:tc>
+          <w:tcPr>
+            <w:tcW w:type="dxa" w:w="5112"/>
+          </w:tcPr>
+          <w:p>
+            <w:pPr>
+              <w:spacing w:after="40"/>
+            </w:pPr>
+            <w:r>
+              <w:rPr>
+                <w:sz w:val="18"/>
+              </w:rPr>
+            </w:r>
+            <w:r>
+              <w:rPr>
+                <w:b w:val="0"/>
+                <w:i w:val="0"/>
+                <w:sz w:val="18"/>
+              </w:rPr>
+              <w:t>ADALIMUMAB (Humira) — RA, psoriatic arthritis, Crohn, plaque psoriasis. PEMBROLIZUMAB (Keytruda) — melanoma, lung cancer.</w:t>
+            </w:r>
+          </w:p>
+        </w:tc>
+      </w:tr>
+      <w:tr>
+        <w:tc>
+          <w:tcPr>
+            <w:tcW w:type="dxa" w:w="5112"/>
+            <w:shd w:val="clear" w:color="auto" w:fill="F1EEEF"/>
+          </w:tcPr>
+          <w:p>
+            <w:pPr>
+              <w:spacing w:after="40"/>
+            </w:pPr>
+            <w:r>
+              <w:rPr>
+                <w:b/>
+                <w:sz w:val="18"/>
+              </w:rPr>
+            </w:r>
+            <w:r>
+              <w:rPr>
+                <w:b/>
+                <w:i w:val="0"/>
+                <w:sz w:val="18"/>
+              </w:rPr>
+              <w:t>VACCINATION is</w:t>
+            </w:r>
+          </w:p>
+        </w:tc>
+        <w:tc>
+          <w:tcPr>
+            <w:tcW w:type="dxa" w:w="5112"/>
+          </w:tcPr>
+          <w:p>
+            <w:pPr>
+              <w:spacing w:after="40"/>
+            </w:pPr>
+            <w:r>
+              <w:rPr>
+                <w:sz w:val="18"/>
+              </w:rPr>
+            </w:r>
+            <w:r>
+              <w:rPr>
+                <w:b w:val="0"/>
+                <w:i w:val="0"/>
+                <w:sz w:val="18"/>
+              </w:rPr>
+              <w:t xml:space="preserve">Deliberate exposure to material that is </w:t>
+            </w:r>
+            <w:r>
+              <w:rPr>
+                <w:b/>
+                <w:i w:val="0"/>
+                <w:sz w:val="18"/>
+              </w:rPr>
+              <w:t>ANTIGENIC BUT NOT PATHOGENIC</w:t>
+            </w:r>
+            <w:r>
+              <w:rPr>
+                <w:b w:val="0"/>
+                <w:i w:val="0"/>
+                <w:sz w:val="18"/>
+              </w:rPr>
+              <w:t>.</w:t>
+            </w:r>
+          </w:p>
+        </w:tc>
+      </w:tr>
+      <w:tr>
+        <w:tc>
+          <w:tcPr>
+            <w:tcW w:type="dxa" w:w="5112"/>
+            <w:shd w:val="clear" w:color="auto" w:fill="F1EEEF"/>
+          </w:tcPr>
+          <w:p>
+            <w:pPr>
+              <w:spacing w:after="40"/>
+            </w:pPr>
+            <w:r>
+              <w:rPr>
+                <w:b/>
+                <w:sz w:val="18"/>
+              </w:rPr>
+            </w:r>
+            <w:r>
+              <w:rPr>
+                <w:b/>
+                <w:i w:val="0"/>
+                <w:sz w:val="18"/>
+              </w:rPr>
+              <w:t>The history</w:t>
+            </w:r>
+          </w:p>
+        </w:tc>
+        <w:tc>
+          <w:tcPr>
+            <w:tcW w:type="dxa" w:w="5112"/>
+          </w:tcPr>
+          <w:p>
+            <w:pPr>
+              <w:spacing w:after="40"/>
+            </w:pPr>
+            <w:r>
+              <w:rPr>
+                <w:sz w:val="18"/>
+              </w:rPr>
+            </w:r>
+            <w:r>
+              <w:rPr>
+                <w:b w:val="0"/>
+                <w:i w:val="0"/>
+                <w:sz w:val="18"/>
+              </w:rPr>
+              <w:t xml:space="preserve">LADY MONTAGU brought it to England · </w:t>
+            </w:r>
+            <w:r>
+              <w:rPr>
+                <w:b/>
+                <w:i w:val="0"/>
+                <w:sz w:val="18"/>
+              </w:rPr>
+              <w:t>JENNER</w:t>
+            </w:r>
+            <w:r>
+              <w:rPr>
+                <w:b w:val="0"/>
+                <w:i w:val="0"/>
+                <w:sz w:val="18"/>
+              </w:rPr>
+              <w:t xml:space="preserve"> gave the first effective human vaccination (COWPOX → SMALLPOX) · PASTEUR later did RABIES.</w:t>
+            </w:r>
+          </w:p>
+        </w:tc>
+      </w:tr>
+      <w:tr>
+        <w:tc>
+          <w:tcPr>
+            <w:tcW w:type="dxa" w:w="5112"/>
+            <w:shd w:val="clear" w:color="auto" w:fill="F1EEEF"/>
+          </w:tcPr>
+          <w:p>
+            <w:pPr>
+              <w:spacing w:after="40"/>
+            </w:pPr>
+            <w:r>
+              <w:rPr>
+                <w:b/>
+                <w:sz w:val="18"/>
+              </w:rPr>
+            </w:r>
+            <w:r>
+              <w:rPr>
+                <w:b/>
+                <w:i w:val="0"/>
+                <w:sz w:val="18"/>
+              </w:rPr>
+              <w:t>★ AN EFFECTIVE VACCINE</w:t>
+            </w:r>
+          </w:p>
+        </w:tc>
+        <w:tc>
+          <w:tcPr>
+            <w:tcW w:type="dxa" w:w="5112"/>
+          </w:tcPr>
+          <w:p>
+            <w:pPr>
+              <w:spacing w:after="40"/>
+            </w:pPr>
+            <w:r>
+              <w:rPr>
+                <w:sz w:val="18"/>
+              </w:rPr>
+            </w:r>
+            <w:r>
+              <w:rPr>
+                <w:b w:val="0"/>
+                <w:i w:val="0"/>
+                <w:sz w:val="18"/>
+              </w:rPr>
+              <w:t xml:space="preserve">Low toxicity · protects on exposure · stimulates </w:t>
+            </w:r>
+            <w:r>
+              <w:rPr>
+                <w:b/>
+                <w:i w:val="0"/>
+                <w:sz w:val="18"/>
+              </w:rPr>
+              <w:t>BOTH AMI AND CMI</w:t>
+            </w:r>
+            <w:r>
+              <w:rPr>
+                <w:b w:val="0"/>
+                <w:i w:val="0"/>
+                <w:sz w:val="18"/>
+              </w:rPr>
+              <w:t xml:space="preserve"> · produces MEMORY B and T cells · generally NOT many doses · cheap, easy, long shelf-life.</w:t>
+            </w:r>
+          </w:p>
+        </w:tc>
+      </w:tr>
+      <w:tr>
+        <w:tc>
+          <w:tcPr>
+            <w:tcW w:type="dxa" w:w="5112"/>
+            <w:shd w:val="clear" w:color="auto" w:fill="F1EEEF"/>
+          </w:tcPr>
+          <w:p>
+            <w:pPr>
+              <w:spacing w:after="40"/>
+            </w:pPr>
+            <w:r>
+              <w:rPr>
+                <w:b/>
+                <w:sz w:val="18"/>
+              </w:rPr>
+            </w:r>
+            <w:r>
+              <w:rPr>
+                <w:b/>
+                <w:i w:val="0"/>
+                <w:sz w:val="18"/>
+              </w:rPr>
+              <w:t>STERILIZING vaccine</w:t>
+            </w:r>
+          </w:p>
+        </w:tc>
+        <w:tc>
+          <w:tcPr>
+            <w:tcW w:type="dxa" w:w="5112"/>
+          </w:tcPr>
+          <w:p>
+            <w:pPr>
+              <w:spacing w:after="40"/>
+            </w:pPr>
+            <w:r>
+              <w:rPr>
+                <w:sz w:val="18"/>
+              </w:rPr>
+            </w:r>
+            <w:r>
+              <w:rPr>
+                <w:b w:val="0"/>
+                <w:i w:val="0"/>
+                <w:sz w:val="18"/>
+              </w:rPr>
+              <w:t>The best option — the target is rendered NON-FUNCTIONING and UNABLE TO MUTATE.</w:t>
+            </w:r>
+          </w:p>
+        </w:tc>
+      </w:tr>
+      <w:tr>
+        <w:tc>
+          <w:tcPr>
+            <w:tcW w:type="dxa" w:w="5112"/>
+            <w:shd w:val="clear" w:color="auto" w:fill="F1EEEF"/>
+          </w:tcPr>
+          <w:p>
+            <w:pPr>
+              <w:spacing w:after="40"/>
+            </w:pPr>
+            <w:r>
+              <w:rPr>
+                <w:b/>
+                <w:sz w:val="18"/>
+              </w:rPr>
+            </w:r>
+            <w:r>
+              <w:rPr>
+                <w:b/>
+                <w:i w:val="0"/>
+                <w:sz w:val="18"/>
+              </w:rPr>
+              <w:t>Vaccine contents</w:t>
+            </w:r>
+          </w:p>
+        </w:tc>
+        <w:tc>
+          <w:tcPr>
+            <w:tcW w:type="dxa" w:w="5112"/>
+          </w:tcPr>
+          <w:p>
+            <w:pPr>
+              <w:spacing w:after="40"/>
+            </w:pPr>
+            <w:r>
+              <w:rPr>
+                <w:sz w:val="18"/>
+              </w:rPr>
+            </w:r>
+            <w:r>
+              <w:rPr>
+                <w:b w:val="0"/>
+                <w:i w:val="0"/>
+                <w:sz w:val="18"/>
+              </w:rPr>
+              <w:t xml:space="preserve">Killed whole cells / inactivated virus · LIVE ATTENUATED · acellular or subunit antigens · </w:t>
+            </w:r>
+            <w:r>
+              <w:rPr>
+                <w:b/>
+                <w:i w:val="0"/>
+                <w:sz w:val="18"/>
+              </w:rPr>
+              <w:t>TOXOIDS</w:t>
+            </w:r>
+            <w:r>
+              <w:rPr>
+                <w:b w:val="0"/>
+                <w:i w:val="0"/>
+                <w:sz w:val="18"/>
+              </w:rPr>
+              <w:t xml:space="preserve"> · genetically engineered.</w:t>
+            </w:r>
+          </w:p>
+        </w:tc>
+      </w:tr>
+      <w:tr>
+        <w:tc>
+          <w:tcPr>
+            <w:tcW w:type="dxa" w:w="5112"/>
+            <w:shd w:val="clear" w:color="auto" w:fill="F1EEEF"/>
+          </w:tcPr>
+          <w:p>
+            <w:pPr>
+              <w:spacing w:after="40"/>
+            </w:pPr>
+            <w:r>
+              <w:rPr>
+                <w:b/>
+                <w:sz w:val="18"/>
+              </w:rPr>
+            </w:r>
+            <w:r>
+              <w:rPr>
+                <w:b/>
+                <w:i w:val="0"/>
+                <w:sz w:val="18"/>
+              </w:rPr>
+              <w:t>★ MARROW DONATION</w:t>
+            </w:r>
+          </w:p>
+        </w:tc>
+        <w:tc>
+          <w:tcPr>
+            <w:tcW w:type="dxa" w:w="5112"/>
+          </w:tcPr>
+          <w:p>
+            <w:pPr>
+              <w:spacing w:after="40"/>
+            </w:pPr>
+            <w:r>
+              <w:rPr>
+                <w:sz w:val="18"/>
+              </w:rPr>
+            </w:r>
+            <w:r>
+              <w:rPr>
+                <w:b w:val="0"/>
+                <w:i w:val="0"/>
+                <w:sz w:val="18"/>
+              </w:rPr>
+              <w:t xml:space="preserve">Requires a close </w:t>
+            </w:r>
+            <w:r>
+              <w:rPr>
+                <w:b/>
+                <w:i w:val="0"/>
+                <w:sz w:val="18"/>
+              </w:rPr>
+              <w:t>CLASS I MHC</w:t>
+            </w:r>
+            <w:r>
+              <w:rPr>
+                <w:b w:val="0"/>
+                <w:i w:val="0"/>
+                <w:sz w:val="18"/>
+              </w:rPr>
+              <w:t xml:space="preserve"> match plus DNA testing. Harvested from </w:t>
+            </w:r>
+            <w:r>
+              <w:rPr>
+                <w:b/>
+                <w:i w:val="0"/>
+                <w:sz w:val="18"/>
+              </w:rPr>
+              <w:t>STERNUM, FEMUR or ILIAC CREST</w:t>
+            </w:r>
+            <w:r>
+              <w:rPr>
+                <w:b w:val="0"/>
+                <w:i w:val="0"/>
+                <w:sz w:val="18"/>
+              </w:rPr>
+              <w:t xml:space="preserve">. Peripheral stem cells by </w:t>
+            </w:r>
+            <w:r>
+              <w:rPr>
+                <w:b/>
+                <w:i w:val="0"/>
+                <w:sz w:val="18"/>
+              </w:rPr>
+              <w:t>APHERESIS</w:t>
+            </w:r>
+            <w:r>
+              <w:rPr>
+                <w:b w:val="0"/>
+                <w:i w:val="0"/>
+                <w:sz w:val="18"/>
+              </w:rPr>
+              <w:t xml:space="preserve"> after a mobilising drug. The RECIPIENT gets drug and radiation therapy first, TO REDUCE REJECTION RISK.</w:t>
             </w:r>
           </w:p>
         </w:tc>

--- a/Microbiology Exam 1/micro-exam-1-cram-sheet.docx
+++ b/Microbiology Exam 1/micro-exam-1-cram-sheet.docx
@@ -1994,7 +1994,7 @@
                 <w:i w:val="0"/>
                 <w:sz w:val="18"/>
               </w:rPr>
-              <w:t>Selective toxicity · favourable pharmacokinetics · appropriate spectrum · few side effects · low toxicity · low hypersensitivity · good therapeutic index · LITTLE resistance development.</w:t>
+              <w:t>Selective toxicity · favorable pharmacokinetics · appropriate spectrum · few side effects · low toxicity · low hypersensitivity · good therapeutic index · LITTLE resistance development.</w:t>
             </w:r>
           </w:p>
         </w:tc>
@@ -3570,7 +3570,7 @@
                 <w:i w:val="0"/>
                 <w:sz w:val="18"/>
               </w:rPr>
-              <w:t>Aminoglycosides = renal + AUDITORY · chloramphenicol = aplastic anaemia · ciprofloxacin = seizures · doxycycline = oesophageal ulcers · tetracycline = tooth discoloration (binds calcium during development) · amphotericin B = renal + hepatic · sulfamethoxazole = hyperkalaemia · chloroquine = dysrhythmias.</w:t>
+              <w:t>Aminoglycosides = renal + AUDITORY · chloramphenicol = aplastic anemia · ciprofloxacin = seizures · doxycycline = esophageal ulcers · tetracycline = tooth discoloration (binds calcium during development) · amphotericin B = renal + hepatic · sulfamethoxazole = hyperkalemia · chloroquine = dysrhythmias.</w:t>
             </w:r>
           </w:p>
         </w:tc>
@@ -3814,7 +3814,7 @@
                 <w:i w:val="0"/>
                 <w:sz w:val="18"/>
               </w:rPr>
-              <w:t>INFECTION = microbes PENETRATE HOST DEFENCES, ENTER TISSUES AND MULTIPLY. DISEASE = ANY DEVIATION FROM HEALTH, microbial or not. Disease is the BROADER term.</w:t>
+              <w:t>INFECTION = microbes PENETRATE HOST DEFENSES, ENTER TISSUES AND MULTIPLY. DISEASE = ANY DEVIATION FROM HEALTH, microbial or not. Disease is the BROADER term.</w:t>
             </w:r>
           </w:p>
         </w:tc>
@@ -3914,7 +3914,7 @@
                 <w:i w:val="0"/>
                 <w:sz w:val="18"/>
               </w:rPr>
-              <w:t>LARGE INTESTINE — mainly STRICT or FACULTATIVE ANAEROBES. Bacteria are 10–30% OF FAECAL VOLUME.</w:t>
+              <w:t>LARGE INTESTINE — mainly STRICT or FACULTATIVE ANAEROBES. Bacteria are 10–30% OF FECAL VOLUME.</w:t>
             </w:r>
           </w:p>
         </w:tc>
@@ -4308,7 +4308,7 @@
                 <w:i w:val="0"/>
                 <w:sz w:val="18"/>
               </w:rPr>
-              <w:t>Causes disease in HEALTHY people with NORMAL defences. INFLUENZA, RABIES, PLAGUE BACTERIUM, MALARIAL PROTOZOAN.</w:t>
+              <w:t>Causes disease in HEALTHY people with NORMAL defenses. INFLUENZA, RABIES, PLAGUE BACTERIUM, MALARIAL PROTOZOAN.</w:t>
             </w:r>
           </w:p>
         </w:tc>
@@ -4358,7 +4358,7 @@
                 <w:i w:val="0"/>
                 <w:sz w:val="18"/>
               </w:rPr>
-              <w:t>Causes disease when defences are COMPROMISED, or when it grows somewhere UNNATURAL to it. SOMETIMES IT IS THE PATIENT'S OWN FLORA.</w:t>
+              <w:t>Causes disease when defenses are COMPROMISED, or when it grows somewhere UNNATURAL to it. SOMETIMES IT IS THE PATIENT'S OWN FLORA.</w:t>
             </w:r>
           </w:p>
         </w:tc>
@@ -4385,7 +4385,7 @@
                 <w:i w:val="0"/>
                 <w:sz w:val="18"/>
               </w:rPr>
-              <w:t>WEAKENS HOST DEFENCES</w:t>
+              <w:t>WEAKENS HOST DEFENSES</w:t>
             </w:r>
           </w:p>
         </w:tc>
@@ -4558,7 +4558,7 @@
                 <w:i w:val="0"/>
                 <w:sz w:val="18"/>
               </w:rPr>
-              <w:t>MEASLES 1 PARTICLE · TB 10 bacteria · smallpox 10–100 · plague 100–500 · SARS-CoV-1 ~280 · influenza A ~790 · gonorrhoea 1,000 · CHOLERA 100,000,000.</w:t>
+              <w:t>MEASLES 1 PARTICLE · TB 10 bacteria · smallpox 10–100 · plague 100–500 · SARS-CoV-1 ~280 · influenza A ~790 · gonorrhea 1,000 · CHOLERA 100,000,000.</w:t>
             </w:r>
           </w:p>
         </w:tc>
@@ -5102,7 +5102,7 @@
                 <w:i w:val="0"/>
                 <w:sz w:val="18"/>
               </w:rPr>
-              <w:t>Attack host defences to allow DEEPER INVASION: MUCINASE, HYALURONIDASE, COAGULASE, BACTERIAL KINASES.</w:t>
+              <w:t>Attack host defenses to allow DEEPER INVASION: MUCINASE, HYALURONIDASE, COAGULASE, BACTERIAL KINASES.</w:t>
             </w:r>
           </w:p>
         </w:tc>
@@ -6240,7 +6240,7 @@
                 <w:i w:val="0"/>
                 <w:sz w:val="18"/>
               </w:rPr>
-              <w:t>HORIZONTAL (kissing, sexual) · VERTICAL (MOTHER TO CHILD, transplacental or vaginal birth) · DROPLET (saliva, vomit, faeces, blood) · BIOLOGICAL VECTORS.</w:t>
+              <w:t>HORIZONTAL (kissing, sexual) · VERTICAL (MOTHER TO CHILD, transplacental or vaginal birth) · DROPLET (saliva, vomit, feces, blood) · BIOLOGICAL VECTORS.</w:t>
             </w:r>
           </w:p>
         </w:tc>
@@ -8290,7 +8290,7 @@
                 <w:i w:val="0"/>
                 <w:sz w:val="18"/>
               </w:rPr>
-              <w:t>VECTOR = a LIVING thing that TRANSMITS (mosquitoes, fleas, ticks, flies, cockroaches). RESERVOIR HARBOURS it. Malaria: birds may be the reservoir, MOSQUITOES the vector.</w:t>
+              <w:t>VECTOR = a LIVING thing that TRANSMITS (mosquitoes, fleas, ticks, flies, cockroaches). RESERVOIR HARBORS it. Malaria: birds may be the reservoir, MOSQUITOES the vector.</w:t>
             </w:r>
           </w:p>
         </w:tc>
@@ -8978,7 +8978,7 @@
                 <w:i w:val="0"/>
                 <w:sz w:val="18"/>
               </w:rPr>
-              <w:t>IMMUNOCOMPROMISED, paediatric, geriatric, HIV, OPEN WOUNDS or BURNS, surgical patients.</w:t>
+              <w:t>IMMUNOCOMPROMISED, pediatric, geriatric, HIV, OPEN WOUNDS or BURNS, surgical patients.</w:t>
             </w:r>
           </w:p>
         </w:tc>
@@ -9478,7 +9478,7 @@
                 <w:i w:val="0"/>
                 <w:sz w:val="18"/>
               </w:rPr>
-              <w:t xml:space="preserve">1.7M deaths/yr diarrhoeal, 1.5M respiratory. </w:t>
+              <w:t xml:space="preserve">1.7M deaths/yr diarrheal, 1.5M respiratory. </w:t>
             </w:r>
             <w:r>
               <w:rPr>
@@ -9544,7 +9544,7 @@
                 <w:i w:val="0"/>
                 <w:sz w:val="18"/>
               </w:rPr>
-              <w:t>Soap/sanitiser dispensers, humidifiers, nebulisers, pressure transducers, STETHOSCOPES, suction, THERMOMETERS, ULTRASOUND PROBE AND GEL, BP monitors, IV pumps, telemetry wires.</w:t>
+              <w:t>Soap/sanitizer dispensers, humidifiers, nebulizers, pressure transducers, STETHOSCOPES, suction, THERMOMETERS, ULTRASOUND PROBE AND GEL, BP monitors, IV pumps, telemetry wires.</w:t>
             </w:r>
           </w:p>
         </w:tc>
@@ -9738,7 +9738,7 @@
                 <w:i w:val="0"/>
                 <w:sz w:val="18"/>
               </w:rPr>
-              <w:t xml:space="preserve">1. STANDARDISE cleaning policy · 2. Select </w:t>
+              <w:t xml:space="preserve">1. STANDARDIZE cleaning policy · 2. Select </w:t>
             </w:r>
             <w:r>
               <w:rPr>
@@ -11330,7 +11330,7 @@
                 <w:i w:val="0"/>
                 <w:sz w:val="18"/>
               </w:rPr>
-              <w:t>“Three pathways, ALL GETTING TO C3. Which is first? THE ALTERNATIVE. Then the LECTIN. Then the CLASSICAL — and the classical is the one associated with the THIRD line of defence.”</w:t>
+              <w:t>“Three pathways, ALL GETTING TO C3. Which is first? THE ALTERNATIVE. Then the LECTIN. Then the CLASSICAL — and the classical is the one associated with the THIRD line of defense.”</w:t>
             </w:r>
           </w:p>
         </w:tc>
@@ -11407,7 +11407,7 @@
                 <w:i w:val="0"/>
                 <w:sz w:val="18"/>
               </w:rPr>
-              <w:t>✗ NOT asked to memorise (1)</w:t>
+              <w:t>✗ NOT asked to memorize (1)</w:t>
             </w:r>
           </w:p>
         </w:tc>
@@ -11457,7 +11457,7 @@
                 <w:i w:val="0"/>
                 <w:sz w:val="18"/>
               </w:rPr>
-              <w:t>✗ NOT asked to memorise (2)</w:t>
+              <w:t>✗ NOT asked to memorize (2)</w:t>
             </w:r>
           </w:p>
         </w:tc>
@@ -11507,7 +11507,7 @@
                 <w:i w:val="0"/>
                 <w:sz w:val="18"/>
               </w:rPr>
-              <w:t>✗ NOT asked to memorise (3)</w:t>
+              <w:t>✗ NOT asked to memorize (3)</w:t>
             </w:r>
           </w:p>
         </w:tc>
@@ -11557,7 +11557,7 @@
                 <w:i w:val="0"/>
                 <w:sz w:val="18"/>
               </w:rPr>
-              <w:t>✗ NOT asked to memorise (4)</w:t>
+              <w:t>✗ NOT asked to memorize (4)</w:t>
             </w:r>
           </w:p>
         </w:tc>
@@ -11607,7 +11607,7 @@
                 <w:i w:val="0"/>
                 <w:sz w:val="18"/>
               </w:rPr>
-              <w:t>✗ NOT asked to memorise (5)</w:t>
+              <w:t>✗ NOT asked to memorize (5)</w:t>
             </w:r>
           </w:p>
         </w:tc>
@@ -11975,30 +11975,30 @@
                 <w:i w:val="0"/>
                 <w:sz w:val="18"/>
               </w:rPr>
-              <w:t>THE ORGANISING IDEA</w:t>
-            </w:r>
-          </w:p>
-        </w:tc>
-        <w:tc>
-          <w:tcPr>
-            <w:tcW w:type="dxa" w:w="5112"/>
-          </w:tcPr>
-          <w:p>
-            <w:pPr>
-              <w:spacing w:after="40"/>
-            </w:pPr>
-            <w:r>
-              <w:rPr>
-                <w:sz w:val="18"/>
-              </w:rPr>
-            </w:r>
-            <w:r>
-              <w:rPr>
-                <w:b w:val="0"/>
-                <w:i w:val="0"/>
-                <w:sz w:val="18"/>
-              </w:rPr>
-              <w:t>Innate immunity covers a huge range WITHOUT a receptor per organism — it recognises PATTERNS SHARED ACROSS PATHOGEN FAMILIES.</w:t>
+              <w:t>THE ORGANIZING IDEA</w:t>
+            </w:r>
+          </w:p>
+        </w:tc>
+        <w:tc>
+          <w:tcPr>
+            <w:tcW w:type="dxa" w:w="5112"/>
+          </w:tcPr>
+          <w:p>
+            <w:pPr>
+              <w:spacing w:after="40"/>
+            </w:pPr>
+            <w:r>
+              <w:rPr>
+                <w:sz w:val="18"/>
+              </w:rPr>
+            </w:r>
+            <w:r>
+              <w:rPr>
+                <w:b w:val="0"/>
+                <w:i w:val="0"/>
+                <w:sz w:val="18"/>
+              </w:rPr>
+              <w:t>Innate immunity covers a huge range WITHOUT a receptor per organism — it recognizes PATTERNS SHARED ACROSS PATHOGEN FAMILIES.</w:t>
             </w:r>
           </w:p>
         </w:tc>
@@ -12624,7 +12624,7 @@
                 <w:i w:val="0"/>
                 <w:sz w:val="18"/>
               </w:rPr>
-              <w:t xml:space="preserve"> makes ANTIMICROBIAL SUBSTANCES (CHEMICAL). Colonisation begins AFTER BIRTH.</w:t>
+              <w:t xml:space="preserve"> makes ANTIMICROBIAL SUBSTANCES (CHEMICAL). Colonization begins AFTER BIRTH.</w:t>
             </w:r>
           </w:p>
         </w:tc>
@@ -12724,7 +12724,7 @@
                 <w:i w:val="0"/>
                 <w:sz w:val="18"/>
               </w:rPr>
-              <w:t xml:space="preserve">DYSBIOSIS with LESS antimicrobial peptide. Colonising with COAGULASE-NEGATIVE STAPHS </w:t>
+              <w:t xml:space="preserve">DYSBIOSIS with LESS antimicrobial peptide. Colonizing with COAGULASE-NEGATIVE STAPHS </w:t>
             </w:r>
             <w:r>
               <w:rPr>
@@ -13224,7 +13224,7 @@
                 <w:i w:val="0"/>
                 <w:sz w:val="18"/>
               </w:rPr>
-              <w:t>The ONLY innate components that NEUTRALISE A BROAD RANGE OF TOXINS BY UNFOLDING THEM.</w:t>
+              <w:t>The ONLY innate components that NEUTRALIZE A BROAD RANGE OF TOXINS BY UNFOLDING THEM.</w:t>
             </w:r>
           </w:p>
         </w:tc>
@@ -13251,7 +13251,7 @@
                 <w:i w:val="0"/>
                 <w:sz w:val="18"/>
               </w:rPr>
-              <w:t>★ THE GENETIC DEFENCE</w:t>
+              <w:t>★ THE GENETIC DEFENSE</w:t>
             </w:r>
           </w:p>
         </w:tc>
@@ -15060,7 +15060,7 @@
                 <w:i w:val="0"/>
                 <w:sz w:val="18"/>
               </w:rPr>
-              <w:t xml:space="preserve">. (2) MORE NEUTROPHILS. (3) MORE T CELL PROLIFERATION. (4) BETTER IMMUNE SIGNALLING. (5) </w:t>
+              <w:t xml:space="preserve">. (2) MORE NEUTROPHILS. (3) MORE T CELL PROLIFERATION. (4) BETTER IMMUNE SIGNALING. (5) </w:t>
             </w:r>
             <w:r>
               <w:rPr>
@@ -16790,7 +16790,7 @@
                 <w:i w:val="0"/>
                 <w:sz w:val="18"/>
               </w:rPr>
-              <w:t>Binds cell surfaces → INDUCES ANTIVIRAL PROTEINS. Also INHIBITS CANCER GENES and SUPPRESSES TUMOURS.</w:t>
+              <w:t>Binds cell surfaces → INDUCES ANTIVIRAL PROTEINS. Also INHIBITS CANCER GENES and SUPPRESSES TUMORS.</w:t>
             </w:r>
           </w:p>
         </w:tc>
@@ -17504,7 +17504,7 @@
                 <w:i w:val="0"/>
                 <w:sz w:val="18"/>
               </w:rPr>
-              <w:t>INFECTION TYPES · INFLAMMATION · ALLERGIES · IMMUNE DISORDERS · LEUKAEMIA · MYELODYSPLASTIC SYNDROME.</w:t>
+              <w:t>INFECTION TYPES · INFLAMMATION · ALLERGIES · IMMUNE DISORDERS · LEUKEMIA · MYELODYSPLASTIC SYNDROME.</w:t>
             </w:r>
           </w:p>
         </w:tc>
@@ -18334,7 +18334,7 @@
                 <w:i w:val="0"/>
                 <w:sz w:val="18"/>
               </w:rPr>
-              <w:t xml:space="preserve">IFN-α/β → favours </w:t>
+              <w:t xml:space="preserve">IFN-α/β → favors </w:t>
             </w:r>
             <w:r>
               <w:rPr>
@@ -18350,7 +18350,7 @@
                 <w:i w:val="0"/>
                 <w:sz w:val="18"/>
               </w:rPr>
-              <w:t xml:space="preserve">. IL-12 → favours </w:t>
+              <w:t xml:space="preserve">. IL-12 → favors </w:t>
             </w:r>
             <w:r>
               <w:rPr>
@@ -20720,7 +20720,7 @@
                 <w:i w:val="0"/>
                 <w:sz w:val="18"/>
               </w:rPr>
-              <w:t xml:space="preserve"> Recognises antigen ONLY with MHC.</w:t>
+              <w:t xml:space="preserve"> Recognizes antigen ONLY with MHC.</w:t>
             </w:r>
           </w:p>
         </w:tc>
@@ -21170,7 +21170,7 @@
                 <w:i w:val="0"/>
                 <w:sz w:val="18"/>
               </w:rPr>
-              <w:t>= ANTIGENIC DETERMINANT. The small molecular group actually recognised. One antigen may carry MANY.</w:t>
+              <w:t>= ANTIGENIC DETERMINANT. The small molecular group actually recognized. One antigen may carry MANY.</w:t>
             </w:r>
           </w:p>
         </w:tc>
@@ -23827,7 +23827,7 @@
                 <w:i w:val="0"/>
                 <w:sz w:val="18"/>
               </w:rPr>
-              <w:t>Sensitised T cells become</w:t>
+              <w:t>Sensitized T cells become</w:t>
             </w:r>
           </w:p>
         </w:tc>
@@ -23987,7 +23987,7 @@
                 <w:i w:val="0"/>
                 <w:sz w:val="18"/>
               </w:rPr>
-              <w:t>PASSIVE immunisation lasts</w:t>
+              <w:t>PASSIVE immunization lasts</w:t>
             </w:r>
           </w:p>
         </w:tc>
@@ -24854,7 +24854,7 @@
                 <w:i w:val="0"/>
                 <w:sz w:val="18"/>
               </w:rPr>
-              <w:t xml:space="preserve"> after a mobilising drug. The RECIPIENT gets drug and radiation therapy first, TO REDUCE REJECTION RISK.</w:t>
+              <w:t xml:space="preserve"> after a mobilizing drug. The RECIPIENT gets drug and radiation therapy first, TO REDUCE REJECTION RISK.</w:t>
             </w:r>
           </w:p>
         </w:tc>
@@ -24874,33 +24874,7 @@
           <w:b w:val="0"/>
           <w:i w:val="0"/>
         </w:rPr>
-        <w:t>← Back to Homepage</w:t>
-      </w:r>
-    </w:p>
-    <w:p>
-      <w:pPr>
-        <w:spacing w:after="120"/>
-      </w:pPr>
-      <w:r>
-        <w:rPr>
-          <w:b w:val="0"/>
-          <w:i w:val="0"/>
-        </w:rPr>
-        <w:t xml:space="preserve">★ </w:t>
-      </w:r>
-      <w:r>
-        <w:rPr>
-          <w:b w:val="0"/>
-          <w:i w:val="0"/>
-        </w:rPr>
-        <w:t>If you see any mistakes, click here to report it</w:t>
-      </w:r>
-      <w:r>
-        <w:rPr>
-          <w:b w:val="0"/>
-          <w:i w:val="0"/>
-        </w:rPr>
-        <w:t xml:space="preserve"> ★</w:t>
+        <w:t xml:space="preserve"> Condensed from the Microbiology Exam 1 Study Guide (Class of 2028). For the full explanation and the figures, see the full guide. More topics are added as each Exam 1 lecture is posted. </w:t>
       </w:r>
     </w:p>
     <w:sectPr>
